--- a/Knowledge/3-Work knowledge/1-Software Engineering/2-Testing/5-My Source/1-ISTQB Foundation Level/8-Communicating the Status of Testing.docx
+++ b/Knowledge/3-Work knowledge/1-Software Engineering/2-Testing/5-My Source/1-ISTQB Foundation Level/8-Communicating the Status of Testing.docx
@@ -21,86 +21,86 @@
       </w:pPr>
       <w:r>
         <w:rPr>
-          <w:b/>
-          <w:shd w:val="clear" w:color="auto" w:fill="B7B7B7"/>
-        </w:rPr>
-        <w:t># Source</w:t>
-      </w:r>
-      <w:r>
-        <w:rPr>
-          <w:shd w:val="clear" w:color="auto" w:fill="B7B7B7"/>
-        </w:rPr>
-        <w:t xml:space="preserve">: </w:t>
-      </w:r>
-      <w:r>
-        <w:rPr>
-          <w:b/>
-          <w:shd w:val="clear" w:color="auto" w:fill="B7B7B7"/>
-        </w:rPr>
-        <w:t xml:space="preserve">Chatgpt </w:t>
-      </w:r>
-      <w:r>
-        <w:rPr>
-          <w:b/>
-          <w:sz w:val="14"/>
-          <w:szCs w:val="14"/>
-          <w:shd w:val="clear" w:color="auto" w:fill="B7B7B7"/>
-        </w:rPr>
-        <w:t>(GPT</w:t>
-      </w:r>
-      <w:r>
-        <w:rPr>
-          <w:rFonts w:ascii="Cambria Math" w:hAnsi="Cambria Math" w:cs="Cambria Math"/>
-          <w:b/>
-          <w:sz w:val="14"/>
-          <w:szCs w:val="14"/>
-          <w:shd w:val="clear" w:color="auto" w:fill="B7B7B7"/>
+          <w:rFonts w:ascii="Arial" w:eastAsia="Arial" w:hAnsi="Arial" w:cs="Arial"/>
+          <w:b/>
+          <w:color w:val="000000"/>
+          <w:sz w:val="18"/>
+          <w:highlight w:val="lightGray"/>
+        </w:rPr>
+        <w:t># Source: AI Source: Provided by: [Data Path</w:t>
+      </w:r>
+      <w:r>
+        <w:rPr>
+          <w:rFonts w:ascii="Arial" w:eastAsia="Arial" w:hAnsi="Arial" w:cs="Arial"/>
+          <w:color w:val="000000"/>
+          <w:sz w:val="18"/>
+          <w:highlight w:val="lightGray"/>
+        </w:rPr>
+        <w:t xml:space="preserve">: Persons Table -&gt; ID Column: 1, Name_En Column: Motasem Essam] -&gt; </w:t>
+      </w:r>
+      <w:r>
+        <w:rPr>
+          <w:rFonts w:ascii="Arial" w:eastAsia="Arial" w:hAnsi="Arial" w:cs="Arial"/>
+          <w:b/>
+          <w:color w:val="000000"/>
+          <w:sz w:val="18"/>
+          <w:highlight w:val="lightGray"/>
+        </w:rPr>
+        <w:t>From:</w:t>
+      </w:r>
+      <w:r>
+        <w:rPr>
+          <w:rFonts w:ascii="Arial" w:eastAsia="Arial" w:hAnsi="Arial" w:cs="Arial"/>
+          <w:color w:val="000000"/>
+          <w:sz w:val="18"/>
+          <w:highlight w:val="lightGray"/>
+        </w:rPr>
+        <w:t xml:space="preserve"> [Chatgpt (GPT</w:t>
+      </w:r>
+      <w:r>
+        <w:rPr>
+          <w:rFonts w:ascii="Arial" w:eastAsia="Arial" w:hAnsi="Arial" w:cs="Cambria Math"/>
+          <w:color w:val="000000"/>
+          <w:sz w:val="18"/>
+          <w:highlight w:val="lightGray"/>
         </w:rPr>
         <w:t>‑</w:t>
       </w:r>
       <w:r>
         <w:rPr>
-          <w:b/>
-          <w:sz w:val="14"/>
-          <w:szCs w:val="14"/>
-          <w:shd w:val="clear" w:color="auto" w:fill="B7B7B7"/>
-        </w:rPr>
-        <w:t>5 Mini) at [8/18/2025]</w:t>
-      </w:r>
-      <w:r>
-        <w:br/>
-      </w:r>
-      <w:r>
-        <w:rPr>
-          <w:rFonts w:ascii="Roboto Mono" w:eastAsia="Roboto Mono" w:hAnsi="Roboto Mono" w:cs="Roboto Mono"/>
-        </w:rPr>
-        <w:t xml:space="preserve"> In software testing, </w:t>
-      </w:r>
-      <w:r>
-        <w:rPr>
-          <w:rFonts w:ascii="Roboto Mono" w:eastAsia="Roboto Mono" w:hAnsi="Roboto Mono" w:cs="Roboto Mono"/>
-          <w:b/>
-        </w:rPr>
-        <w:t>communicating the status of testing</w:t>
-      </w:r>
-      <w:r>
-        <w:rPr>
-          <w:rFonts w:ascii="Roboto Mono" w:eastAsia="Roboto Mono" w:hAnsi="Roboto Mono" w:cs="Roboto Mono"/>
-        </w:rPr>
-        <w:t xml:space="preserve"> means keeping </w:t>
-      </w:r>
-      <w:r>
-        <w:rPr>
-          <w:rFonts w:ascii="Roboto Mono" w:eastAsia="Roboto Mono" w:hAnsi="Roboto Mono" w:cs="Roboto Mono"/>
-          <w:b/>
-        </w:rPr>
-        <w:t>stakeholders (managers, developers, product owners, clients, etc.) informed</w:t>
-      </w:r>
-      <w:r>
-        <w:rPr>
-          <w:rFonts w:ascii="Roboto Mono" w:eastAsia="Roboto Mono" w:hAnsi="Roboto Mono" w:cs="Roboto Mono"/>
-        </w:rPr>
-        <w:t xml:space="preserve"> about:</w:t>
+          <w:rFonts w:ascii="Arial" w:eastAsia="Arial" w:hAnsi="Arial" w:cs="Arial"/>
+          <w:color w:val="000000"/>
+          <w:sz w:val="18"/>
+          <w:highlight w:val="lightGray"/>
+        </w:rPr>
+        <w:t xml:space="preserve">5 Mini)] </w:t>
+      </w:r>
+      <w:r>
+        <w:rPr>
+          <w:rFonts w:ascii="Arial" w:eastAsia="Arial" w:hAnsi="Arial" w:cs="Arial"/>
+          <w:b/>
+          <w:color w:val="000000"/>
+          <w:sz w:val="18"/>
+          <w:highlight w:val="lightGray"/>
+        </w:rPr>
+        <w:t>on</w:t>
+      </w:r>
+      <w:r>
+        <w:rPr>
+          <w:rFonts w:ascii="Arial" w:eastAsia="Arial" w:hAnsi="Arial"/>
+          <w:sz w:val="18"/>
+          <w:highlight w:val="lightGray"/>
+        </w:rPr>
+        <w:t xml:space="preserve"> [8/18/2025]</w:t>
+      </w:r>
+      <w:r>
+        <w:rPr>
+          <w:rFonts w:ascii="Arial" w:eastAsia="Arial" w:hAnsi="Arial"/>
+          <w:sz w:val="18"/>
+          <w:highlight w:val="lightGray"/>
+        </w:rPr>
+        <w:br/>
+        <w:t xml:space="preserve"> In software testing, communicating the status of testing means keeping stakeholders (managers, developers, product owners, clients, etc.) informed about:</w:t>
       </w:r>
     </w:p>
     <w:p>
@@ -109,7 +109,7 @@
           <w:ilvl w:val="0"/>
           <w:numId w:val="7"/>
         </w:numPr>
-        <w:spacing w:before="240"/>
+        <w:spacing w:before="240" w:after="0" w:line="276" w:lineRule="auto"/>
         <w:rPr>
           <w:rFonts w:ascii="Roboto Mono" w:eastAsia="Roboto Mono" w:hAnsi="Roboto Mono" w:cs="Roboto Mono"/>
         </w:rPr>
@@ -133,6 +133,7 @@
           <w:ilvl w:val="0"/>
           <w:numId w:val="7"/>
         </w:numPr>
+        <w:spacing w:after="0" w:line="276" w:lineRule="auto"/>
         <w:rPr>
           <w:rFonts w:ascii="Roboto Mono" w:eastAsia="Roboto Mono" w:hAnsi="Roboto Mono" w:cs="Roboto Mono"/>
         </w:rPr>
@@ -156,6 +157,7 @@
           <w:ilvl w:val="0"/>
           <w:numId w:val="7"/>
         </w:numPr>
+        <w:spacing w:after="0" w:line="276" w:lineRule="auto"/>
         <w:rPr>
           <w:rFonts w:ascii="Roboto Mono" w:eastAsia="Roboto Mono" w:hAnsi="Roboto Mono" w:cs="Roboto Mono"/>
         </w:rPr>
@@ -179,7 +181,7 @@
           <w:ilvl w:val="0"/>
           <w:numId w:val="7"/>
         </w:numPr>
-        <w:spacing w:after="240"/>
+        <w:spacing w:after="240" w:line="276" w:lineRule="auto"/>
       </w:pPr>
       <w:r>
         <w:rPr>
@@ -207,51 +209,77 @@
       </w:pPr>
       <w:r>
         <w:rPr>
-          <w:b/>
-          <w:shd w:val="clear" w:color="auto" w:fill="B7B7B7"/>
-        </w:rPr>
-        <w:t># Source</w:t>
-      </w:r>
-      <w:r>
-        <w:rPr>
-          <w:shd w:val="clear" w:color="auto" w:fill="B7B7B7"/>
-        </w:rPr>
-        <w:t xml:space="preserve">: </w:t>
-      </w:r>
-      <w:r>
-        <w:rPr>
-          <w:b/>
-          <w:shd w:val="clear" w:color="auto" w:fill="B7B7B7"/>
-        </w:rPr>
-        <w:t xml:space="preserve">Chatgpt </w:t>
-      </w:r>
-      <w:r>
-        <w:rPr>
-          <w:b/>
-          <w:sz w:val="14"/>
-          <w:szCs w:val="14"/>
-          <w:shd w:val="clear" w:color="auto" w:fill="B7B7B7"/>
-        </w:rPr>
-        <w:t>(GPT</w:t>
-      </w:r>
-      <w:r>
-        <w:rPr>
-          <w:rFonts w:ascii="Cambria Math" w:hAnsi="Cambria Math" w:cs="Cambria Math"/>
-          <w:b/>
-          <w:sz w:val="14"/>
-          <w:szCs w:val="14"/>
-          <w:shd w:val="clear" w:color="auto" w:fill="B7B7B7"/>
+          <w:rFonts w:ascii="Arial" w:eastAsia="Arial" w:hAnsi="Arial" w:cs="Arial"/>
+          <w:b/>
+          <w:color w:val="000000"/>
+          <w:sz w:val="18"/>
+          <w:highlight w:val="lightGray"/>
+        </w:rPr>
+        <w:t># Source: AI Source: Provided by: [Data Path</w:t>
+      </w:r>
+      <w:r>
+        <w:rPr>
+          <w:rFonts w:ascii="Arial" w:eastAsia="Arial" w:hAnsi="Arial" w:cs="Arial"/>
+          <w:color w:val="000000"/>
+          <w:sz w:val="18"/>
+          <w:highlight w:val="lightGray"/>
+        </w:rPr>
+        <w:t xml:space="preserve">: Persons Table -&gt; ID Column: 1, Name_En Column: Motasem Essam] -&gt; </w:t>
+      </w:r>
+      <w:r>
+        <w:rPr>
+          <w:rFonts w:ascii="Arial" w:eastAsia="Arial" w:hAnsi="Arial" w:cs="Arial"/>
+          <w:b/>
+          <w:color w:val="000000"/>
+          <w:sz w:val="18"/>
+          <w:highlight w:val="lightGray"/>
+        </w:rPr>
+        <w:t>From:</w:t>
+      </w:r>
+      <w:r>
+        <w:rPr>
+          <w:rFonts w:ascii="Arial" w:eastAsia="Arial" w:hAnsi="Arial" w:cs="Arial"/>
+          <w:color w:val="000000"/>
+          <w:sz w:val="18"/>
+          <w:highlight w:val="lightGray"/>
+        </w:rPr>
+        <w:t xml:space="preserve"> [Chatgpt (GPT</w:t>
+      </w:r>
+      <w:r>
+        <w:rPr>
+          <w:rFonts w:ascii="Arial" w:eastAsia="Arial" w:hAnsi="Arial" w:cs="Cambria Math"/>
+          <w:color w:val="000000"/>
+          <w:sz w:val="18"/>
+          <w:highlight w:val="lightGray"/>
         </w:rPr>
         <w:t>‑</w:t>
       </w:r>
       <w:r>
         <w:rPr>
-          <w:b/>
-          <w:sz w:val="14"/>
-          <w:szCs w:val="14"/>
-          <w:shd w:val="clear" w:color="auto" w:fill="B7B7B7"/>
-        </w:rPr>
-        <w:t>5 Mini) at [8/18/2025]</w:t>
+          <w:rFonts w:ascii="Arial" w:eastAsia="Arial" w:hAnsi="Arial" w:cs="Arial"/>
+          <w:color w:val="000000"/>
+          <w:sz w:val="18"/>
+          <w:highlight w:val="lightGray"/>
+        </w:rPr>
+        <w:t xml:space="preserve">5 Mini)] </w:t>
+      </w:r>
+      <w:r>
+        <w:rPr>
+          <w:rFonts w:ascii="Arial" w:eastAsia="Arial" w:hAnsi="Arial" w:cs="Arial"/>
+          <w:b/>
+          <w:color w:val="000000"/>
+          <w:sz w:val="18"/>
+          <w:highlight w:val="lightGray"/>
+        </w:rPr>
+        <w:t>on</w:t>
+      </w:r>
+      <w:r>
+        <w:rPr>
+          <w:rFonts w:ascii="Arial" w:eastAsia="Arial" w:hAnsi="Arial"/>
+          <w:sz w:val="18"/>
+          <w:highlight w:val="lightGray"/>
+        </w:rPr>
+        <w:t xml:space="preserve"> [8/18/2025]</w:t>
       </w:r>
     </w:p>
     <w:p>
@@ -303,7 +331,7 @@
     </w:p>
     <w:p>
       <w:r>
-        <w:pict w14:anchorId="5DD11478">
+        <w:pict w14:anchorId="2A37D1D8">
           <v:rect id="_x0000_i1025" style="width:0;height:1.5pt" o:hralign="center" o:hrstd="t" o:hr="t" fillcolor="#a0a0a0" stroked="f"/>
         </w:pict>
       </w:r>
@@ -324,51 +352,77 @@
       </w:pPr>
       <w:r>
         <w:rPr>
-          <w:b/>
-          <w:shd w:val="clear" w:color="auto" w:fill="B7B7B7"/>
-        </w:rPr>
-        <w:t># Source</w:t>
-      </w:r>
-      <w:r>
-        <w:rPr>
-          <w:shd w:val="clear" w:color="auto" w:fill="B7B7B7"/>
-        </w:rPr>
-        <w:t xml:space="preserve">: </w:t>
-      </w:r>
-      <w:r>
-        <w:rPr>
-          <w:b/>
-          <w:shd w:val="clear" w:color="auto" w:fill="B7B7B7"/>
-        </w:rPr>
-        <w:t xml:space="preserve">Chatgpt </w:t>
-      </w:r>
-      <w:r>
-        <w:rPr>
-          <w:b/>
-          <w:sz w:val="14"/>
-          <w:szCs w:val="14"/>
-          <w:shd w:val="clear" w:color="auto" w:fill="B7B7B7"/>
-        </w:rPr>
-        <w:t>(GPT</w:t>
-      </w:r>
-      <w:r>
-        <w:rPr>
-          <w:rFonts w:ascii="Cambria Math" w:hAnsi="Cambria Math" w:cs="Cambria Math"/>
-          <w:b/>
-          <w:sz w:val="14"/>
-          <w:szCs w:val="14"/>
-          <w:shd w:val="clear" w:color="auto" w:fill="B7B7B7"/>
+          <w:rFonts w:ascii="Arial" w:eastAsia="Arial" w:hAnsi="Arial" w:cs="Arial"/>
+          <w:b/>
+          <w:color w:val="000000"/>
+          <w:sz w:val="18"/>
+          <w:highlight w:val="lightGray"/>
+        </w:rPr>
+        <w:t># Source: AI Source: Provided by: [Data Path</w:t>
+      </w:r>
+      <w:r>
+        <w:rPr>
+          <w:rFonts w:ascii="Arial" w:eastAsia="Arial" w:hAnsi="Arial" w:cs="Arial"/>
+          <w:color w:val="000000"/>
+          <w:sz w:val="18"/>
+          <w:highlight w:val="lightGray"/>
+        </w:rPr>
+        <w:t xml:space="preserve">: Persons Table -&gt; ID Column: 1, Name_En Column: Motasem Essam] -&gt; </w:t>
+      </w:r>
+      <w:r>
+        <w:rPr>
+          <w:rFonts w:ascii="Arial" w:eastAsia="Arial" w:hAnsi="Arial" w:cs="Arial"/>
+          <w:b/>
+          <w:color w:val="000000"/>
+          <w:sz w:val="18"/>
+          <w:highlight w:val="lightGray"/>
+        </w:rPr>
+        <w:t>From:</w:t>
+      </w:r>
+      <w:r>
+        <w:rPr>
+          <w:rFonts w:ascii="Arial" w:eastAsia="Arial" w:hAnsi="Arial" w:cs="Arial"/>
+          <w:color w:val="000000"/>
+          <w:sz w:val="18"/>
+          <w:highlight w:val="lightGray"/>
+        </w:rPr>
+        <w:t xml:space="preserve"> [Chatgpt (GPT</w:t>
+      </w:r>
+      <w:r>
+        <w:rPr>
+          <w:rFonts w:ascii="Arial" w:eastAsia="Arial" w:hAnsi="Arial" w:cs="Cambria Math"/>
+          <w:color w:val="000000"/>
+          <w:sz w:val="18"/>
+          <w:highlight w:val="lightGray"/>
         </w:rPr>
         <w:t>‑</w:t>
       </w:r>
       <w:r>
         <w:rPr>
-          <w:b/>
-          <w:sz w:val="14"/>
-          <w:szCs w:val="14"/>
-          <w:shd w:val="clear" w:color="auto" w:fill="B7B7B7"/>
-        </w:rPr>
-        <w:t>5 Mini) at [8/18/2025]</w:t>
+          <w:rFonts w:ascii="Arial" w:eastAsia="Arial" w:hAnsi="Arial" w:cs="Arial"/>
+          <w:color w:val="000000"/>
+          <w:sz w:val="18"/>
+          <w:highlight w:val="lightGray"/>
+        </w:rPr>
+        <w:t xml:space="preserve">5 Mini)] </w:t>
+      </w:r>
+      <w:r>
+        <w:rPr>
+          <w:rFonts w:ascii="Arial" w:eastAsia="Arial" w:hAnsi="Arial" w:cs="Arial"/>
+          <w:b/>
+          <w:color w:val="000000"/>
+          <w:sz w:val="18"/>
+          <w:highlight w:val="lightGray"/>
+        </w:rPr>
+        <w:t>on</w:t>
+      </w:r>
+      <w:r>
+        <w:rPr>
+          <w:rFonts w:ascii="Arial" w:eastAsia="Arial" w:hAnsi="Arial"/>
+          <w:sz w:val="18"/>
+          <w:highlight w:val="lightGray"/>
+        </w:rPr>
+        <w:t xml:space="preserve"> [8/18/2025]</w:t>
       </w:r>
     </w:p>
     <w:p>
@@ -377,7 +431,7 @@
           <w:ilvl w:val="0"/>
           <w:numId w:val="11"/>
         </w:numPr>
-        <w:spacing w:before="240"/>
+        <w:spacing w:before="240" w:after="0" w:line="276" w:lineRule="auto"/>
       </w:pPr>
       <w:r>
         <w:rPr>
@@ -411,6 +465,7 @@
           <w:ilvl w:val="0"/>
           <w:numId w:val="11"/>
         </w:numPr>
+        <w:spacing w:after="0" w:line="276" w:lineRule="auto"/>
       </w:pPr>
       <w:r>
         <w:rPr>
@@ -444,6 +499,7 @@
           <w:ilvl w:val="0"/>
           <w:numId w:val="11"/>
         </w:numPr>
+        <w:spacing w:after="0" w:line="276" w:lineRule="auto"/>
       </w:pPr>
       <w:r>
         <w:rPr>
@@ -477,6 +533,7 @@
           <w:ilvl w:val="0"/>
           <w:numId w:val="11"/>
         </w:numPr>
+        <w:spacing w:after="0" w:line="276" w:lineRule="auto"/>
       </w:pPr>
       <w:r>
         <w:rPr>
@@ -510,7 +567,7 @@
           <w:ilvl w:val="0"/>
           <w:numId w:val="11"/>
         </w:numPr>
-        <w:spacing w:after="240"/>
+        <w:spacing w:after="240" w:line="276" w:lineRule="auto"/>
       </w:pPr>
       <w:r>
         <w:rPr>
@@ -537,8 +594,7 @@
     </w:p>
     <w:p>
       <w:r>
-        <w:lastRenderedPageBreak/>
-        <w:pict w14:anchorId="390B1E01">
+        <w:pict w14:anchorId="3A7A22E9">
           <v:rect id="_x0000_i1026" style="width:0;height:1.5pt" o:hralign="center" o:hrstd="t" o:hr="t" fillcolor="#a0a0a0" stroked="f"/>
         </w:pict>
       </w:r>
@@ -571,51 +627,77 @@
       </w:pPr>
       <w:r>
         <w:rPr>
-          <w:b/>
-          <w:shd w:val="clear" w:color="auto" w:fill="B7B7B7"/>
-        </w:rPr>
-        <w:t># Source</w:t>
-      </w:r>
-      <w:r>
-        <w:rPr>
-          <w:shd w:val="clear" w:color="auto" w:fill="B7B7B7"/>
-        </w:rPr>
-        <w:t xml:space="preserve">: </w:t>
-      </w:r>
-      <w:r>
-        <w:rPr>
-          <w:b/>
-          <w:shd w:val="clear" w:color="auto" w:fill="B7B7B7"/>
-        </w:rPr>
-        <w:t xml:space="preserve">Chatgpt </w:t>
-      </w:r>
-      <w:r>
-        <w:rPr>
-          <w:b/>
-          <w:sz w:val="14"/>
-          <w:szCs w:val="14"/>
-          <w:shd w:val="clear" w:color="auto" w:fill="B7B7B7"/>
-        </w:rPr>
-        <w:t>(GPT</w:t>
-      </w:r>
-      <w:r>
-        <w:rPr>
-          <w:rFonts w:ascii="Cambria Math" w:hAnsi="Cambria Math" w:cs="Cambria Math"/>
-          <w:b/>
-          <w:sz w:val="14"/>
-          <w:szCs w:val="14"/>
-          <w:shd w:val="clear" w:color="auto" w:fill="B7B7B7"/>
+          <w:rFonts w:ascii="Arial" w:eastAsia="Arial" w:hAnsi="Arial" w:cs="Arial"/>
+          <w:b/>
+          <w:color w:val="000000"/>
+          <w:sz w:val="18"/>
+          <w:highlight w:val="lightGray"/>
+        </w:rPr>
+        <w:t># Source: AI Source: Provided by: [Data Path</w:t>
+      </w:r>
+      <w:r>
+        <w:rPr>
+          <w:rFonts w:ascii="Arial" w:eastAsia="Arial" w:hAnsi="Arial" w:cs="Arial"/>
+          <w:color w:val="000000"/>
+          <w:sz w:val="18"/>
+          <w:highlight w:val="lightGray"/>
+        </w:rPr>
+        <w:t xml:space="preserve">: Persons Table -&gt; ID Column: 1, Name_En Column: Motasem Essam] -&gt; </w:t>
+      </w:r>
+      <w:r>
+        <w:rPr>
+          <w:rFonts w:ascii="Arial" w:eastAsia="Arial" w:hAnsi="Arial" w:cs="Arial"/>
+          <w:b/>
+          <w:color w:val="000000"/>
+          <w:sz w:val="18"/>
+          <w:highlight w:val="lightGray"/>
+        </w:rPr>
+        <w:t>From:</w:t>
+      </w:r>
+      <w:r>
+        <w:rPr>
+          <w:rFonts w:ascii="Arial" w:eastAsia="Arial" w:hAnsi="Arial" w:cs="Arial"/>
+          <w:color w:val="000000"/>
+          <w:sz w:val="18"/>
+          <w:highlight w:val="lightGray"/>
+        </w:rPr>
+        <w:t xml:space="preserve"> [Chatgpt (GPT</w:t>
+      </w:r>
+      <w:r>
+        <w:rPr>
+          <w:rFonts w:ascii="Arial" w:eastAsia="Arial" w:hAnsi="Arial" w:cs="Cambria Math"/>
+          <w:color w:val="000000"/>
+          <w:sz w:val="18"/>
+          <w:highlight w:val="lightGray"/>
         </w:rPr>
         <w:t>‑</w:t>
       </w:r>
       <w:r>
         <w:rPr>
-          <w:b/>
-          <w:sz w:val="14"/>
-          <w:szCs w:val="14"/>
-          <w:shd w:val="clear" w:color="auto" w:fill="B7B7B7"/>
-        </w:rPr>
-        <w:t>5 Mini) at [8/18/2025]</w:t>
+          <w:rFonts w:ascii="Arial" w:eastAsia="Arial" w:hAnsi="Arial" w:cs="Arial"/>
+          <w:color w:val="000000"/>
+          <w:sz w:val="18"/>
+          <w:highlight w:val="lightGray"/>
+        </w:rPr>
+        <w:t xml:space="preserve">5 Mini)] </w:t>
+      </w:r>
+      <w:r>
+        <w:rPr>
+          <w:rFonts w:ascii="Arial" w:eastAsia="Arial" w:hAnsi="Arial" w:cs="Arial"/>
+          <w:b/>
+          <w:color w:val="000000"/>
+          <w:sz w:val="18"/>
+          <w:highlight w:val="lightGray"/>
+        </w:rPr>
+        <w:t>on</w:t>
+      </w:r>
+      <w:r>
+        <w:rPr>
+          <w:rFonts w:ascii="Arial" w:eastAsia="Arial" w:hAnsi="Arial"/>
+          <w:sz w:val="18"/>
+          <w:highlight w:val="lightGray"/>
+        </w:rPr>
+        <w:t xml:space="preserve"> [8/18/2025]</w:t>
       </w:r>
     </w:p>
     <w:p>
@@ -624,7 +706,7 @@
           <w:ilvl w:val="0"/>
           <w:numId w:val="3"/>
         </w:numPr>
-        <w:spacing w:before="240"/>
+        <w:spacing w:before="240" w:after="0" w:line="276" w:lineRule="auto"/>
       </w:pPr>
       <w:r>
         <w:rPr>
@@ -652,6 +734,7 @@
           <w:ilvl w:val="0"/>
           <w:numId w:val="3"/>
         </w:numPr>
+        <w:spacing w:after="0" w:line="276" w:lineRule="auto"/>
       </w:pPr>
       <w:r>
         <w:rPr>
@@ -679,6 +762,7 @@
           <w:ilvl w:val="0"/>
           <w:numId w:val="3"/>
         </w:numPr>
+        <w:spacing w:after="0" w:line="276" w:lineRule="auto"/>
       </w:pPr>
       <w:r>
         <w:rPr>
@@ -706,6 +790,7 @@
           <w:ilvl w:val="0"/>
           <w:numId w:val="3"/>
         </w:numPr>
+        <w:spacing w:after="0" w:line="276" w:lineRule="auto"/>
       </w:pPr>
       <w:r>
         <w:rPr>
@@ -733,6 +818,7 @@
           <w:ilvl w:val="0"/>
           <w:numId w:val="3"/>
         </w:numPr>
+        <w:spacing w:after="0" w:line="276" w:lineRule="auto"/>
       </w:pPr>
       <w:r>
         <w:rPr>
@@ -760,7 +846,7 @@
           <w:ilvl w:val="0"/>
           <w:numId w:val="3"/>
         </w:numPr>
-        <w:spacing w:after="240"/>
+        <w:spacing w:after="240" w:line="276" w:lineRule="auto"/>
       </w:pPr>
       <w:r>
         <w:rPr>
@@ -784,7 +870,7 @@
     </w:p>
     <w:p>
       <w:r>
-        <w:pict w14:anchorId="7A8AE11B">
+        <w:pict w14:anchorId="7A9A1D82">
           <v:rect id="_x0000_i1027" style="width:0;height:1.5pt" o:hralign="center" o:hrstd="t" o:hr="t" fillcolor="#a0a0a0" stroked="f"/>
         </w:pict>
       </w:r>
@@ -817,51 +903,77 @@
       </w:pPr>
       <w:r>
         <w:rPr>
-          <w:b/>
-          <w:shd w:val="clear" w:color="auto" w:fill="B7B7B7"/>
-        </w:rPr>
-        <w:t># Source</w:t>
-      </w:r>
-      <w:r>
-        <w:rPr>
-          <w:shd w:val="clear" w:color="auto" w:fill="B7B7B7"/>
-        </w:rPr>
-        <w:t xml:space="preserve">: </w:t>
-      </w:r>
-      <w:r>
-        <w:rPr>
-          <w:b/>
-          <w:shd w:val="clear" w:color="auto" w:fill="B7B7B7"/>
-        </w:rPr>
-        <w:t xml:space="preserve">Chatgpt </w:t>
-      </w:r>
-      <w:r>
-        <w:rPr>
-          <w:b/>
-          <w:sz w:val="14"/>
-          <w:szCs w:val="14"/>
-          <w:shd w:val="clear" w:color="auto" w:fill="B7B7B7"/>
-        </w:rPr>
-        <w:t>(GPT</w:t>
-      </w:r>
-      <w:r>
-        <w:rPr>
-          <w:rFonts w:ascii="Cambria Math" w:hAnsi="Cambria Math" w:cs="Cambria Math"/>
-          <w:b/>
-          <w:sz w:val="14"/>
-          <w:szCs w:val="14"/>
-          <w:shd w:val="clear" w:color="auto" w:fill="B7B7B7"/>
+          <w:rFonts w:ascii="Arial" w:eastAsia="Arial" w:hAnsi="Arial" w:cs="Arial"/>
+          <w:b/>
+          <w:color w:val="000000"/>
+          <w:sz w:val="18"/>
+          <w:highlight w:val="lightGray"/>
+        </w:rPr>
+        <w:t># Source: AI Source: Provided by: [Data Path</w:t>
+      </w:r>
+      <w:r>
+        <w:rPr>
+          <w:rFonts w:ascii="Arial" w:eastAsia="Arial" w:hAnsi="Arial" w:cs="Arial"/>
+          <w:color w:val="000000"/>
+          <w:sz w:val="18"/>
+          <w:highlight w:val="lightGray"/>
+        </w:rPr>
+        <w:t xml:space="preserve">: Persons Table -&gt; ID Column: 1, Name_En Column: Motasem Essam] -&gt; </w:t>
+      </w:r>
+      <w:r>
+        <w:rPr>
+          <w:rFonts w:ascii="Arial" w:eastAsia="Arial" w:hAnsi="Arial" w:cs="Arial"/>
+          <w:b/>
+          <w:color w:val="000000"/>
+          <w:sz w:val="18"/>
+          <w:highlight w:val="lightGray"/>
+        </w:rPr>
+        <w:t>From:</w:t>
+      </w:r>
+      <w:r>
+        <w:rPr>
+          <w:rFonts w:ascii="Arial" w:eastAsia="Arial" w:hAnsi="Arial" w:cs="Arial"/>
+          <w:color w:val="000000"/>
+          <w:sz w:val="18"/>
+          <w:highlight w:val="lightGray"/>
+        </w:rPr>
+        <w:t xml:space="preserve"> [Chatgpt (GPT</w:t>
+      </w:r>
+      <w:r>
+        <w:rPr>
+          <w:rFonts w:ascii="Arial" w:eastAsia="Arial" w:hAnsi="Arial" w:cs="Cambria Math"/>
+          <w:color w:val="000000"/>
+          <w:sz w:val="18"/>
+          <w:highlight w:val="lightGray"/>
         </w:rPr>
         <w:t>‑</w:t>
       </w:r>
       <w:r>
         <w:rPr>
-          <w:b/>
-          <w:sz w:val="14"/>
-          <w:szCs w:val="14"/>
-          <w:shd w:val="clear" w:color="auto" w:fill="B7B7B7"/>
-        </w:rPr>
-        <w:t>5 Mini) at [8/18/2025]</w:t>
+          <w:rFonts w:ascii="Arial" w:eastAsia="Arial" w:hAnsi="Arial" w:cs="Arial"/>
+          <w:color w:val="000000"/>
+          <w:sz w:val="18"/>
+          <w:highlight w:val="lightGray"/>
+        </w:rPr>
+        <w:t xml:space="preserve">5 Mini)] </w:t>
+      </w:r>
+      <w:r>
+        <w:rPr>
+          <w:rFonts w:ascii="Arial" w:eastAsia="Arial" w:hAnsi="Arial" w:cs="Arial"/>
+          <w:b/>
+          <w:color w:val="000000"/>
+          <w:sz w:val="18"/>
+          <w:highlight w:val="lightGray"/>
+        </w:rPr>
+        <w:t>on</w:t>
+      </w:r>
+      <w:r>
+        <w:rPr>
+          <w:rFonts w:ascii="Arial" w:eastAsia="Arial" w:hAnsi="Arial"/>
+          <w:sz w:val="18"/>
+          <w:highlight w:val="lightGray"/>
+        </w:rPr>
+        <w:t xml:space="preserve"> [8/18/2025]</w:t>
       </w:r>
     </w:p>
     <w:p>
@@ -870,7 +982,7 @@
           <w:ilvl w:val="0"/>
           <w:numId w:val="10"/>
         </w:numPr>
-        <w:spacing w:before="240"/>
+        <w:spacing w:before="240" w:after="0" w:line="276" w:lineRule="auto"/>
       </w:pPr>
       <w:r>
         <w:rPr>
@@ -898,6 +1010,7 @@
           <w:ilvl w:val="0"/>
           <w:numId w:val="10"/>
         </w:numPr>
+        <w:spacing w:after="0" w:line="276" w:lineRule="auto"/>
       </w:pPr>
       <w:r>
         <w:rPr>
@@ -925,6 +1038,7 @@
           <w:ilvl w:val="0"/>
           <w:numId w:val="10"/>
         </w:numPr>
+        <w:spacing w:after="0" w:line="276" w:lineRule="auto"/>
       </w:pPr>
       <w:r>
         <w:rPr>
@@ -952,6 +1066,7 @@
           <w:ilvl w:val="0"/>
           <w:numId w:val="10"/>
         </w:numPr>
+        <w:spacing w:after="0" w:line="276" w:lineRule="auto"/>
       </w:pPr>
       <w:r>
         <w:rPr>
@@ -979,7 +1094,7 @@
           <w:ilvl w:val="0"/>
           <w:numId w:val="10"/>
         </w:numPr>
-        <w:spacing w:after="240"/>
+        <w:spacing w:after="240" w:line="276" w:lineRule="auto"/>
       </w:pPr>
       <w:r>
         <w:rPr>
@@ -1042,831 +1157,903 @@
       </w:pPr>
       <w:r>
         <w:rPr>
-          <w:b/>
-          <w:shd w:val="clear" w:color="auto" w:fill="B7B7B7"/>
-        </w:rPr>
-        <w:lastRenderedPageBreak/>
-        <w:t># Source</w:t>
-      </w:r>
-      <w:r>
-        <w:rPr>
-          <w:shd w:val="clear" w:color="auto" w:fill="B7B7B7"/>
-        </w:rPr>
-        <w:t xml:space="preserve">: </w:t>
-      </w:r>
-      <w:r>
-        <w:rPr>
-          <w:b/>
-          <w:shd w:val="clear" w:color="auto" w:fill="B7B7B7"/>
-        </w:rPr>
-        <w:t xml:space="preserve">Chatgpt </w:t>
-      </w:r>
-      <w:r>
+          <w:rFonts w:ascii="Arial" w:eastAsia="Arial" w:hAnsi="Arial" w:cs="Arial"/>
+          <w:b/>
+          <w:color w:val="000000"/>
+          <w:sz w:val="18"/>
+          <w:highlight w:val="lightGray"/>
+        </w:rPr>
+        <w:t># Source: AI Source: Provided by: [Data Path</w:t>
+      </w:r>
+      <w:r>
+        <w:rPr>
+          <w:rFonts w:ascii="Arial" w:eastAsia="Arial" w:hAnsi="Arial" w:cs="Arial"/>
+          <w:color w:val="000000"/>
+          <w:sz w:val="18"/>
+          <w:highlight w:val="lightGray"/>
+        </w:rPr>
+        <w:t xml:space="preserve">: Persons Table -&gt; ID Column: 1, Name_En Column: Motasem Essam] -&gt; </w:t>
+      </w:r>
+      <w:r>
+        <w:rPr>
+          <w:rFonts w:ascii="Arial" w:eastAsia="Arial" w:hAnsi="Arial" w:cs="Arial"/>
+          <w:b/>
+          <w:color w:val="000000"/>
+          <w:sz w:val="18"/>
+          <w:highlight w:val="lightGray"/>
+        </w:rPr>
+        <w:t>From:</w:t>
+      </w:r>
+      <w:r>
+        <w:rPr>
+          <w:rFonts w:ascii="Arial" w:eastAsia="Arial" w:hAnsi="Arial" w:cs="Arial"/>
+          <w:color w:val="000000"/>
+          <w:sz w:val="18"/>
+          <w:highlight w:val="lightGray"/>
+        </w:rPr>
+        <w:t xml:space="preserve"> [Chatgpt (GPT</w:t>
+      </w:r>
+      <w:r>
+        <w:rPr>
+          <w:rFonts w:ascii="Arial" w:eastAsia="Arial" w:hAnsi="Arial" w:cs="Cambria Math"/>
+          <w:color w:val="000000"/>
+          <w:sz w:val="18"/>
+          <w:highlight w:val="lightGray"/>
+        </w:rPr>
+        <w:t>‑</w:t>
+      </w:r>
+      <w:r>
+        <w:rPr>
+          <w:rFonts w:ascii="Arial" w:eastAsia="Arial" w:hAnsi="Arial" w:cs="Arial"/>
+          <w:color w:val="000000"/>
+          <w:sz w:val="18"/>
+          <w:highlight w:val="lightGray"/>
+        </w:rPr>
+        <w:t xml:space="preserve">5 Mini)] </w:t>
+      </w:r>
+      <w:r>
+        <w:rPr>
+          <w:rFonts w:ascii="Arial" w:eastAsia="Arial" w:hAnsi="Arial" w:cs="Arial"/>
+          <w:b/>
+          <w:color w:val="000000"/>
+          <w:sz w:val="18"/>
+          <w:highlight w:val="lightGray"/>
+        </w:rPr>
+        <w:t>on</w:t>
+      </w:r>
+      <w:r>
+        <w:rPr>
+          <w:rFonts w:ascii="Arial" w:eastAsia="Arial" w:hAnsi="Arial"/>
+          <w:sz w:val="18"/>
+          <w:highlight w:val="lightGray"/>
+        </w:rPr>
+        <w:t xml:space="preserve"> [8/22/2025]</w:t>
+      </w:r>
+    </w:p>
+    <w:p>
+      <w:pPr>
+        <w:numPr>
+          <w:ilvl w:val="0"/>
+          <w:numId w:val="1"/>
+        </w:numPr>
+        <w:spacing w:before="240" w:after="0" w:line="276" w:lineRule="auto"/>
+        <w:rPr>
+          <w:rFonts w:ascii="Roboto Mono" w:eastAsia="Roboto Mono" w:hAnsi="Roboto Mono" w:cs="Roboto Mono"/>
+        </w:rPr>
+      </w:pPr>
+      <w:r>
+        <w:rPr>
+          <w:rFonts w:ascii="Roboto Mono" w:eastAsia="Roboto Mono" w:hAnsi="Roboto Mono" w:cs="Roboto Mono"/>
+          <w:b/>
+        </w:rPr>
+        <w:t>Meaning:</w:t>
+      </w:r>
+      <w:r>
+        <w:rPr>
+          <w:rFonts w:ascii="Roboto Mono" w:eastAsia="Roboto Mono" w:hAnsi="Roboto Mono" w:cs="Roboto Mono"/>
+          <w:b/>
+        </w:rPr>
+        <w:br/>
+      </w:r>
+    </w:p>
+    <w:p>
+      <w:pPr>
+        <w:numPr>
+          <w:ilvl w:val="1"/>
+          <w:numId w:val="1"/>
+        </w:numPr>
+        <w:spacing w:after="0" w:line="276" w:lineRule="auto"/>
+        <w:rPr>
+          <w:rFonts w:ascii="Roboto Mono" w:eastAsia="Roboto Mono" w:hAnsi="Roboto Mono" w:cs="Roboto Mono"/>
+        </w:rPr>
+      </w:pPr>
+      <w:r>
+        <w:rPr>
+          <w:rFonts w:ascii="Roboto Mono" w:eastAsia="Roboto Mono" w:hAnsi="Roboto Mono" w:cs="Roboto Mono"/>
+        </w:rPr>
+        <w:t xml:space="preserve">Written or electronic update communicating current </w:t>
+      </w:r>
+      <w:r>
+        <w:rPr>
+          <w:rFonts w:ascii="Roboto Mono" w:eastAsia="Roboto Mono" w:hAnsi="Roboto Mono" w:cs="Roboto Mono"/>
+          <w:b/>
+        </w:rPr>
+        <w:t>progress, issues, and results</w:t>
+      </w:r>
+      <w:r>
+        <w:rPr>
+          <w:rFonts w:ascii="Roboto Mono" w:eastAsia="Roboto Mono" w:hAnsi="Roboto Mono" w:cs="Roboto Mono"/>
+        </w:rPr>
+        <w:t xml:space="preserve"> of testing activities.</w:t>
+      </w:r>
+      <w:r>
+        <w:rPr>
+          <w:rFonts w:ascii="Roboto Mono" w:eastAsia="Roboto Mono" w:hAnsi="Roboto Mono" w:cs="Roboto Mono"/>
+        </w:rPr>
+        <w:br/>
+      </w:r>
+    </w:p>
+    <w:p>
+      <w:pPr>
+        <w:numPr>
+          <w:ilvl w:val="0"/>
+          <w:numId w:val="1"/>
+        </w:numPr>
+        <w:spacing w:after="0" w:line="276" w:lineRule="auto"/>
+        <w:rPr>
+          <w:rFonts w:ascii="Roboto Mono" w:eastAsia="Roboto Mono" w:hAnsi="Roboto Mono" w:cs="Roboto Mono"/>
+        </w:rPr>
+      </w:pPr>
+      <w:r>
+        <w:rPr>
+          <w:rFonts w:ascii="Roboto Mono" w:eastAsia="Roboto Mono" w:hAnsi="Roboto Mono" w:cs="Roboto Mono"/>
+          <w:b/>
+        </w:rPr>
+        <w:t>Goal:</w:t>
+      </w:r>
+      <w:r>
+        <w:rPr>
+          <w:rFonts w:ascii="Roboto Mono" w:eastAsia="Roboto Mono" w:hAnsi="Roboto Mono" w:cs="Roboto Mono"/>
+          <w:b/>
+        </w:rPr>
+        <w:br/>
+      </w:r>
+    </w:p>
+    <w:p>
+      <w:pPr>
+        <w:numPr>
+          <w:ilvl w:val="1"/>
+          <w:numId w:val="1"/>
+        </w:numPr>
+        <w:spacing w:after="0" w:line="276" w:lineRule="auto"/>
+        <w:rPr>
+          <w:rFonts w:ascii="Roboto Mono" w:eastAsia="Roboto Mono" w:hAnsi="Roboto Mono" w:cs="Roboto Mono"/>
+        </w:rPr>
+      </w:pPr>
+      <w:r>
+        <w:rPr>
+          <w:rFonts w:ascii="Roboto Mono" w:eastAsia="Roboto Mono" w:hAnsi="Roboto Mono" w:cs="Roboto Mono"/>
+        </w:rPr>
+        <w:t xml:space="preserve">Keep </w:t>
+      </w:r>
+      <w:r>
+        <w:rPr>
+          <w:rFonts w:ascii="Roboto Mono" w:eastAsia="Roboto Mono" w:hAnsi="Roboto Mono" w:cs="Roboto Mono"/>
+          <w:b/>
+        </w:rPr>
+        <w:t>project managers, test managers, and team members informed</w:t>
+      </w:r>
+      <w:r>
+        <w:rPr>
+          <w:rFonts w:ascii="Roboto Mono" w:eastAsia="Roboto Mono" w:hAnsi="Roboto Mono" w:cs="Roboto Mono"/>
+        </w:rPr>
+        <w:t>.</w:t>
+      </w:r>
+      <w:r>
+        <w:rPr>
+          <w:rFonts w:ascii="Roboto Mono" w:eastAsia="Roboto Mono" w:hAnsi="Roboto Mono" w:cs="Roboto Mono"/>
+        </w:rPr>
+        <w:br/>
+      </w:r>
+    </w:p>
+    <w:p>
+      <w:pPr>
+        <w:numPr>
+          <w:ilvl w:val="1"/>
+          <w:numId w:val="1"/>
+        </w:numPr>
+        <w:spacing w:after="0" w:line="276" w:lineRule="auto"/>
+        <w:rPr>
+          <w:rFonts w:ascii="Roboto Mono" w:eastAsia="Roboto Mono" w:hAnsi="Roboto Mono" w:cs="Roboto Mono"/>
+        </w:rPr>
+      </w:pPr>
+      <w:r>
+        <w:rPr>
+          <w:rFonts w:ascii="Roboto Mono" w:eastAsia="Roboto Mono" w:hAnsi="Roboto Mono" w:cs="Roboto Mono"/>
+        </w:rPr>
+        <w:t xml:space="preserve">Highlight </w:t>
+      </w:r>
+      <w:r>
+        <w:rPr>
+          <w:rFonts w:ascii="Roboto Mono" w:eastAsia="Roboto Mono" w:hAnsi="Roboto Mono" w:cs="Roboto Mono"/>
+          <w:b/>
+        </w:rPr>
+        <w:t>risks, blockers, defects, and deviations</w:t>
+      </w:r>
+      <w:r>
+        <w:rPr>
+          <w:rFonts w:ascii="Roboto Mono" w:eastAsia="Roboto Mono" w:hAnsi="Roboto Mono" w:cs="Roboto Mono"/>
+        </w:rPr>
+        <w:t>.</w:t>
+      </w:r>
+      <w:r>
+        <w:rPr>
+          <w:rFonts w:ascii="Roboto Mono" w:eastAsia="Roboto Mono" w:hAnsi="Roboto Mono" w:cs="Roboto Mono"/>
+        </w:rPr>
+        <w:br/>
+      </w:r>
+    </w:p>
+    <w:p>
+      <w:pPr>
+        <w:numPr>
+          <w:ilvl w:val="1"/>
+          <w:numId w:val="1"/>
+        </w:numPr>
+        <w:spacing w:after="0" w:line="276" w:lineRule="auto"/>
+        <w:rPr>
+          <w:rFonts w:ascii="Roboto Mono" w:eastAsia="Roboto Mono" w:hAnsi="Roboto Mono" w:cs="Roboto Mono"/>
+        </w:rPr>
+      </w:pPr>
+      <w:r>
+        <w:rPr>
+          <w:rFonts w:ascii="Roboto Mono" w:eastAsia="Roboto Mono" w:hAnsi="Roboto Mono" w:cs="Roboto Mono"/>
+        </w:rPr>
+        <w:t xml:space="preserve">Support </w:t>
+      </w:r>
+      <w:r>
+        <w:rPr>
+          <w:rFonts w:ascii="Roboto Mono" w:eastAsia="Roboto Mono" w:hAnsi="Roboto Mono" w:cs="Roboto Mono"/>
+          <w:b/>
+        </w:rPr>
+        <w:t>release readiness decisions</w:t>
+      </w:r>
+      <w:r>
+        <w:rPr>
+          <w:rFonts w:ascii="Roboto Mono" w:eastAsia="Roboto Mono" w:hAnsi="Roboto Mono" w:cs="Roboto Mono"/>
+        </w:rPr>
+        <w:t>.</w:t>
+      </w:r>
+      <w:r>
+        <w:rPr>
+          <w:rFonts w:ascii="Roboto Mono" w:eastAsia="Roboto Mono" w:hAnsi="Roboto Mono" w:cs="Roboto Mono"/>
+        </w:rPr>
+        <w:br/>
+      </w:r>
+    </w:p>
+    <w:p>
+      <w:pPr>
+        <w:numPr>
+          <w:ilvl w:val="0"/>
+          <w:numId w:val="1"/>
+        </w:numPr>
+        <w:spacing w:after="0" w:line="276" w:lineRule="auto"/>
+        <w:rPr>
+          <w:rFonts w:ascii="Roboto Mono" w:eastAsia="Roboto Mono" w:hAnsi="Roboto Mono" w:cs="Roboto Mono"/>
+        </w:rPr>
+      </w:pPr>
+      <w:r>
+        <w:rPr>
+          <w:rFonts w:ascii="Roboto Mono" w:eastAsia="Roboto Mono" w:hAnsi="Roboto Mono" w:cs="Roboto Mono"/>
+          <w:b/>
+        </w:rPr>
+        <w:t>Scope:</w:t>
+      </w:r>
+      <w:r>
+        <w:rPr>
+          <w:rFonts w:ascii="Roboto Mono" w:eastAsia="Roboto Mono" w:hAnsi="Roboto Mono" w:cs="Roboto Mono"/>
+          <w:b/>
+        </w:rPr>
+        <w:br/>
+      </w:r>
+    </w:p>
+    <w:p>
+      <w:pPr>
+        <w:numPr>
+          <w:ilvl w:val="1"/>
+          <w:numId w:val="1"/>
+        </w:numPr>
+        <w:spacing w:after="0" w:line="276" w:lineRule="auto"/>
+        <w:rPr>
+          <w:rFonts w:ascii="Roboto Mono" w:eastAsia="Roboto Mono" w:hAnsi="Roboto Mono" w:cs="Roboto Mono"/>
+        </w:rPr>
+      </w:pPr>
+      <w:r>
+        <w:rPr>
+          <w:rFonts w:ascii="Roboto Mono" w:eastAsia="Roboto Mono" w:hAnsi="Roboto Mono" w:cs="Roboto Mono"/>
+        </w:rPr>
+        <w:t xml:space="preserve">Covers </w:t>
+      </w:r>
+      <w:r>
+        <w:rPr>
+          <w:rFonts w:ascii="Roboto Mono" w:eastAsia="Roboto Mono" w:hAnsi="Roboto Mono" w:cs="Roboto Mono"/>
+          <w:b/>
+        </w:rPr>
+        <w:t>individual tester updates</w:t>
+      </w:r>
+      <w:r>
+        <w:rPr>
+          <w:rFonts w:ascii="Roboto Mono" w:eastAsia="Roboto Mono" w:hAnsi="Roboto Mono" w:cs="Roboto Mono"/>
+        </w:rPr>
+        <w:t xml:space="preserve"> or </w:t>
+      </w:r>
+      <w:r>
+        <w:rPr>
+          <w:rFonts w:ascii="Roboto Mono" w:eastAsia="Roboto Mono" w:hAnsi="Roboto Mono" w:cs="Roboto Mono"/>
+          <w:b/>
+        </w:rPr>
+        <w:t>overall project testing progress</w:t>
+      </w:r>
+      <w:r>
+        <w:rPr>
+          <w:rFonts w:ascii="Roboto Mono" w:eastAsia="Roboto Mono" w:hAnsi="Roboto Mono" w:cs="Roboto Mono"/>
+        </w:rPr>
+        <w:t>.</w:t>
+      </w:r>
+      <w:r>
+        <w:rPr>
+          <w:rFonts w:ascii="Roboto Mono" w:eastAsia="Roboto Mono" w:hAnsi="Roboto Mono" w:cs="Roboto Mono"/>
+        </w:rPr>
+        <w:br/>
+      </w:r>
+    </w:p>
+    <w:p>
+      <w:pPr>
+        <w:numPr>
+          <w:ilvl w:val="1"/>
+          <w:numId w:val="1"/>
+        </w:numPr>
+        <w:spacing w:after="0" w:line="276" w:lineRule="auto"/>
+        <w:rPr>
+          <w:rFonts w:ascii="Roboto Mono" w:eastAsia="Roboto Mono" w:hAnsi="Roboto Mono" w:cs="Roboto Mono"/>
+        </w:rPr>
+      </w:pPr>
+      <w:r>
+        <w:rPr>
+          <w:rFonts w:ascii="Roboto Mono" w:eastAsia="Roboto Mono" w:hAnsi="Roboto Mono" w:cs="Roboto Mono"/>
+        </w:rPr>
+        <w:t xml:space="preserve">Includes </w:t>
+      </w:r>
+      <w:r>
+        <w:rPr>
+          <w:rFonts w:ascii="Roboto Mono" w:eastAsia="Roboto Mono" w:hAnsi="Roboto Mono" w:cs="Roboto Mono"/>
+          <w:b/>
+        </w:rPr>
+        <w:t>test execution results, defect status, and planned activities</w:t>
+      </w:r>
+      <w:r>
+        <w:rPr>
+          <w:rFonts w:ascii="Roboto Mono" w:eastAsia="Roboto Mono" w:hAnsi="Roboto Mono" w:cs="Roboto Mono"/>
+        </w:rPr>
+        <w:t>.</w:t>
+      </w:r>
+      <w:r>
+        <w:rPr>
+          <w:rFonts w:ascii="Roboto Mono" w:eastAsia="Roboto Mono" w:hAnsi="Roboto Mono" w:cs="Roboto Mono"/>
+        </w:rPr>
+        <w:br/>
+      </w:r>
+    </w:p>
+    <w:p>
+      <w:pPr>
+        <w:numPr>
+          <w:ilvl w:val="0"/>
+          <w:numId w:val="1"/>
+        </w:numPr>
+        <w:spacing w:after="0" w:line="276" w:lineRule="auto"/>
+        <w:rPr>
+          <w:rFonts w:ascii="Roboto Mono" w:eastAsia="Roboto Mono" w:hAnsi="Roboto Mono" w:cs="Roboto Mono"/>
+        </w:rPr>
+      </w:pPr>
+      <w:r>
+        <w:rPr>
+          <w:rFonts w:ascii="Roboto Mono" w:eastAsia="Roboto Mono" w:hAnsi="Roboto Mono" w:cs="Roboto Mono"/>
+          <w:b/>
+        </w:rPr>
+        <w:t>When Used:</w:t>
+      </w:r>
+      <w:r>
+        <w:rPr>
+          <w:rFonts w:ascii="Roboto Mono" w:eastAsia="Roboto Mono" w:hAnsi="Roboto Mono" w:cs="Roboto Mono"/>
+          <w:b/>
+        </w:rPr>
+        <w:br/>
+      </w:r>
+    </w:p>
+    <w:p>
+      <w:pPr>
+        <w:numPr>
+          <w:ilvl w:val="1"/>
+          <w:numId w:val="1"/>
+        </w:numPr>
+        <w:spacing w:after="0" w:line="276" w:lineRule="auto"/>
+        <w:rPr>
+          <w:rFonts w:ascii="Roboto Mono" w:eastAsia="Roboto Mono" w:hAnsi="Roboto Mono" w:cs="Roboto Mono"/>
+        </w:rPr>
+      </w:pPr>
+      <w:r>
+        <w:rPr>
+          <w:rFonts w:ascii="Roboto Mono" w:eastAsia="Roboto Mono" w:hAnsi="Roboto Mono" w:cs="Roboto Mono"/>
+          <w:b/>
+        </w:rPr>
+        <w:t>Daily</w:t>
+      </w:r>
+      <w:r>
+        <w:rPr>
+          <w:rFonts w:ascii="Roboto Mono" w:eastAsia="Roboto Mono" w:hAnsi="Roboto Mono" w:cs="Roboto Mono"/>
+        </w:rPr>
+        <w:t xml:space="preserve"> in Agile or iterative projects.</w:t>
+      </w:r>
+      <w:r>
+        <w:rPr>
+          <w:rFonts w:ascii="Roboto Mono" w:eastAsia="Roboto Mono" w:hAnsi="Roboto Mono" w:cs="Roboto Mono"/>
+        </w:rPr>
+        <w:br/>
+      </w:r>
+    </w:p>
+    <w:p>
+      <w:pPr>
+        <w:numPr>
+          <w:ilvl w:val="1"/>
+          <w:numId w:val="1"/>
+        </w:numPr>
+        <w:spacing w:after="0" w:line="276" w:lineRule="auto"/>
+        <w:rPr>
+          <w:rFonts w:ascii="Roboto Mono" w:eastAsia="Roboto Mono" w:hAnsi="Roboto Mono" w:cs="Roboto Mono"/>
+        </w:rPr>
+      </w:pPr>
+      <w:r>
+        <w:rPr>
+          <w:rFonts w:ascii="Roboto Mono" w:eastAsia="Roboto Mono" w:hAnsi="Roboto Mono" w:cs="Roboto Mono"/>
+          <w:b/>
+        </w:rPr>
+        <w:t>Weekly or at milestones</w:t>
+      </w:r>
+      <w:r>
+        <w:rPr>
+          <w:rFonts w:ascii="Roboto Mono" w:eastAsia="Roboto Mono" w:hAnsi="Roboto Mono" w:cs="Roboto Mono"/>
+        </w:rPr>
+        <w:t xml:space="preserve"> in traditional projects.</w:t>
+      </w:r>
+      <w:r>
+        <w:rPr>
+          <w:rFonts w:ascii="Roboto Mono" w:eastAsia="Roboto Mono" w:hAnsi="Roboto Mono" w:cs="Roboto Mono"/>
+        </w:rPr>
+        <w:br/>
+      </w:r>
+    </w:p>
+    <w:p>
+      <w:pPr>
+        <w:numPr>
+          <w:ilvl w:val="0"/>
+          <w:numId w:val="1"/>
+        </w:numPr>
+        <w:spacing w:after="0" w:line="276" w:lineRule="auto"/>
+        <w:rPr>
+          <w:rFonts w:ascii="Roboto Mono" w:eastAsia="Roboto Mono" w:hAnsi="Roboto Mono" w:cs="Roboto Mono"/>
+        </w:rPr>
+      </w:pPr>
+      <w:r>
+        <w:rPr>
+          <w:rFonts w:ascii="Roboto Mono" w:eastAsia="Roboto Mono" w:hAnsi="Roboto Mono" w:cs="Roboto Mono"/>
+          <w:b/>
+        </w:rPr>
+        <w:t>Typical Contents:</w:t>
+      </w:r>
+      <w:r>
+        <w:rPr>
+          <w:rFonts w:ascii="Roboto Mono" w:eastAsia="Roboto Mono" w:hAnsi="Roboto Mono" w:cs="Roboto Mono"/>
+          <w:b/>
+        </w:rPr>
+        <w:br/>
+      </w:r>
+    </w:p>
+    <w:p>
+      <w:pPr>
+        <w:numPr>
+          <w:ilvl w:val="1"/>
+          <w:numId w:val="1"/>
+        </w:numPr>
+        <w:spacing w:after="0" w:line="276" w:lineRule="auto"/>
+        <w:rPr>
+          <w:rFonts w:ascii="Roboto Mono" w:eastAsia="Roboto Mono" w:hAnsi="Roboto Mono" w:cs="Roboto Mono"/>
+        </w:rPr>
+      </w:pPr>
+      <w:r>
+        <w:rPr>
+          <w:rFonts w:ascii="Roboto Mono" w:eastAsia="Roboto Mono" w:hAnsi="Roboto Mono" w:cs="Roboto Mono"/>
+        </w:rPr>
+        <w:t xml:space="preserve">Number of </w:t>
+      </w:r>
+      <w:r>
+        <w:rPr>
+          <w:rFonts w:ascii="Roboto Mono" w:eastAsia="Roboto Mono" w:hAnsi="Roboto Mono" w:cs="Roboto Mono"/>
+          <w:b/>
+        </w:rPr>
+        <w:t>test cases planned, executed, passed, failed, blocked</w:t>
+      </w:r>
+      <w:r>
+        <w:rPr>
+          <w:rFonts w:ascii="Roboto Mono" w:eastAsia="Roboto Mono" w:hAnsi="Roboto Mono" w:cs="Roboto Mono"/>
+        </w:rPr>
+        <w:t>.</w:t>
+      </w:r>
+      <w:r>
+        <w:rPr>
+          <w:rFonts w:ascii="Roboto Mono" w:eastAsia="Roboto Mono" w:hAnsi="Roboto Mono" w:cs="Roboto Mono"/>
+        </w:rPr>
+        <w:br/>
+      </w:r>
+    </w:p>
+    <w:p>
+      <w:pPr>
+        <w:numPr>
+          <w:ilvl w:val="1"/>
+          <w:numId w:val="1"/>
+        </w:numPr>
+        <w:spacing w:after="0" w:line="276" w:lineRule="auto"/>
+        <w:rPr>
+          <w:rFonts w:ascii="Roboto Mono" w:eastAsia="Roboto Mono" w:hAnsi="Roboto Mono" w:cs="Roboto Mono"/>
+        </w:rPr>
+      </w:pPr>
+      <w:r>
+        <w:rPr>
+          <w:rFonts w:ascii="Roboto Mono" w:eastAsia="Roboto Mono" w:hAnsi="Roboto Mono" w:cs="Roboto Mono"/>
+          <w:b/>
+        </w:rPr>
+        <w:t>Defects logged, fixed, or pending</w:t>
+      </w:r>
+      <w:r>
+        <w:rPr>
+          <w:rFonts w:ascii="Roboto Mono" w:eastAsia="Roboto Mono" w:hAnsi="Roboto Mono" w:cs="Roboto Mono"/>
+        </w:rPr>
+        <w:t>.</w:t>
+      </w:r>
+      <w:r>
+        <w:rPr>
+          <w:rFonts w:ascii="Roboto Mono" w:eastAsia="Roboto Mono" w:hAnsi="Roboto Mono" w:cs="Roboto Mono"/>
+        </w:rPr>
+        <w:br/>
+      </w:r>
+    </w:p>
+    <w:p>
+      <w:pPr>
+        <w:numPr>
+          <w:ilvl w:val="1"/>
+          <w:numId w:val="1"/>
+        </w:numPr>
+        <w:spacing w:after="0" w:line="276" w:lineRule="auto"/>
+        <w:rPr>
+          <w:rFonts w:ascii="Roboto Mono" w:eastAsia="Roboto Mono" w:hAnsi="Roboto Mono" w:cs="Roboto Mono"/>
+        </w:rPr>
+      </w:pPr>
+      <w:r>
+        <w:rPr>
+          <w:rFonts w:ascii="Roboto Mono" w:eastAsia="Roboto Mono" w:hAnsi="Roboto Mono" w:cs="Roboto Mono"/>
+          <w:b/>
+        </w:rPr>
+        <w:t>Risks or issues affecting testing</w:t>
+      </w:r>
+      <w:r>
+        <w:rPr>
+          <w:rFonts w:ascii="Roboto Mono" w:eastAsia="Roboto Mono" w:hAnsi="Roboto Mono" w:cs="Roboto Mono"/>
+        </w:rPr>
+        <w:t>.</w:t>
+      </w:r>
+      <w:r>
+        <w:rPr>
+          <w:rFonts w:ascii="Roboto Mono" w:eastAsia="Roboto Mono" w:hAnsi="Roboto Mono" w:cs="Roboto Mono"/>
+        </w:rPr>
+        <w:br/>
+      </w:r>
+    </w:p>
+    <w:p>
+      <w:pPr>
+        <w:numPr>
+          <w:ilvl w:val="1"/>
+          <w:numId w:val="1"/>
+        </w:numPr>
+        <w:spacing w:after="0" w:line="276" w:lineRule="auto"/>
+        <w:rPr>
+          <w:rFonts w:ascii="Roboto Mono" w:eastAsia="Roboto Mono" w:hAnsi="Roboto Mono" w:cs="Roboto Mono"/>
+        </w:rPr>
+      </w:pPr>
+      <w:r>
+        <w:rPr>
+          <w:rFonts w:ascii="Roboto Mono" w:eastAsia="Roboto Mono" w:hAnsi="Roboto Mono" w:cs="Roboto Mono"/>
+          <w:b/>
+        </w:rPr>
+        <w:t>Planned testing activities for the next period</w:t>
+      </w:r>
+      <w:r>
+        <w:rPr>
+          <w:rFonts w:ascii="Roboto Mono" w:eastAsia="Roboto Mono" w:hAnsi="Roboto Mono" w:cs="Roboto Mono"/>
+        </w:rPr>
+        <w:t>.</w:t>
+      </w:r>
+      <w:r>
+        <w:rPr>
+          <w:rFonts w:ascii="Roboto Mono" w:eastAsia="Roboto Mono" w:hAnsi="Roboto Mono" w:cs="Roboto Mono"/>
+        </w:rPr>
+        <w:br/>
+      </w:r>
+    </w:p>
+    <w:p>
+      <w:pPr>
+        <w:numPr>
+          <w:ilvl w:val="0"/>
+          <w:numId w:val="1"/>
+        </w:numPr>
+        <w:spacing w:after="0" w:line="276" w:lineRule="auto"/>
+        <w:rPr>
+          <w:rFonts w:ascii="Roboto Mono" w:eastAsia="Roboto Mono" w:hAnsi="Roboto Mono" w:cs="Roboto Mono"/>
+        </w:rPr>
+      </w:pPr>
+      <w:r>
+        <w:rPr>
+          <w:rFonts w:ascii="Roboto Mono" w:eastAsia="Roboto Mono" w:hAnsi="Roboto Mono" w:cs="Roboto Mono"/>
+          <w:b/>
+        </w:rPr>
+        <w:t>Example:</w:t>
+      </w:r>
+      <w:r>
+        <w:rPr>
+          <w:rFonts w:ascii="Roboto Mono" w:eastAsia="Roboto Mono" w:hAnsi="Roboto Mono" w:cs="Roboto Mono"/>
+          <w:b/>
+        </w:rPr>
+        <w:br/>
+      </w:r>
+    </w:p>
+    <w:p>
+      <w:pPr>
+        <w:numPr>
+          <w:ilvl w:val="1"/>
+          <w:numId w:val="1"/>
+        </w:numPr>
+        <w:spacing w:after="0" w:line="276" w:lineRule="auto"/>
+        <w:rPr>
+          <w:rFonts w:ascii="Roboto Mono" w:eastAsia="Roboto Mono" w:hAnsi="Roboto Mono" w:cs="Roboto Mono"/>
+        </w:rPr>
+      </w:pPr>
+      <w:r>
+        <w:rPr>
+          <w:rFonts w:ascii="Nova Mono" w:eastAsia="Nova Mono" w:hAnsi="Nova Mono" w:cs="Nova Mono"/>
+        </w:rPr>
+        <w:t>50 test cases executed → 45 passed, 5 failed</w:t>
+      </w:r>
+      <w:r>
+        <w:rPr>
+          <w:rFonts w:ascii="Nova Mono" w:eastAsia="Nova Mono" w:hAnsi="Nova Mono" w:cs="Nova Mono"/>
+        </w:rPr>
+        <w:br/>
+      </w:r>
+    </w:p>
+    <w:p>
+      <w:pPr>
+        <w:numPr>
+          <w:ilvl w:val="1"/>
+          <w:numId w:val="1"/>
+        </w:numPr>
+        <w:spacing w:after="0" w:line="276" w:lineRule="auto"/>
+        <w:rPr>
+          <w:rFonts w:ascii="Roboto Mono" w:eastAsia="Roboto Mono" w:hAnsi="Roboto Mono" w:cs="Roboto Mono"/>
+        </w:rPr>
+      </w:pPr>
+      <w:r>
+        <w:rPr>
+          <w:rFonts w:ascii="Roboto Mono" w:eastAsia="Roboto Mono" w:hAnsi="Roboto Mono" w:cs="Roboto Mono"/>
+        </w:rPr>
+        <w:t>3 new defects logged</w:t>
+      </w:r>
+      <w:r>
+        <w:rPr>
+          <w:rFonts w:ascii="Roboto Mono" w:eastAsia="Roboto Mono" w:hAnsi="Roboto Mono" w:cs="Roboto Mono"/>
+        </w:rPr>
+        <w:br/>
+      </w:r>
+    </w:p>
+    <w:p>
+      <w:pPr>
+        <w:numPr>
+          <w:ilvl w:val="1"/>
+          <w:numId w:val="1"/>
+        </w:numPr>
+        <w:spacing w:after="0" w:line="276" w:lineRule="auto"/>
+        <w:rPr>
+          <w:rFonts w:ascii="Roboto Mono" w:eastAsia="Roboto Mono" w:hAnsi="Roboto Mono" w:cs="Roboto Mono"/>
+        </w:rPr>
+      </w:pPr>
+      <w:r>
+        <w:rPr>
+          <w:rFonts w:ascii="Roboto Mono" w:eastAsia="Roboto Mono" w:hAnsi="Roboto Mono" w:cs="Roboto Mono"/>
+        </w:rPr>
+        <w:t>Regression testing for login module pending</w:t>
+      </w:r>
+      <w:r>
+        <w:rPr>
+          <w:rFonts w:ascii="Roboto Mono" w:eastAsia="Roboto Mono" w:hAnsi="Roboto Mono" w:cs="Roboto Mono"/>
+        </w:rPr>
+        <w:br/>
+      </w:r>
+    </w:p>
+    <w:p>
+      <w:pPr>
+        <w:numPr>
+          <w:ilvl w:val="1"/>
+          <w:numId w:val="1"/>
+        </w:numPr>
+        <w:spacing w:after="0" w:line="276" w:lineRule="auto"/>
+        <w:rPr>
+          <w:rFonts w:ascii="Roboto Mono" w:eastAsia="Roboto Mono" w:hAnsi="Roboto Mono" w:cs="Roboto Mono"/>
+        </w:rPr>
+      </w:pPr>
+      <w:r>
+        <w:rPr>
+          <w:rFonts w:ascii="Roboto Mono" w:eastAsia="Roboto Mono" w:hAnsi="Roboto Mono" w:cs="Roboto Mono"/>
+        </w:rPr>
+        <w:t>No blockers reported</w:t>
+      </w:r>
+      <w:r>
+        <w:rPr>
+          <w:rFonts w:ascii="Roboto Mono" w:eastAsia="Roboto Mono" w:hAnsi="Roboto Mono" w:cs="Roboto Mono"/>
+        </w:rPr>
+        <w:br/>
+      </w:r>
+    </w:p>
+    <w:p>
+      <w:pPr>
+        <w:numPr>
+          <w:ilvl w:val="0"/>
+          <w:numId w:val="1"/>
+        </w:numPr>
+        <w:spacing w:after="0" w:line="276" w:lineRule="auto"/>
+        <w:rPr>
+          <w:rFonts w:ascii="Roboto Mono" w:eastAsia="Roboto Mono" w:hAnsi="Roboto Mono" w:cs="Roboto Mono"/>
+        </w:rPr>
+      </w:pPr>
+      <w:r>
+        <w:rPr>
+          <w:rFonts w:ascii="Roboto Mono" w:eastAsia="Roboto Mono" w:hAnsi="Roboto Mono" w:cs="Roboto Mono"/>
+          <w:b/>
+        </w:rPr>
+        <w:t>Shortcut to Remember:</w:t>
+      </w:r>
+      <w:r>
+        <w:rPr>
+          <w:rFonts w:ascii="Roboto Mono" w:eastAsia="Roboto Mono" w:hAnsi="Roboto Mono" w:cs="Roboto Mono"/>
+          <w:b/>
+        </w:rPr>
+        <w:br/>
+      </w:r>
+    </w:p>
+    <w:p>
+      <w:pPr>
+        <w:numPr>
+          <w:ilvl w:val="1"/>
+          <w:numId w:val="1"/>
+        </w:numPr>
+        <w:spacing w:after="240" w:line="276" w:lineRule="auto"/>
+        <w:rPr>
+          <w:rFonts w:ascii="Roboto Mono" w:eastAsia="Roboto Mono" w:hAnsi="Roboto Mono" w:cs="Roboto Mono"/>
+        </w:rPr>
+      </w:pPr>
+      <w:r>
+        <w:rPr>
+          <w:rFonts w:ascii="Roboto Mono" w:eastAsia="Roboto Mono" w:hAnsi="Roboto Mono" w:cs="Roboto Mono"/>
+          <w:b/>
+        </w:rPr>
+        <w:t>Daily/Status Reports = Keep everyone informed about testing progress, defects, and risks</w:t>
+      </w:r>
+    </w:p>
+    <w:p>
+      <w:r>
+        <w:pict w14:anchorId="056AEE67">
+          <v:rect id="_x0000_i1028" style="width:0;height:1.5pt" o:hralign="center" o:hrstd="t" o:hr="t" fillcolor="#a0a0a0" stroked="f"/>
+        </w:pict>
+      </w:r>
+    </w:p>
+    <w:p>
+      <w:pPr>
+        <w:pStyle w:val="Heading3"/>
+      </w:pPr>
+      <w:bookmarkStart w:id="6" w:name="_6jx5omt5am1h" w:colFirst="0" w:colLast="0"/>
+      <w:bookmarkEnd w:id="6"/>
+      <w:r>
+        <w:t>Test Summary Reports (TSR)</w:t>
+      </w:r>
+    </w:p>
+    <w:p>
+      <w:pPr>
+        <w:spacing w:before="240" w:after="240"/>
         <w:rPr>
           <w:b/>
           <w:sz w:val="14"/>
           <w:szCs w:val="14"/>
           <w:shd w:val="clear" w:color="auto" w:fill="B7B7B7"/>
         </w:rPr>
-        <w:t>(GPT</w:t>
-      </w:r>
-      <w:r>
-        <w:rPr>
-          <w:rFonts w:ascii="Cambria Math" w:hAnsi="Cambria Math" w:cs="Cambria Math"/>
-          <w:b/>
-          <w:sz w:val="14"/>
-          <w:szCs w:val="14"/>
-          <w:shd w:val="clear" w:color="auto" w:fill="B7B7B7"/>
+      </w:pPr>
+      <w:r>
+        <w:rPr>
+          <w:rFonts w:ascii="Arial" w:eastAsia="Arial" w:hAnsi="Arial" w:cs="Arial"/>
+          <w:b/>
+          <w:color w:val="000000"/>
+          <w:sz w:val="18"/>
+          <w:highlight w:val="lightGray"/>
+        </w:rPr>
+        <w:t># Source: AI Source: Provided by: [Data Path</w:t>
+      </w:r>
+      <w:r>
+        <w:rPr>
+          <w:rFonts w:ascii="Arial" w:eastAsia="Arial" w:hAnsi="Arial" w:cs="Arial"/>
+          <w:color w:val="000000"/>
+          <w:sz w:val="18"/>
+          <w:highlight w:val="lightGray"/>
+        </w:rPr>
+        <w:t xml:space="preserve">: Persons Table -&gt; ID Column: 1, Name_En Column: Motasem Essam] -&gt; </w:t>
+      </w:r>
+      <w:r>
+        <w:rPr>
+          <w:rFonts w:ascii="Arial" w:eastAsia="Arial" w:hAnsi="Arial" w:cs="Arial"/>
+          <w:b/>
+          <w:color w:val="000000"/>
+          <w:sz w:val="18"/>
+          <w:highlight w:val="lightGray"/>
+        </w:rPr>
+        <w:t>From:</w:t>
+      </w:r>
+      <w:r>
+        <w:rPr>
+          <w:rFonts w:ascii="Arial" w:eastAsia="Arial" w:hAnsi="Arial" w:cs="Arial"/>
+          <w:color w:val="000000"/>
+          <w:sz w:val="18"/>
+          <w:highlight w:val="lightGray"/>
+        </w:rPr>
+        <w:t xml:space="preserve"> [Chatgpt (GPT</w:t>
+      </w:r>
+      <w:r>
+        <w:rPr>
+          <w:rFonts w:ascii="Arial" w:eastAsia="Arial" w:hAnsi="Arial" w:cs="Cambria Math"/>
+          <w:color w:val="000000"/>
+          <w:sz w:val="18"/>
+          <w:highlight w:val="lightGray"/>
         </w:rPr>
         <w:t>‑</w:t>
       </w:r>
       <w:r>
         <w:rPr>
-          <w:b/>
-          <w:sz w:val="14"/>
-          <w:szCs w:val="14"/>
-          <w:shd w:val="clear" w:color="auto" w:fill="B7B7B7"/>
-        </w:rPr>
-        <w:t>5 Mini) at [8/22/2025]</w:t>
-      </w:r>
-    </w:p>
-    <w:p>
-      <w:pPr>
-        <w:numPr>
-          <w:ilvl w:val="0"/>
-          <w:numId w:val="1"/>
-        </w:numPr>
-        <w:spacing w:before="240"/>
-        <w:rPr>
-          <w:rFonts w:ascii="Roboto Mono" w:eastAsia="Roboto Mono" w:hAnsi="Roboto Mono" w:cs="Roboto Mono"/>
-        </w:rPr>
-      </w:pPr>
-      <w:r>
-        <w:rPr>
-          <w:rFonts w:ascii="Roboto Mono" w:eastAsia="Roboto Mono" w:hAnsi="Roboto Mono" w:cs="Roboto Mono"/>
-          <w:b/>
-        </w:rPr>
-        <w:t>Meaning:</w:t>
-      </w:r>
-      <w:r>
-        <w:rPr>
-          <w:rFonts w:ascii="Roboto Mono" w:eastAsia="Roboto Mono" w:hAnsi="Roboto Mono" w:cs="Roboto Mono"/>
-          <w:b/>
-        </w:rPr>
-        <w:br/>
-      </w:r>
-    </w:p>
-    <w:p>
-      <w:pPr>
-        <w:numPr>
-          <w:ilvl w:val="1"/>
-          <w:numId w:val="1"/>
-        </w:numPr>
-        <w:rPr>
-          <w:rFonts w:ascii="Roboto Mono" w:eastAsia="Roboto Mono" w:hAnsi="Roboto Mono" w:cs="Roboto Mono"/>
-        </w:rPr>
-      </w:pPr>
-      <w:r>
-        <w:rPr>
-          <w:rFonts w:ascii="Roboto Mono" w:eastAsia="Roboto Mono" w:hAnsi="Roboto Mono" w:cs="Roboto Mono"/>
-        </w:rPr>
-        <w:t xml:space="preserve">Written or electronic update communicating current </w:t>
-      </w:r>
-      <w:r>
-        <w:rPr>
-          <w:rFonts w:ascii="Roboto Mono" w:eastAsia="Roboto Mono" w:hAnsi="Roboto Mono" w:cs="Roboto Mono"/>
-          <w:b/>
-        </w:rPr>
-        <w:t>progress, issues, and results</w:t>
-      </w:r>
-      <w:r>
-        <w:rPr>
-          <w:rFonts w:ascii="Roboto Mono" w:eastAsia="Roboto Mono" w:hAnsi="Roboto Mono" w:cs="Roboto Mono"/>
-        </w:rPr>
-        <w:t xml:space="preserve"> of testing activities.</w:t>
-      </w:r>
-      <w:r>
-        <w:rPr>
-          <w:rFonts w:ascii="Roboto Mono" w:eastAsia="Roboto Mono" w:hAnsi="Roboto Mono" w:cs="Roboto Mono"/>
-        </w:rPr>
-        <w:br/>
-      </w:r>
-    </w:p>
-    <w:p>
-      <w:pPr>
-        <w:numPr>
-          <w:ilvl w:val="0"/>
-          <w:numId w:val="1"/>
-        </w:numPr>
-        <w:rPr>
-          <w:rFonts w:ascii="Roboto Mono" w:eastAsia="Roboto Mono" w:hAnsi="Roboto Mono" w:cs="Roboto Mono"/>
-        </w:rPr>
-      </w:pPr>
-      <w:r>
-        <w:rPr>
-          <w:rFonts w:ascii="Roboto Mono" w:eastAsia="Roboto Mono" w:hAnsi="Roboto Mono" w:cs="Roboto Mono"/>
-          <w:b/>
-        </w:rPr>
-        <w:t>Goal:</w:t>
-      </w:r>
-      <w:r>
-        <w:rPr>
-          <w:rFonts w:ascii="Roboto Mono" w:eastAsia="Roboto Mono" w:hAnsi="Roboto Mono" w:cs="Roboto Mono"/>
-          <w:b/>
-        </w:rPr>
-        <w:br/>
-      </w:r>
-    </w:p>
-    <w:p>
-      <w:pPr>
-        <w:numPr>
-          <w:ilvl w:val="1"/>
-          <w:numId w:val="1"/>
-        </w:numPr>
-        <w:rPr>
-          <w:rFonts w:ascii="Roboto Mono" w:eastAsia="Roboto Mono" w:hAnsi="Roboto Mono" w:cs="Roboto Mono"/>
-        </w:rPr>
-      </w:pPr>
-      <w:r>
-        <w:rPr>
-          <w:rFonts w:ascii="Roboto Mono" w:eastAsia="Roboto Mono" w:hAnsi="Roboto Mono" w:cs="Roboto Mono"/>
-        </w:rPr>
-        <w:t xml:space="preserve">Keep </w:t>
-      </w:r>
-      <w:r>
-        <w:rPr>
-          <w:rFonts w:ascii="Roboto Mono" w:eastAsia="Roboto Mono" w:hAnsi="Roboto Mono" w:cs="Roboto Mono"/>
-          <w:b/>
-        </w:rPr>
-        <w:t>project managers, test managers, and team members informed</w:t>
-      </w:r>
-      <w:r>
-        <w:rPr>
-          <w:rFonts w:ascii="Roboto Mono" w:eastAsia="Roboto Mono" w:hAnsi="Roboto Mono" w:cs="Roboto Mono"/>
-        </w:rPr>
-        <w:t>.</w:t>
-      </w:r>
-      <w:r>
-        <w:rPr>
-          <w:rFonts w:ascii="Roboto Mono" w:eastAsia="Roboto Mono" w:hAnsi="Roboto Mono" w:cs="Roboto Mono"/>
-        </w:rPr>
-        <w:br/>
-      </w:r>
-    </w:p>
-    <w:p>
-      <w:pPr>
-        <w:numPr>
-          <w:ilvl w:val="1"/>
-          <w:numId w:val="1"/>
-        </w:numPr>
-        <w:rPr>
-          <w:rFonts w:ascii="Roboto Mono" w:eastAsia="Roboto Mono" w:hAnsi="Roboto Mono" w:cs="Roboto Mono"/>
-        </w:rPr>
-      </w:pPr>
-      <w:r>
-        <w:rPr>
-          <w:rFonts w:ascii="Roboto Mono" w:eastAsia="Roboto Mono" w:hAnsi="Roboto Mono" w:cs="Roboto Mono"/>
-        </w:rPr>
-        <w:t xml:space="preserve">Highlight </w:t>
-      </w:r>
-      <w:r>
-        <w:rPr>
-          <w:rFonts w:ascii="Roboto Mono" w:eastAsia="Roboto Mono" w:hAnsi="Roboto Mono" w:cs="Roboto Mono"/>
-          <w:b/>
-        </w:rPr>
-        <w:t>risks, blockers, defects, and deviations</w:t>
-      </w:r>
-      <w:r>
-        <w:rPr>
-          <w:rFonts w:ascii="Roboto Mono" w:eastAsia="Roboto Mono" w:hAnsi="Roboto Mono" w:cs="Roboto Mono"/>
-        </w:rPr>
-        <w:t>.</w:t>
-      </w:r>
-      <w:r>
-        <w:rPr>
-          <w:rFonts w:ascii="Roboto Mono" w:eastAsia="Roboto Mono" w:hAnsi="Roboto Mono" w:cs="Roboto Mono"/>
-        </w:rPr>
-        <w:br/>
-      </w:r>
-    </w:p>
-    <w:p>
-      <w:pPr>
-        <w:numPr>
-          <w:ilvl w:val="1"/>
-          <w:numId w:val="1"/>
-        </w:numPr>
-        <w:rPr>
-          <w:rFonts w:ascii="Roboto Mono" w:eastAsia="Roboto Mono" w:hAnsi="Roboto Mono" w:cs="Roboto Mono"/>
-        </w:rPr>
-      </w:pPr>
-      <w:r>
-        <w:rPr>
-          <w:rFonts w:ascii="Roboto Mono" w:eastAsia="Roboto Mono" w:hAnsi="Roboto Mono" w:cs="Roboto Mono"/>
-        </w:rPr>
-        <w:t xml:space="preserve">Support </w:t>
-      </w:r>
-      <w:r>
-        <w:rPr>
-          <w:rFonts w:ascii="Roboto Mono" w:eastAsia="Roboto Mono" w:hAnsi="Roboto Mono" w:cs="Roboto Mono"/>
-          <w:b/>
-        </w:rPr>
-        <w:t>release readiness decisions</w:t>
-      </w:r>
-      <w:r>
-        <w:rPr>
-          <w:rFonts w:ascii="Roboto Mono" w:eastAsia="Roboto Mono" w:hAnsi="Roboto Mono" w:cs="Roboto Mono"/>
-        </w:rPr>
-        <w:t>.</w:t>
-      </w:r>
-      <w:r>
-        <w:rPr>
-          <w:rFonts w:ascii="Roboto Mono" w:eastAsia="Roboto Mono" w:hAnsi="Roboto Mono" w:cs="Roboto Mono"/>
-        </w:rPr>
-        <w:br/>
-      </w:r>
-    </w:p>
-    <w:p>
-      <w:pPr>
-        <w:numPr>
-          <w:ilvl w:val="0"/>
-          <w:numId w:val="1"/>
-        </w:numPr>
-        <w:rPr>
-          <w:rFonts w:ascii="Roboto Mono" w:eastAsia="Roboto Mono" w:hAnsi="Roboto Mono" w:cs="Roboto Mono"/>
-        </w:rPr>
-      </w:pPr>
-      <w:r>
-        <w:rPr>
-          <w:rFonts w:ascii="Roboto Mono" w:eastAsia="Roboto Mono" w:hAnsi="Roboto Mono" w:cs="Roboto Mono"/>
-          <w:b/>
-        </w:rPr>
-        <w:t>Scope:</w:t>
-      </w:r>
-      <w:r>
-        <w:rPr>
-          <w:rFonts w:ascii="Roboto Mono" w:eastAsia="Roboto Mono" w:hAnsi="Roboto Mono" w:cs="Roboto Mono"/>
-          <w:b/>
-        </w:rPr>
-        <w:br/>
-      </w:r>
-    </w:p>
-    <w:p>
-      <w:pPr>
-        <w:numPr>
-          <w:ilvl w:val="1"/>
-          <w:numId w:val="1"/>
-        </w:numPr>
-        <w:rPr>
-          <w:rFonts w:ascii="Roboto Mono" w:eastAsia="Roboto Mono" w:hAnsi="Roboto Mono" w:cs="Roboto Mono"/>
-        </w:rPr>
-      </w:pPr>
-      <w:r>
-        <w:rPr>
-          <w:rFonts w:ascii="Roboto Mono" w:eastAsia="Roboto Mono" w:hAnsi="Roboto Mono" w:cs="Roboto Mono"/>
-        </w:rPr>
-        <w:t xml:space="preserve">Covers </w:t>
-      </w:r>
-      <w:r>
-        <w:rPr>
-          <w:rFonts w:ascii="Roboto Mono" w:eastAsia="Roboto Mono" w:hAnsi="Roboto Mono" w:cs="Roboto Mono"/>
-          <w:b/>
-        </w:rPr>
-        <w:t>individual tester updates</w:t>
-      </w:r>
-      <w:r>
-        <w:rPr>
-          <w:rFonts w:ascii="Roboto Mono" w:eastAsia="Roboto Mono" w:hAnsi="Roboto Mono" w:cs="Roboto Mono"/>
-        </w:rPr>
-        <w:t xml:space="preserve"> or </w:t>
-      </w:r>
-      <w:r>
-        <w:rPr>
-          <w:rFonts w:ascii="Roboto Mono" w:eastAsia="Roboto Mono" w:hAnsi="Roboto Mono" w:cs="Roboto Mono"/>
-          <w:b/>
-        </w:rPr>
-        <w:t>overall project testing progress</w:t>
-      </w:r>
-      <w:r>
-        <w:rPr>
-          <w:rFonts w:ascii="Roboto Mono" w:eastAsia="Roboto Mono" w:hAnsi="Roboto Mono" w:cs="Roboto Mono"/>
-        </w:rPr>
-        <w:t>.</w:t>
-      </w:r>
-      <w:r>
-        <w:rPr>
-          <w:rFonts w:ascii="Roboto Mono" w:eastAsia="Roboto Mono" w:hAnsi="Roboto Mono" w:cs="Roboto Mono"/>
-        </w:rPr>
-        <w:br/>
-      </w:r>
-    </w:p>
-    <w:p>
-      <w:pPr>
-        <w:numPr>
-          <w:ilvl w:val="1"/>
-          <w:numId w:val="1"/>
-        </w:numPr>
-        <w:rPr>
-          <w:rFonts w:ascii="Roboto Mono" w:eastAsia="Roboto Mono" w:hAnsi="Roboto Mono" w:cs="Roboto Mono"/>
-        </w:rPr>
-      </w:pPr>
-      <w:r>
-        <w:rPr>
-          <w:rFonts w:ascii="Roboto Mono" w:eastAsia="Roboto Mono" w:hAnsi="Roboto Mono" w:cs="Roboto Mono"/>
-        </w:rPr>
-        <w:t xml:space="preserve">Includes </w:t>
-      </w:r>
-      <w:r>
-        <w:rPr>
-          <w:rFonts w:ascii="Roboto Mono" w:eastAsia="Roboto Mono" w:hAnsi="Roboto Mono" w:cs="Roboto Mono"/>
-          <w:b/>
-        </w:rPr>
-        <w:t>test execution results, defect status, and planned activities</w:t>
-      </w:r>
-      <w:r>
-        <w:rPr>
-          <w:rFonts w:ascii="Roboto Mono" w:eastAsia="Roboto Mono" w:hAnsi="Roboto Mono" w:cs="Roboto Mono"/>
-        </w:rPr>
-        <w:t>.</w:t>
-      </w:r>
-      <w:r>
-        <w:rPr>
-          <w:rFonts w:ascii="Roboto Mono" w:eastAsia="Roboto Mono" w:hAnsi="Roboto Mono" w:cs="Roboto Mono"/>
-        </w:rPr>
-        <w:br/>
-      </w:r>
-    </w:p>
-    <w:p>
-      <w:pPr>
-        <w:numPr>
-          <w:ilvl w:val="0"/>
-          <w:numId w:val="1"/>
-        </w:numPr>
-        <w:rPr>
-          <w:rFonts w:ascii="Roboto Mono" w:eastAsia="Roboto Mono" w:hAnsi="Roboto Mono" w:cs="Roboto Mono"/>
-        </w:rPr>
-      </w:pPr>
-      <w:r>
-        <w:rPr>
-          <w:rFonts w:ascii="Roboto Mono" w:eastAsia="Roboto Mono" w:hAnsi="Roboto Mono" w:cs="Roboto Mono"/>
-          <w:b/>
-        </w:rPr>
-        <w:t>When Used:</w:t>
-      </w:r>
-      <w:r>
-        <w:rPr>
-          <w:rFonts w:ascii="Roboto Mono" w:eastAsia="Roboto Mono" w:hAnsi="Roboto Mono" w:cs="Roboto Mono"/>
-          <w:b/>
-        </w:rPr>
-        <w:br/>
-      </w:r>
-    </w:p>
-    <w:p>
-      <w:pPr>
-        <w:numPr>
-          <w:ilvl w:val="1"/>
-          <w:numId w:val="1"/>
-        </w:numPr>
-        <w:rPr>
-          <w:rFonts w:ascii="Roboto Mono" w:eastAsia="Roboto Mono" w:hAnsi="Roboto Mono" w:cs="Roboto Mono"/>
-        </w:rPr>
-      </w:pPr>
-      <w:r>
-        <w:rPr>
-          <w:rFonts w:ascii="Roboto Mono" w:eastAsia="Roboto Mono" w:hAnsi="Roboto Mono" w:cs="Roboto Mono"/>
-          <w:b/>
-        </w:rPr>
-        <w:t>Daily</w:t>
-      </w:r>
-      <w:r>
-        <w:rPr>
-          <w:rFonts w:ascii="Roboto Mono" w:eastAsia="Roboto Mono" w:hAnsi="Roboto Mono" w:cs="Roboto Mono"/>
-        </w:rPr>
-        <w:t xml:space="preserve"> in Agile or iterative projects.</w:t>
-      </w:r>
-      <w:r>
-        <w:rPr>
-          <w:rFonts w:ascii="Roboto Mono" w:eastAsia="Roboto Mono" w:hAnsi="Roboto Mono" w:cs="Roboto Mono"/>
-        </w:rPr>
-        <w:br/>
-      </w:r>
-    </w:p>
-    <w:p>
-      <w:pPr>
-        <w:numPr>
-          <w:ilvl w:val="1"/>
-          <w:numId w:val="1"/>
-        </w:numPr>
-        <w:rPr>
-          <w:rFonts w:ascii="Roboto Mono" w:eastAsia="Roboto Mono" w:hAnsi="Roboto Mono" w:cs="Roboto Mono"/>
-        </w:rPr>
-      </w:pPr>
-      <w:r>
-        <w:rPr>
-          <w:rFonts w:ascii="Roboto Mono" w:eastAsia="Roboto Mono" w:hAnsi="Roboto Mono" w:cs="Roboto Mono"/>
-          <w:b/>
-        </w:rPr>
-        <w:t>Weekly or at milestones</w:t>
-      </w:r>
-      <w:r>
-        <w:rPr>
-          <w:rFonts w:ascii="Roboto Mono" w:eastAsia="Roboto Mono" w:hAnsi="Roboto Mono" w:cs="Roboto Mono"/>
-        </w:rPr>
-        <w:t xml:space="preserve"> in traditional projects.</w:t>
-      </w:r>
-      <w:r>
-        <w:rPr>
-          <w:rFonts w:ascii="Roboto Mono" w:eastAsia="Roboto Mono" w:hAnsi="Roboto Mono" w:cs="Roboto Mono"/>
-        </w:rPr>
-        <w:br/>
-      </w:r>
-    </w:p>
-    <w:p>
-      <w:pPr>
-        <w:numPr>
-          <w:ilvl w:val="0"/>
-          <w:numId w:val="1"/>
-        </w:numPr>
-        <w:rPr>
-          <w:rFonts w:ascii="Roboto Mono" w:eastAsia="Roboto Mono" w:hAnsi="Roboto Mono" w:cs="Roboto Mono"/>
-        </w:rPr>
-      </w:pPr>
-      <w:r>
-        <w:rPr>
-          <w:rFonts w:ascii="Roboto Mono" w:eastAsia="Roboto Mono" w:hAnsi="Roboto Mono" w:cs="Roboto Mono"/>
-          <w:b/>
-        </w:rPr>
-        <w:t>Typical Contents:</w:t>
-      </w:r>
-      <w:r>
-        <w:rPr>
-          <w:rFonts w:ascii="Roboto Mono" w:eastAsia="Roboto Mono" w:hAnsi="Roboto Mono" w:cs="Roboto Mono"/>
-          <w:b/>
-        </w:rPr>
-        <w:br/>
-      </w:r>
-    </w:p>
-    <w:p>
-      <w:pPr>
-        <w:numPr>
-          <w:ilvl w:val="1"/>
-          <w:numId w:val="1"/>
-        </w:numPr>
-        <w:rPr>
-          <w:rFonts w:ascii="Roboto Mono" w:eastAsia="Roboto Mono" w:hAnsi="Roboto Mono" w:cs="Roboto Mono"/>
-        </w:rPr>
-      </w:pPr>
-      <w:r>
-        <w:rPr>
-          <w:rFonts w:ascii="Roboto Mono" w:eastAsia="Roboto Mono" w:hAnsi="Roboto Mono" w:cs="Roboto Mono"/>
-        </w:rPr>
-        <w:t xml:space="preserve">Number of </w:t>
-      </w:r>
-      <w:r>
-        <w:rPr>
-          <w:rFonts w:ascii="Roboto Mono" w:eastAsia="Roboto Mono" w:hAnsi="Roboto Mono" w:cs="Roboto Mono"/>
-          <w:b/>
-        </w:rPr>
-        <w:t>test cases planned, executed, passed, failed, blocked</w:t>
-      </w:r>
-      <w:r>
-        <w:rPr>
-          <w:rFonts w:ascii="Roboto Mono" w:eastAsia="Roboto Mono" w:hAnsi="Roboto Mono" w:cs="Roboto Mono"/>
-        </w:rPr>
-        <w:t>.</w:t>
-      </w:r>
-      <w:r>
-        <w:rPr>
-          <w:rFonts w:ascii="Roboto Mono" w:eastAsia="Roboto Mono" w:hAnsi="Roboto Mono" w:cs="Roboto Mono"/>
-        </w:rPr>
-        <w:br/>
-      </w:r>
-    </w:p>
-    <w:p>
-      <w:pPr>
-        <w:numPr>
-          <w:ilvl w:val="1"/>
-          <w:numId w:val="1"/>
-        </w:numPr>
-        <w:rPr>
-          <w:rFonts w:ascii="Roboto Mono" w:eastAsia="Roboto Mono" w:hAnsi="Roboto Mono" w:cs="Roboto Mono"/>
-        </w:rPr>
-      </w:pPr>
-      <w:r>
-        <w:rPr>
-          <w:rFonts w:ascii="Roboto Mono" w:eastAsia="Roboto Mono" w:hAnsi="Roboto Mono" w:cs="Roboto Mono"/>
-          <w:b/>
-        </w:rPr>
-        <w:t>Defects logged, fixed, or pending</w:t>
-      </w:r>
-      <w:r>
-        <w:rPr>
-          <w:rFonts w:ascii="Roboto Mono" w:eastAsia="Roboto Mono" w:hAnsi="Roboto Mono" w:cs="Roboto Mono"/>
-        </w:rPr>
-        <w:t>.</w:t>
-      </w:r>
-      <w:r>
-        <w:rPr>
-          <w:rFonts w:ascii="Roboto Mono" w:eastAsia="Roboto Mono" w:hAnsi="Roboto Mono" w:cs="Roboto Mono"/>
-        </w:rPr>
-        <w:br/>
-      </w:r>
-    </w:p>
-    <w:p>
-      <w:pPr>
-        <w:numPr>
-          <w:ilvl w:val="1"/>
-          <w:numId w:val="1"/>
-        </w:numPr>
-        <w:rPr>
-          <w:rFonts w:ascii="Roboto Mono" w:eastAsia="Roboto Mono" w:hAnsi="Roboto Mono" w:cs="Roboto Mono"/>
-        </w:rPr>
-      </w:pPr>
-      <w:r>
-        <w:rPr>
-          <w:rFonts w:ascii="Roboto Mono" w:eastAsia="Roboto Mono" w:hAnsi="Roboto Mono" w:cs="Roboto Mono"/>
-          <w:b/>
-        </w:rPr>
-        <w:t>Risks or issues affecting testing</w:t>
-      </w:r>
-      <w:r>
-        <w:rPr>
-          <w:rFonts w:ascii="Roboto Mono" w:eastAsia="Roboto Mono" w:hAnsi="Roboto Mono" w:cs="Roboto Mono"/>
-        </w:rPr>
-        <w:t>.</w:t>
-      </w:r>
-      <w:r>
-        <w:rPr>
-          <w:rFonts w:ascii="Roboto Mono" w:eastAsia="Roboto Mono" w:hAnsi="Roboto Mono" w:cs="Roboto Mono"/>
-        </w:rPr>
-        <w:br/>
-      </w:r>
-    </w:p>
-    <w:p>
-      <w:pPr>
-        <w:numPr>
-          <w:ilvl w:val="1"/>
-          <w:numId w:val="1"/>
-        </w:numPr>
-        <w:rPr>
-          <w:rFonts w:ascii="Roboto Mono" w:eastAsia="Roboto Mono" w:hAnsi="Roboto Mono" w:cs="Roboto Mono"/>
-        </w:rPr>
-      </w:pPr>
-      <w:r>
-        <w:rPr>
-          <w:rFonts w:ascii="Roboto Mono" w:eastAsia="Roboto Mono" w:hAnsi="Roboto Mono" w:cs="Roboto Mono"/>
-          <w:b/>
-        </w:rPr>
-        <w:lastRenderedPageBreak/>
-        <w:t>Planned testing activities for the next period</w:t>
-      </w:r>
-      <w:r>
-        <w:rPr>
-          <w:rFonts w:ascii="Roboto Mono" w:eastAsia="Roboto Mono" w:hAnsi="Roboto Mono" w:cs="Roboto Mono"/>
-        </w:rPr>
-        <w:t>.</w:t>
-      </w:r>
-      <w:r>
-        <w:rPr>
-          <w:rFonts w:ascii="Roboto Mono" w:eastAsia="Roboto Mono" w:hAnsi="Roboto Mono" w:cs="Roboto Mono"/>
-        </w:rPr>
-        <w:br/>
-      </w:r>
-    </w:p>
-    <w:p>
-      <w:pPr>
-        <w:numPr>
-          <w:ilvl w:val="0"/>
-          <w:numId w:val="1"/>
-        </w:numPr>
-        <w:rPr>
-          <w:rFonts w:ascii="Roboto Mono" w:eastAsia="Roboto Mono" w:hAnsi="Roboto Mono" w:cs="Roboto Mono"/>
-        </w:rPr>
-      </w:pPr>
-      <w:r>
-        <w:rPr>
-          <w:rFonts w:ascii="Roboto Mono" w:eastAsia="Roboto Mono" w:hAnsi="Roboto Mono" w:cs="Roboto Mono"/>
-          <w:b/>
-        </w:rPr>
-        <w:t>Example:</w:t>
-      </w:r>
-      <w:r>
-        <w:rPr>
-          <w:rFonts w:ascii="Roboto Mono" w:eastAsia="Roboto Mono" w:hAnsi="Roboto Mono" w:cs="Roboto Mono"/>
-          <w:b/>
-        </w:rPr>
-        <w:br/>
-      </w:r>
-    </w:p>
-    <w:p>
-      <w:pPr>
-        <w:numPr>
-          <w:ilvl w:val="1"/>
-          <w:numId w:val="1"/>
-        </w:numPr>
-        <w:rPr>
-          <w:rFonts w:ascii="Roboto Mono" w:eastAsia="Roboto Mono" w:hAnsi="Roboto Mono" w:cs="Roboto Mono"/>
-        </w:rPr>
-      </w:pPr>
-      <w:r>
-        <w:rPr>
-          <w:rFonts w:ascii="Nova Mono" w:eastAsia="Nova Mono" w:hAnsi="Nova Mono" w:cs="Nova Mono"/>
-        </w:rPr>
-        <w:t>50 test cases executed → 45 passed, 5 failed</w:t>
-      </w:r>
-      <w:r>
-        <w:rPr>
-          <w:rFonts w:ascii="Nova Mono" w:eastAsia="Nova Mono" w:hAnsi="Nova Mono" w:cs="Nova Mono"/>
-        </w:rPr>
-        <w:br/>
-      </w:r>
-    </w:p>
-    <w:p>
-      <w:pPr>
-        <w:numPr>
-          <w:ilvl w:val="1"/>
-          <w:numId w:val="1"/>
-        </w:numPr>
-        <w:rPr>
-          <w:rFonts w:ascii="Roboto Mono" w:eastAsia="Roboto Mono" w:hAnsi="Roboto Mono" w:cs="Roboto Mono"/>
-        </w:rPr>
-      </w:pPr>
-      <w:r>
-        <w:rPr>
-          <w:rFonts w:ascii="Roboto Mono" w:eastAsia="Roboto Mono" w:hAnsi="Roboto Mono" w:cs="Roboto Mono"/>
-        </w:rPr>
-        <w:t>3 new defects logged</w:t>
-      </w:r>
-      <w:r>
-        <w:rPr>
-          <w:rFonts w:ascii="Roboto Mono" w:eastAsia="Roboto Mono" w:hAnsi="Roboto Mono" w:cs="Roboto Mono"/>
-        </w:rPr>
-        <w:br/>
-      </w:r>
-    </w:p>
-    <w:p>
-      <w:pPr>
-        <w:numPr>
-          <w:ilvl w:val="1"/>
-          <w:numId w:val="1"/>
-        </w:numPr>
-        <w:rPr>
-          <w:rFonts w:ascii="Roboto Mono" w:eastAsia="Roboto Mono" w:hAnsi="Roboto Mono" w:cs="Roboto Mono"/>
-        </w:rPr>
-      </w:pPr>
-      <w:r>
-        <w:rPr>
-          <w:rFonts w:ascii="Roboto Mono" w:eastAsia="Roboto Mono" w:hAnsi="Roboto Mono" w:cs="Roboto Mono"/>
-        </w:rPr>
-        <w:t>Regression testing for login module pending</w:t>
-      </w:r>
-      <w:r>
-        <w:rPr>
-          <w:rFonts w:ascii="Roboto Mono" w:eastAsia="Roboto Mono" w:hAnsi="Roboto Mono" w:cs="Roboto Mono"/>
-        </w:rPr>
-        <w:br/>
-      </w:r>
-    </w:p>
-    <w:p>
-      <w:pPr>
-        <w:numPr>
-          <w:ilvl w:val="1"/>
-          <w:numId w:val="1"/>
-        </w:numPr>
-        <w:rPr>
-          <w:rFonts w:ascii="Roboto Mono" w:eastAsia="Roboto Mono" w:hAnsi="Roboto Mono" w:cs="Roboto Mono"/>
-        </w:rPr>
-      </w:pPr>
-      <w:r>
-        <w:rPr>
-          <w:rFonts w:ascii="Roboto Mono" w:eastAsia="Roboto Mono" w:hAnsi="Roboto Mono" w:cs="Roboto Mono"/>
-        </w:rPr>
-        <w:t>No blockers reported</w:t>
-      </w:r>
-      <w:r>
-        <w:rPr>
-          <w:rFonts w:ascii="Roboto Mono" w:eastAsia="Roboto Mono" w:hAnsi="Roboto Mono" w:cs="Roboto Mono"/>
-        </w:rPr>
-        <w:br/>
-      </w:r>
-    </w:p>
-    <w:p>
-      <w:pPr>
-        <w:numPr>
-          <w:ilvl w:val="0"/>
-          <w:numId w:val="1"/>
-        </w:numPr>
-        <w:rPr>
-          <w:rFonts w:ascii="Roboto Mono" w:eastAsia="Roboto Mono" w:hAnsi="Roboto Mono" w:cs="Roboto Mono"/>
-        </w:rPr>
-      </w:pPr>
-      <w:r>
-        <w:rPr>
-          <w:rFonts w:ascii="Roboto Mono" w:eastAsia="Roboto Mono" w:hAnsi="Roboto Mono" w:cs="Roboto Mono"/>
-          <w:b/>
-        </w:rPr>
-        <w:t>Shortcut to Remember:</w:t>
-      </w:r>
-      <w:r>
-        <w:rPr>
-          <w:rFonts w:ascii="Roboto Mono" w:eastAsia="Roboto Mono" w:hAnsi="Roboto Mono" w:cs="Roboto Mono"/>
-          <w:b/>
-        </w:rPr>
-        <w:br/>
-      </w:r>
-    </w:p>
-    <w:p>
-      <w:pPr>
-        <w:numPr>
-          <w:ilvl w:val="1"/>
-          <w:numId w:val="1"/>
-        </w:numPr>
-        <w:spacing w:after="240"/>
-        <w:rPr>
-          <w:rFonts w:ascii="Roboto Mono" w:eastAsia="Roboto Mono" w:hAnsi="Roboto Mono" w:cs="Roboto Mono"/>
-        </w:rPr>
-      </w:pPr>
-      <w:r>
-        <w:rPr>
-          <w:rFonts w:ascii="Roboto Mono" w:eastAsia="Roboto Mono" w:hAnsi="Roboto Mono" w:cs="Roboto Mono"/>
-          <w:b/>
-        </w:rPr>
-        <w:t>Daily/Status Reports = Keep everyone informed about testing progress, defects, and risks</w:t>
-      </w:r>
-    </w:p>
-    <w:p>
-      <w:r>
-        <w:pict w14:anchorId="3CEAB35B">
-          <v:rect id="_x0000_i1028" style="width:0;height:1.5pt" o:hralign="center" o:hrstd="t" o:hr="t" fillcolor="#a0a0a0" stroked="f"/>
-        </w:pict>
-      </w:r>
-    </w:p>
-    <w:p>
-      <w:pPr>
-        <w:pStyle w:val="Heading3"/>
-      </w:pPr>
-      <w:bookmarkStart w:id="6" w:name="_6jx5omt5am1h" w:colFirst="0" w:colLast="0"/>
-      <w:bookmarkEnd w:id="6"/>
-      <w:r>
-        <w:t>Test Summary Reports (TSR)</w:t>
-      </w:r>
-    </w:p>
-    <w:p>
-      <w:pPr>
-        <w:spacing w:before="240" w:after="240"/>
-        <w:rPr>
-          <w:b/>
-          <w:sz w:val="14"/>
-          <w:szCs w:val="14"/>
-          <w:shd w:val="clear" w:color="auto" w:fill="B7B7B7"/>
-        </w:rPr>
-      </w:pPr>
-      <w:r>
-        <w:rPr>
-          <w:b/>
-          <w:shd w:val="clear" w:color="auto" w:fill="B7B7B7"/>
-        </w:rPr>
-        <w:t># Source</w:t>
-      </w:r>
-      <w:r>
-        <w:rPr>
-          <w:shd w:val="clear" w:color="auto" w:fill="B7B7B7"/>
-        </w:rPr>
-        <w:t xml:space="preserve">: </w:t>
-      </w:r>
-      <w:r>
-        <w:rPr>
-          <w:b/>
-          <w:shd w:val="clear" w:color="auto" w:fill="B7B7B7"/>
-        </w:rPr>
-        <w:t xml:space="preserve">Chatgpt </w:t>
-      </w:r>
-      <w:r>
-        <w:rPr>
-          <w:b/>
-          <w:sz w:val="14"/>
-          <w:szCs w:val="14"/>
-          <w:shd w:val="clear" w:color="auto" w:fill="B7B7B7"/>
-        </w:rPr>
-        <w:t>(GPT</w:t>
-      </w:r>
-      <w:r>
-        <w:rPr>
-          <w:rFonts w:ascii="Cambria Math" w:hAnsi="Cambria Math" w:cs="Cambria Math"/>
-          <w:b/>
-          <w:sz w:val="14"/>
-          <w:szCs w:val="14"/>
-          <w:shd w:val="clear" w:color="auto" w:fill="B7B7B7"/>
-        </w:rPr>
-        <w:t>‑</w:t>
-      </w:r>
-      <w:r>
-        <w:rPr>
-          <w:b/>
-          <w:sz w:val="14"/>
-          <w:szCs w:val="14"/>
-          <w:shd w:val="clear" w:color="auto" w:fill="B7B7B7"/>
-        </w:rPr>
-        <w:t>5 Mini) at [8/22/2025]</w:t>
+          <w:rFonts w:ascii="Arial" w:eastAsia="Arial" w:hAnsi="Arial" w:cs="Arial"/>
+          <w:color w:val="000000"/>
+          <w:sz w:val="18"/>
+          <w:highlight w:val="lightGray"/>
+        </w:rPr>
+        <w:t xml:space="preserve">5 Mini)] </w:t>
+      </w:r>
+      <w:r>
+        <w:rPr>
+          <w:rFonts w:ascii="Arial" w:eastAsia="Arial" w:hAnsi="Arial" w:cs="Arial"/>
+          <w:b/>
+          <w:color w:val="000000"/>
+          <w:sz w:val="18"/>
+          <w:highlight w:val="lightGray"/>
+        </w:rPr>
+        <w:t>on</w:t>
+      </w:r>
+      <w:r>
+        <w:rPr>
+          <w:rFonts w:ascii="Arial" w:eastAsia="Arial" w:hAnsi="Arial"/>
+          <w:sz w:val="18"/>
+          <w:highlight w:val="lightGray"/>
+        </w:rPr>
+        <w:t xml:space="preserve"> [8/22/2025]</w:t>
       </w:r>
     </w:p>
     <w:p>
@@ -1875,7 +2062,7 @@
           <w:ilvl w:val="0"/>
           <w:numId w:val="8"/>
         </w:numPr>
-        <w:spacing w:before="240"/>
+        <w:spacing w:before="240" w:after="0" w:line="276" w:lineRule="auto"/>
         <w:rPr>
           <w:rFonts w:ascii="Roboto Mono" w:eastAsia="Roboto Mono" w:hAnsi="Roboto Mono" w:cs="Roboto Mono"/>
         </w:rPr>
@@ -1901,6 +2088,7 @@
           <w:ilvl w:val="1"/>
           <w:numId w:val="8"/>
         </w:numPr>
+        <w:spacing w:after="0" w:line="276" w:lineRule="auto"/>
       </w:pPr>
       <w:r>
         <w:rPr>
@@ -1947,6 +2135,7 @@
           <w:ilvl w:val="0"/>
           <w:numId w:val="8"/>
         </w:numPr>
+        <w:spacing w:after="0" w:line="276" w:lineRule="auto"/>
         <w:rPr>
           <w:rFonts w:ascii="Roboto Mono" w:eastAsia="Roboto Mono" w:hAnsi="Roboto Mono" w:cs="Roboto Mono"/>
         </w:rPr>
@@ -1972,6 +2161,7 @@
           <w:ilvl w:val="1"/>
           <w:numId w:val="8"/>
         </w:numPr>
+        <w:spacing w:after="0" w:line="276" w:lineRule="auto"/>
       </w:pPr>
       <w:r>
         <w:rPr>
@@ -2005,6 +2195,7 @@
           <w:ilvl w:val="1"/>
           <w:numId w:val="8"/>
         </w:numPr>
+        <w:spacing w:after="0" w:line="276" w:lineRule="auto"/>
       </w:pPr>
       <w:r>
         <w:rPr>
@@ -2051,6 +2242,7 @@
           <w:ilvl w:val="0"/>
           <w:numId w:val="8"/>
         </w:numPr>
+        <w:spacing w:after="0" w:line="276" w:lineRule="auto"/>
         <w:rPr>
           <w:rFonts w:ascii="Roboto Mono" w:eastAsia="Roboto Mono" w:hAnsi="Roboto Mono" w:cs="Roboto Mono"/>
         </w:rPr>
@@ -2076,12 +2268,12 @@
           <w:ilvl w:val="1"/>
           <w:numId w:val="8"/>
         </w:numPr>
-      </w:pPr>
-      <w:r>
-        <w:rPr>
-          <w:rFonts w:ascii="Roboto Mono" w:eastAsia="Roboto Mono" w:hAnsi="Roboto Mono" w:cs="Roboto Mono"/>
-        </w:rPr>
-        <w:lastRenderedPageBreak/>
+        <w:spacing w:after="0" w:line="276" w:lineRule="auto"/>
+      </w:pPr>
+      <w:r>
+        <w:rPr>
+          <w:rFonts w:ascii="Roboto Mono" w:eastAsia="Roboto Mono" w:hAnsi="Roboto Mono" w:cs="Roboto Mono"/>
+        </w:rPr>
         <w:t xml:space="preserve">Covers the </w:t>
       </w:r>
       <w:r>
@@ -2110,6 +2302,7 @@
           <w:ilvl w:val="1"/>
           <w:numId w:val="8"/>
         </w:numPr>
+        <w:spacing w:after="0" w:line="276" w:lineRule="auto"/>
       </w:pPr>
       <w:r>
         <w:rPr>
@@ -2143,6 +2336,7 @@
           <w:ilvl w:val="0"/>
           <w:numId w:val="8"/>
         </w:numPr>
+        <w:spacing w:after="0" w:line="276" w:lineRule="auto"/>
         <w:rPr>
           <w:rFonts w:ascii="Roboto Mono" w:eastAsia="Roboto Mono" w:hAnsi="Roboto Mono" w:cs="Roboto Mono"/>
         </w:rPr>
@@ -2168,6 +2362,7 @@
           <w:ilvl w:val="1"/>
           <w:numId w:val="8"/>
         </w:numPr>
+        <w:spacing w:after="0" w:line="276" w:lineRule="auto"/>
       </w:pPr>
       <w:r>
         <w:rPr>
@@ -2201,6 +2396,7 @@
           <w:ilvl w:val="1"/>
           <w:numId w:val="8"/>
         </w:numPr>
+        <w:spacing w:after="0" w:line="276" w:lineRule="auto"/>
       </w:pPr>
       <w:r>
         <w:rPr>
@@ -2234,6 +2430,7 @@
           <w:ilvl w:val="0"/>
           <w:numId w:val="8"/>
         </w:numPr>
+        <w:spacing w:after="0" w:line="276" w:lineRule="auto"/>
         <w:rPr>
           <w:rFonts w:ascii="Roboto Mono" w:eastAsia="Roboto Mono" w:hAnsi="Roboto Mono" w:cs="Roboto Mono"/>
         </w:rPr>
@@ -2259,6 +2456,7 @@
           <w:ilvl w:val="1"/>
           <w:numId w:val="8"/>
         </w:numPr>
+        <w:spacing w:after="0" w:line="276" w:lineRule="auto"/>
         <w:rPr>
           <w:rFonts w:ascii="Roboto Mono" w:eastAsia="Roboto Mono" w:hAnsi="Roboto Mono" w:cs="Roboto Mono"/>
         </w:rPr>
@@ -2284,6 +2482,7 @@
           <w:ilvl w:val="1"/>
           <w:numId w:val="8"/>
         </w:numPr>
+        <w:spacing w:after="0" w:line="276" w:lineRule="auto"/>
         <w:rPr>
           <w:rFonts w:ascii="Roboto Mono" w:eastAsia="Roboto Mono" w:hAnsi="Roboto Mono" w:cs="Roboto Mono"/>
         </w:rPr>
@@ -2309,6 +2508,7 @@
           <w:ilvl w:val="1"/>
           <w:numId w:val="8"/>
         </w:numPr>
+        <w:spacing w:after="0" w:line="276" w:lineRule="auto"/>
       </w:pPr>
       <w:r>
         <w:rPr>
@@ -2336,6 +2536,7 @@
           <w:ilvl w:val="1"/>
           <w:numId w:val="8"/>
         </w:numPr>
+        <w:spacing w:after="0" w:line="276" w:lineRule="auto"/>
         <w:rPr>
           <w:rFonts w:ascii="Roboto Mono" w:eastAsia="Roboto Mono" w:hAnsi="Roboto Mono" w:cs="Roboto Mono"/>
         </w:rPr>
@@ -2361,6 +2562,7 @@
           <w:ilvl w:val="1"/>
           <w:numId w:val="8"/>
         </w:numPr>
+        <w:spacing w:after="0" w:line="276" w:lineRule="auto"/>
         <w:rPr>
           <w:rFonts w:ascii="Roboto Mono" w:eastAsia="Roboto Mono" w:hAnsi="Roboto Mono" w:cs="Roboto Mono"/>
         </w:rPr>
@@ -2386,6 +2588,7 @@
           <w:ilvl w:val="1"/>
           <w:numId w:val="8"/>
         </w:numPr>
+        <w:spacing w:after="0" w:line="276" w:lineRule="auto"/>
         <w:rPr>
           <w:rFonts w:ascii="Roboto Mono" w:eastAsia="Roboto Mono" w:hAnsi="Roboto Mono" w:cs="Roboto Mono"/>
         </w:rPr>
@@ -2411,6 +2614,7 @@
           <w:ilvl w:val="0"/>
           <w:numId w:val="8"/>
         </w:numPr>
+        <w:spacing w:after="0" w:line="276" w:lineRule="auto"/>
         <w:rPr>
           <w:rFonts w:ascii="Roboto Mono" w:eastAsia="Roboto Mono" w:hAnsi="Roboto Mono" w:cs="Roboto Mono"/>
         </w:rPr>
@@ -2436,6 +2640,7 @@
           <w:ilvl w:val="1"/>
           <w:numId w:val="8"/>
         </w:numPr>
+        <w:spacing w:after="0" w:line="276" w:lineRule="auto"/>
         <w:rPr>
           <w:rFonts w:ascii="Roboto Mono" w:eastAsia="Roboto Mono" w:hAnsi="Roboto Mono" w:cs="Roboto Mono"/>
         </w:rPr>
@@ -2459,6 +2664,7 @@
           <w:ilvl w:val="1"/>
           <w:numId w:val="8"/>
         </w:numPr>
+        <w:spacing w:after="0" w:line="276" w:lineRule="auto"/>
         <w:rPr>
           <w:rFonts w:ascii="Roboto Mono" w:eastAsia="Roboto Mono" w:hAnsi="Roboto Mono" w:cs="Roboto Mono"/>
         </w:rPr>
@@ -2482,6 +2688,7 @@
           <w:ilvl w:val="1"/>
           <w:numId w:val="8"/>
         </w:numPr>
+        <w:spacing w:after="0" w:line="276" w:lineRule="auto"/>
         <w:rPr>
           <w:rFonts w:ascii="Roboto Mono" w:eastAsia="Roboto Mono" w:hAnsi="Roboto Mono" w:cs="Roboto Mono"/>
         </w:rPr>
@@ -2505,6 +2712,7 @@
           <w:ilvl w:val="1"/>
           <w:numId w:val="8"/>
         </w:numPr>
+        <w:spacing w:after="0" w:line="276" w:lineRule="auto"/>
         <w:rPr>
           <w:rFonts w:ascii="Roboto Mono" w:eastAsia="Roboto Mono" w:hAnsi="Roboto Mono" w:cs="Roboto Mono"/>
         </w:rPr>
@@ -2528,6 +2736,7 @@
           <w:ilvl w:val="0"/>
           <w:numId w:val="8"/>
         </w:numPr>
+        <w:spacing w:after="0" w:line="276" w:lineRule="auto"/>
         <w:rPr>
           <w:rFonts w:ascii="Roboto Mono" w:eastAsia="Roboto Mono" w:hAnsi="Roboto Mono" w:cs="Roboto Mono"/>
         </w:rPr>
@@ -2553,14 +2762,13 @@
           <w:ilvl w:val="1"/>
           <w:numId w:val="8"/>
         </w:numPr>
-        <w:spacing w:after="240"/>
-      </w:pPr>
-      <w:r>
-        <w:rPr>
-          <w:rFonts w:ascii="Roboto Mono" w:eastAsia="Roboto Mono" w:hAnsi="Roboto Mono" w:cs="Roboto Mono"/>
-          <w:b/>
-        </w:rPr>
-        <w:lastRenderedPageBreak/>
+        <w:spacing w:after="240" w:line="276" w:lineRule="auto"/>
+      </w:pPr>
+      <w:r>
+        <w:rPr>
+          <w:rFonts w:ascii="Roboto Mono" w:eastAsia="Roboto Mono" w:hAnsi="Roboto Mono" w:cs="Roboto Mono"/>
+          <w:b/>
+        </w:rPr>
         <w:t>TSR = End-of-phase report summarizing testing results, coverage, defects, and release readiness</w:t>
       </w:r>
       <w:r>
@@ -2618,51 +2826,77 @@
       </w:pPr>
       <w:r>
         <w:rPr>
-          <w:b/>
-          <w:shd w:val="clear" w:color="auto" w:fill="B7B7B7"/>
-        </w:rPr>
-        <w:t># Source</w:t>
-      </w:r>
-      <w:r>
-        <w:rPr>
-          <w:shd w:val="clear" w:color="auto" w:fill="B7B7B7"/>
-        </w:rPr>
-        <w:t xml:space="preserve">: </w:t>
-      </w:r>
-      <w:r>
-        <w:rPr>
-          <w:b/>
-          <w:shd w:val="clear" w:color="auto" w:fill="B7B7B7"/>
-        </w:rPr>
-        <w:t xml:space="preserve">Chatgpt </w:t>
-      </w:r>
-      <w:r>
-        <w:rPr>
-          <w:b/>
-          <w:sz w:val="14"/>
-          <w:szCs w:val="14"/>
-          <w:shd w:val="clear" w:color="auto" w:fill="B7B7B7"/>
-        </w:rPr>
-        <w:t>(GPT</w:t>
-      </w:r>
-      <w:r>
-        <w:rPr>
-          <w:rFonts w:ascii="Cambria Math" w:hAnsi="Cambria Math" w:cs="Cambria Math"/>
-          <w:b/>
-          <w:sz w:val="14"/>
-          <w:szCs w:val="14"/>
-          <w:shd w:val="clear" w:color="auto" w:fill="B7B7B7"/>
+          <w:rFonts w:ascii="Arial" w:eastAsia="Arial" w:hAnsi="Arial" w:cs="Arial"/>
+          <w:b/>
+          <w:color w:val="000000"/>
+          <w:sz w:val="18"/>
+          <w:highlight w:val="lightGray"/>
+        </w:rPr>
+        <w:t># Source: AI Source: Provided by: [Data Path</w:t>
+      </w:r>
+      <w:r>
+        <w:rPr>
+          <w:rFonts w:ascii="Arial" w:eastAsia="Arial" w:hAnsi="Arial" w:cs="Arial"/>
+          <w:color w:val="000000"/>
+          <w:sz w:val="18"/>
+          <w:highlight w:val="lightGray"/>
+        </w:rPr>
+        <w:t xml:space="preserve">: Persons Table -&gt; ID Column: 1, Name_En Column: Motasem Essam] -&gt; </w:t>
+      </w:r>
+      <w:r>
+        <w:rPr>
+          <w:rFonts w:ascii="Arial" w:eastAsia="Arial" w:hAnsi="Arial" w:cs="Arial"/>
+          <w:b/>
+          <w:color w:val="000000"/>
+          <w:sz w:val="18"/>
+          <w:highlight w:val="lightGray"/>
+        </w:rPr>
+        <w:t>From:</w:t>
+      </w:r>
+      <w:r>
+        <w:rPr>
+          <w:rFonts w:ascii="Arial" w:eastAsia="Arial" w:hAnsi="Arial" w:cs="Arial"/>
+          <w:color w:val="000000"/>
+          <w:sz w:val="18"/>
+          <w:highlight w:val="lightGray"/>
+        </w:rPr>
+        <w:t xml:space="preserve"> [Chatgpt (GPT</w:t>
+      </w:r>
+      <w:r>
+        <w:rPr>
+          <w:rFonts w:ascii="Arial" w:eastAsia="Arial" w:hAnsi="Arial" w:cs="Cambria Math"/>
+          <w:color w:val="000000"/>
+          <w:sz w:val="18"/>
+          <w:highlight w:val="lightGray"/>
         </w:rPr>
         <w:t>‑</w:t>
       </w:r>
       <w:r>
         <w:rPr>
-          <w:b/>
-          <w:sz w:val="14"/>
-          <w:szCs w:val="14"/>
-          <w:shd w:val="clear" w:color="auto" w:fill="B7B7B7"/>
-        </w:rPr>
-        <w:t>5 Mini) at [8/22/2025]</w:t>
+          <w:rFonts w:ascii="Arial" w:eastAsia="Arial" w:hAnsi="Arial" w:cs="Arial"/>
+          <w:color w:val="000000"/>
+          <w:sz w:val="18"/>
+          <w:highlight w:val="lightGray"/>
+        </w:rPr>
+        <w:t xml:space="preserve">5 Mini)] </w:t>
+      </w:r>
+      <w:r>
+        <w:rPr>
+          <w:rFonts w:ascii="Arial" w:eastAsia="Arial" w:hAnsi="Arial" w:cs="Arial"/>
+          <w:b/>
+          <w:color w:val="000000"/>
+          <w:sz w:val="18"/>
+          <w:highlight w:val="lightGray"/>
+        </w:rPr>
+        <w:t>on</w:t>
+      </w:r>
+      <w:r>
+        <w:rPr>
+          <w:rFonts w:ascii="Arial" w:eastAsia="Arial" w:hAnsi="Arial"/>
+          <w:sz w:val="18"/>
+          <w:highlight w:val="lightGray"/>
+        </w:rPr>
+        <w:t xml:space="preserve"> [8/22/2025]</w:t>
       </w:r>
     </w:p>
     <w:p>
@@ -2671,7 +2905,7 @@
           <w:ilvl w:val="0"/>
           <w:numId w:val="4"/>
         </w:numPr>
-        <w:spacing w:before="240"/>
+        <w:spacing w:before="240" w:after="0" w:line="276" w:lineRule="auto"/>
         <w:rPr>
           <w:rFonts w:ascii="Roboto Mono" w:eastAsia="Roboto Mono" w:hAnsi="Roboto Mono" w:cs="Roboto Mono"/>
         </w:rPr>
@@ -2697,6 +2931,7 @@
           <w:ilvl w:val="1"/>
           <w:numId w:val="4"/>
         </w:numPr>
+        <w:spacing w:after="0" w:line="276" w:lineRule="auto"/>
       </w:pPr>
       <w:r>
         <w:rPr>
@@ -2724,6 +2959,7 @@
           <w:ilvl w:val="0"/>
           <w:numId w:val="4"/>
         </w:numPr>
+        <w:spacing w:after="0" w:line="276" w:lineRule="auto"/>
         <w:rPr>
           <w:rFonts w:ascii="Roboto Mono" w:eastAsia="Roboto Mono" w:hAnsi="Roboto Mono" w:cs="Roboto Mono"/>
         </w:rPr>
@@ -2749,6 +2985,7 @@
           <w:ilvl w:val="1"/>
           <w:numId w:val="4"/>
         </w:numPr>
+        <w:spacing w:after="0" w:line="276" w:lineRule="auto"/>
       </w:pPr>
       <w:r>
         <w:rPr>
@@ -2782,6 +3019,7 @@
           <w:ilvl w:val="1"/>
           <w:numId w:val="4"/>
         </w:numPr>
+        <w:spacing w:after="0" w:line="276" w:lineRule="auto"/>
       </w:pPr>
       <w:r>
         <w:rPr>
@@ -2815,6 +3053,7 @@
           <w:ilvl w:val="1"/>
           <w:numId w:val="4"/>
         </w:numPr>
+        <w:spacing w:after="0" w:line="276" w:lineRule="auto"/>
       </w:pPr>
       <w:r>
         <w:rPr>
@@ -2848,6 +3087,7 @@
           <w:ilvl w:val="0"/>
           <w:numId w:val="4"/>
         </w:numPr>
+        <w:spacing w:after="0" w:line="276" w:lineRule="auto"/>
         <w:rPr>
           <w:rFonts w:ascii="Roboto Mono" w:eastAsia="Roboto Mono" w:hAnsi="Roboto Mono" w:cs="Roboto Mono"/>
         </w:rPr>
@@ -2873,6 +3113,7 @@
           <w:ilvl w:val="1"/>
           <w:numId w:val="4"/>
         </w:numPr>
+        <w:spacing w:after="0" w:line="276" w:lineRule="auto"/>
       </w:pPr>
       <w:r>
         <w:rPr>
@@ -2906,6 +3147,7 @@
           <w:ilvl w:val="1"/>
           <w:numId w:val="4"/>
         </w:numPr>
+        <w:spacing w:after="0" w:line="276" w:lineRule="auto"/>
       </w:pPr>
       <w:r>
         <w:rPr>
@@ -2939,6 +3181,7 @@
           <w:ilvl w:val="0"/>
           <w:numId w:val="4"/>
         </w:numPr>
+        <w:spacing w:after="0" w:line="276" w:lineRule="auto"/>
         <w:rPr>
           <w:rFonts w:ascii="Roboto Mono" w:eastAsia="Roboto Mono" w:hAnsi="Roboto Mono" w:cs="Roboto Mono"/>
         </w:rPr>
@@ -2964,6 +3207,7 @@
           <w:ilvl w:val="1"/>
           <w:numId w:val="4"/>
         </w:numPr>
+        <w:spacing w:after="0" w:line="276" w:lineRule="auto"/>
       </w:pPr>
       <w:r>
         <w:rPr>
@@ -2997,12 +3241,12 @@
           <w:ilvl w:val="1"/>
           <w:numId w:val="4"/>
         </w:numPr>
-      </w:pPr>
-      <w:r>
-        <w:rPr>
-          <w:rFonts w:ascii="Roboto Mono" w:eastAsia="Roboto Mono" w:hAnsi="Roboto Mono" w:cs="Roboto Mono"/>
-        </w:rPr>
-        <w:lastRenderedPageBreak/>
+        <w:spacing w:after="0" w:line="276" w:lineRule="auto"/>
+      </w:pPr>
+      <w:r>
+        <w:rPr>
+          <w:rFonts w:ascii="Roboto Mono" w:eastAsia="Roboto Mono" w:hAnsi="Roboto Mono" w:cs="Roboto Mono"/>
+        </w:rPr>
         <w:t xml:space="preserve">During </w:t>
       </w:r>
       <w:r>
@@ -3031,6 +3275,7 @@
           <w:ilvl w:val="0"/>
           <w:numId w:val="4"/>
         </w:numPr>
+        <w:spacing w:after="0" w:line="276" w:lineRule="auto"/>
         <w:rPr>
           <w:rFonts w:ascii="Roboto Mono" w:eastAsia="Roboto Mono" w:hAnsi="Roboto Mono" w:cs="Roboto Mono"/>
         </w:rPr>
@@ -3056,6 +3301,7 @@
           <w:ilvl w:val="1"/>
           <w:numId w:val="4"/>
         </w:numPr>
+        <w:spacing w:after="0" w:line="276" w:lineRule="auto"/>
       </w:pPr>
       <w:r>
         <w:rPr>
@@ -3083,6 +3329,7 @@
           <w:ilvl w:val="1"/>
           <w:numId w:val="4"/>
         </w:numPr>
+        <w:spacing w:after="0" w:line="276" w:lineRule="auto"/>
       </w:pPr>
       <w:r>
         <w:rPr>
@@ -3110,6 +3357,7 @@
           <w:ilvl w:val="1"/>
           <w:numId w:val="4"/>
         </w:numPr>
+        <w:spacing w:after="0" w:line="276" w:lineRule="auto"/>
       </w:pPr>
       <w:r>
         <w:rPr>
@@ -3137,6 +3385,7 @@
           <w:ilvl w:val="1"/>
           <w:numId w:val="4"/>
         </w:numPr>
+        <w:spacing w:after="0" w:line="276" w:lineRule="auto"/>
       </w:pPr>
       <w:r>
         <w:rPr>
@@ -3164,6 +3413,7 @@
           <w:ilvl w:val="1"/>
           <w:numId w:val="4"/>
         </w:numPr>
+        <w:spacing w:after="0" w:line="276" w:lineRule="auto"/>
       </w:pPr>
       <w:r>
         <w:rPr>
@@ -3191,6 +3441,7 @@
           <w:ilvl w:val="0"/>
           <w:numId w:val="4"/>
         </w:numPr>
+        <w:spacing w:after="0" w:line="276" w:lineRule="auto"/>
         <w:rPr>
           <w:rFonts w:ascii="Roboto Mono" w:eastAsia="Roboto Mono" w:hAnsi="Roboto Mono" w:cs="Roboto Mono"/>
         </w:rPr>
@@ -3216,6 +3467,7 @@
           <w:ilvl w:val="1"/>
           <w:numId w:val="4"/>
         </w:numPr>
+        <w:spacing w:after="0" w:line="276" w:lineRule="auto"/>
         <w:rPr>
           <w:rFonts w:ascii="Roboto Mono" w:eastAsia="Roboto Mono" w:hAnsi="Roboto Mono" w:cs="Roboto Mono"/>
         </w:rPr>
@@ -3239,6 +3491,7 @@
           <w:ilvl w:val="2"/>
           <w:numId w:val="4"/>
         </w:numPr>
+        <w:spacing w:after="0" w:line="276" w:lineRule="auto"/>
         <w:rPr>
           <w:rFonts w:ascii="Roboto Mono" w:eastAsia="Roboto Mono" w:hAnsi="Roboto Mono" w:cs="Roboto Mono"/>
         </w:rPr>
@@ -3262,6 +3515,7 @@
           <w:ilvl w:val="2"/>
           <w:numId w:val="4"/>
         </w:numPr>
+        <w:spacing w:after="0" w:line="276" w:lineRule="auto"/>
         <w:rPr>
           <w:rFonts w:ascii="Roboto Mono" w:eastAsia="Roboto Mono" w:hAnsi="Roboto Mono" w:cs="Roboto Mono"/>
         </w:rPr>
@@ -3285,6 +3539,7 @@
           <w:ilvl w:val="2"/>
           <w:numId w:val="4"/>
         </w:numPr>
+        <w:spacing w:after="0" w:line="276" w:lineRule="auto"/>
         <w:rPr>
           <w:rFonts w:ascii="Roboto Mono" w:eastAsia="Roboto Mono" w:hAnsi="Roboto Mono" w:cs="Roboto Mono"/>
         </w:rPr>
@@ -3308,6 +3563,7 @@
           <w:ilvl w:val="2"/>
           <w:numId w:val="4"/>
         </w:numPr>
+        <w:spacing w:after="0" w:line="276" w:lineRule="auto"/>
         <w:rPr>
           <w:rFonts w:ascii="Roboto Mono" w:eastAsia="Roboto Mono" w:hAnsi="Roboto Mono" w:cs="Roboto Mono"/>
         </w:rPr>
@@ -3331,6 +3587,7 @@
           <w:ilvl w:val="0"/>
           <w:numId w:val="4"/>
         </w:numPr>
+        <w:spacing w:after="0" w:line="276" w:lineRule="auto"/>
         <w:rPr>
           <w:rFonts w:ascii="Roboto Mono" w:eastAsia="Roboto Mono" w:hAnsi="Roboto Mono" w:cs="Roboto Mono"/>
         </w:rPr>
@@ -3356,7 +3613,7 @@
           <w:ilvl w:val="1"/>
           <w:numId w:val="4"/>
         </w:numPr>
-        <w:spacing w:after="240"/>
+        <w:spacing w:after="240" w:line="276" w:lineRule="auto"/>
       </w:pPr>
       <w:r>
         <w:rPr>
@@ -3374,7 +3631,6 @@
     </w:p>
     <w:p>
       <w:r>
-        <w:lastRenderedPageBreak/>
         <w:br/>
       </w:r>
     </w:p>
@@ -3417,1713 +3673,1832 @@
       </w:pPr>
       <w:r>
         <w:rPr>
-          <w:b/>
-          <w:shd w:val="clear" w:color="auto" w:fill="B7B7B7"/>
-        </w:rPr>
-        <w:t># Source</w:t>
-      </w:r>
-      <w:r>
-        <w:rPr>
-          <w:shd w:val="clear" w:color="auto" w:fill="B7B7B7"/>
-        </w:rPr>
-        <w:t xml:space="preserve">: </w:t>
-      </w:r>
-      <w:r>
-        <w:rPr>
-          <w:b/>
-          <w:shd w:val="clear" w:color="auto" w:fill="B7B7B7"/>
-        </w:rPr>
-        <w:t xml:space="preserve">Chatgpt </w:t>
-      </w:r>
-      <w:r>
+          <w:rFonts w:ascii="Arial" w:eastAsia="Arial" w:hAnsi="Arial" w:cs="Arial"/>
+          <w:b/>
+          <w:color w:val="000000"/>
+          <w:sz w:val="18"/>
+          <w:highlight w:val="lightGray"/>
+        </w:rPr>
+        <w:t># Source: AI Source: Provided by: [Data Path</w:t>
+      </w:r>
+      <w:r>
+        <w:rPr>
+          <w:rFonts w:ascii="Arial" w:eastAsia="Arial" w:hAnsi="Arial" w:cs="Arial"/>
+          <w:color w:val="000000"/>
+          <w:sz w:val="18"/>
+          <w:highlight w:val="lightGray"/>
+        </w:rPr>
+        <w:t xml:space="preserve">: Persons Table -&gt; ID Column: 1, Name_En Column: Motasem Essam] -&gt; </w:t>
+      </w:r>
+      <w:r>
+        <w:rPr>
+          <w:rFonts w:ascii="Arial" w:eastAsia="Arial" w:hAnsi="Arial" w:cs="Arial"/>
+          <w:b/>
+          <w:color w:val="000000"/>
+          <w:sz w:val="18"/>
+          <w:highlight w:val="lightGray"/>
+        </w:rPr>
+        <w:t>From:</w:t>
+      </w:r>
+      <w:r>
+        <w:rPr>
+          <w:rFonts w:ascii="Arial" w:eastAsia="Arial" w:hAnsi="Arial" w:cs="Arial"/>
+          <w:color w:val="000000"/>
+          <w:sz w:val="18"/>
+          <w:highlight w:val="lightGray"/>
+        </w:rPr>
+        <w:t xml:space="preserve"> [Chatgpt (GPT</w:t>
+      </w:r>
+      <w:r>
+        <w:rPr>
+          <w:rFonts w:ascii="Arial" w:eastAsia="Arial" w:hAnsi="Arial" w:cs="Cambria Math"/>
+          <w:color w:val="000000"/>
+          <w:sz w:val="18"/>
+          <w:highlight w:val="lightGray"/>
+        </w:rPr>
+        <w:t>‑</w:t>
+      </w:r>
+      <w:r>
+        <w:rPr>
+          <w:rFonts w:ascii="Arial" w:eastAsia="Arial" w:hAnsi="Arial" w:cs="Arial"/>
+          <w:color w:val="000000"/>
+          <w:sz w:val="18"/>
+          <w:highlight w:val="lightGray"/>
+        </w:rPr>
+        <w:t xml:space="preserve">5 Mini)] </w:t>
+      </w:r>
+      <w:r>
+        <w:rPr>
+          <w:rFonts w:ascii="Arial" w:eastAsia="Arial" w:hAnsi="Arial" w:cs="Arial"/>
+          <w:b/>
+          <w:color w:val="000000"/>
+          <w:sz w:val="18"/>
+          <w:highlight w:val="lightGray"/>
+        </w:rPr>
+        <w:t>on</w:t>
+      </w:r>
+      <w:r>
+        <w:rPr>
+          <w:rFonts w:ascii="Arial" w:eastAsia="Arial" w:hAnsi="Arial"/>
+          <w:sz w:val="18"/>
+          <w:highlight w:val="lightGray"/>
+        </w:rPr>
+        <w:t xml:space="preserve"> [8/22/2025]</w:t>
+      </w:r>
+    </w:p>
+    <w:p>
+      <w:pPr>
+        <w:numPr>
+          <w:ilvl w:val="0"/>
+          <w:numId w:val="2"/>
+        </w:numPr>
+        <w:spacing w:before="240" w:after="0" w:line="276" w:lineRule="auto"/>
+        <w:rPr>
+          <w:rFonts w:ascii="Roboto Mono" w:eastAsia="Roboto Mono" w:hAnsi="Roboto Mono" w:cs="Roboto Mono"/>
+        </w:rPr>
+      </w:pPr>
+      <w:r>
+        <w:rPr>
+          <w:rFonts w:ascii="Roboto Mono" w:eastAsia="Roboto Mono" w:hAnsi="Roboto Mono" w:cs="Roboto Mono"/>
+          <w:b/>
+        </w:rPr>
+        <w:t>Meaning:</w:t>
+      </w:r>
+      <w:r>
+        <w:rPr>
+          <w:rFonts w:ascii="Roboto Mono" w:eastAsia="Roboto Mono" w:hAnsi="Roboto Mono" w:cs="Roboto Mono"/>
+          <w:b/>
+        </w:rPr>
+        <w:br/>
+      </w:r>
+    </w:p>
+    <w:p>
+      <w:pPr>
+        <w:numPr>
+          <w:ilvl w:val="1"/>
+          <w:numId w:val="2"/>
+        </w:numPr>
+        <w:spacing w:after="0" w:line="276" w:lineRule="auto"/>
+        <w:rPr>
+          <w:rFonts w:ascii="Roboto Mono" w:eastAsia="Roboto Mono" w:hAnsi="Roboto Mono" w:cs="Roboto Mono"/>
+        </w:rPr>
+      </w:pPr>
+      <w:r>
+        <w:rPr>
+          <w:rFonts w:ascii="Roboto Mono" w:eastAsia="Roboto Mono" w:hAnsi="Roboto Mono" w:cs="Roboto Mono"/>
+          <w:b/>
+        </w:rPr>
+        <w:t>Verbal communication sessions</w:t>
+      </w:r>
+      <w:r>
+        <w:rPr>
+          <w:rFonts w:ascii="Roboto Mono" w:eastAsia="Roboto Mono" w:hAnsi="Roboto Mono" w:cs="Roboto Mono"/>
+        </w:rPr>
+        <w:t xml:space="preserve"> where the testing team shares updates, progress, issues, and plans with stakeholders.</w:t>
+      </w:r>
+      <w:r>
+        <w:rPr>
+          <w:rFonts w:ascii="Roboto Mono" w:eastAsia="Roboto Mono" w:hAnsi="Roboto Mono" w:cs="Roboto Mono"/>
+        </w:rPr>
+        <w:br/>
+      </w:r>
+    </w:p>
+    <w:p>
+      <w:pPr>
+        <w:numPr>
+          <w:ilvl w:val="1"/>
+          <w:numId w:val="2"/>
+        </w:numPr>
+        <w:spacing w:after="0" w:line="276" w:lineRule="auto"/>
+        <w:rPr>
+          <w:rFonts w:ascii="Roboto Mono" w:eastAsia="Roboto Mono" w:hAnsi="Roboto Mono" w:cs="Roboto Mono"/>
+        </w:rPr>
+      </w:pPr>
+      <w:r>
+        <w:rPr>
+          <w:rFonts w:ascii="Roboto Mono" w:eastAsia="Roboto Mono" w:hAnsi="Roboto Mono" w:cs="Roboto Mono"/>
+        </w:rPr>
+        <w:t xml:space="preserve">Commonly includes </w:t>
+      </w:r>
+      <w:r>
+        <w:rPr>
+          <w:rFonts w:ascii="Roboto Mono" w:eastAsia="Roboto Mono" w:hAnsi="Roboto Mono" w:cs="Roboto Mono"/>
+          <w:b/>
+        </w:rPr>
+        <w:t>daily stand-ups in Agile</w:t>
+      </w:r>
+      <w:r>
+        <w:rPr>
+          <w:rFonts w:ascii="Roboto Mono" w:eastAsia="Roboto Mono" w:hAnsi="Roboto Mono" w:cs="Roboto Mono"/>
+        </w:rPr>
+        <w:t xml:space="preserve"> or periodic review meetings in traditional projects.</w:t>
+      </w:r>
+      <w:r>
+        <w:rPr>
+          <w:rFonts w:ascii="Roboto Mono" w:eastAsia="Roboto Mono" w:hAnsi="Roboto Mono" w:cs="Roboto Mono"/>
+        </w:rPr>
+        <w:br/>
+      </w:r>
+    </w:p>
+    <w:p>
+      <w:pPr>
+        <w:numPr>
+          <w:ilvl w:val="0"/>
+          <w:numId w:val="2"/>
+        </w:numPr>
+        <w:spacing w:after="0" w:line="276" w:lineRule="auto"/>
+        <w:rPr>
+          <w:rFonts w:ascii="Roboto Mono" w:eastAsia="Roboto Mono" w:hAnsi="Roboto Mono" w:cs="Roboto Mono"/>
+        </w:rPr>
+      </w:pPr>
+      <w:r>
+        <w:rPr>
+          <w:rFonts w:ascii="Roboto Mono" w:eastAsia="Roboto Mono" w:hAnsi="Roboto Mono" w:cs="Roboto Mono"/>
+          <w:b/>
+        </w:rPr>
+        <w:t>Goal:</w:t>
+      </w:r>
+      <w:r>
+        <w:rPr>
+          <w:rFonts w:ascii="Roboto Mono" w:eastAsia="Roboto Mono" w:hAnsi="Roboto Mono" w:cs="Roboto Mono"/>
+          <w:b/>
+        </w:rPr>
+        <w:br/>
+      </w:r>
+    </w:p>
+    <w:p>
+      <w:pPr>
+        <w:numPr>
+          <w:ilvl w:val="1"/>
+          <w:numId w:val="2"/>
+        </w:numPr>
+        <w:spacing w:after="0" w:line="276" w:lineRule="auto"/>
+        <w:rPr>
+          <w:rFonts w:ascii="Roboto Mono" w:eastAsia="Roboto Mono" w:hAnsi="Roboto Mono" w:cs="Roboto Mono"/>
+        </w:rPr>
+      </w:pPr>
+      <w:r>
+        <w:rPr>
+          <w:rFonts w:ascii="Roboto Mono" w:eastAsia="Roboto Mono" w:hAnsi="Roboto Mono" w:cs="Roboto Mono"/>
+        </w:rPr>
+        <w:t xml:space="preserve">Provide </w:t>
+      </w:r>
+      <w:r>
+        <w:rPr>
+          <w:rFonts w:ascii="Roboto Mono" w:eastAsia="Roboto Mono" w:hAnsi="Roboto Mono" w:cs="Roboto Mono"/>
+          <w:b/>
+        </w:rPr>
+        <w:t>real-time, interactive updates</w:t>
+      </w:r>
+      <w:r>
+        <w:rPr>
+          <w:rFonts w:ascii="Roboto Mono" w:eastAsia="Roboto Mono" w:hAnsi="Roboto Mono" w:cs="Roboto Mono"/>
+        </w:rPr>
+        <w:t>.</w:t>
+      </w:r>
+      <w:r>
+        <w:rPr>
+          <w:rFonts w:ascii="Roboto Mono" w:eastAsia="Roboto Mono" w:hAnsi="Roboto Mono" w:cs="Roboto Mono"/>
+        </w:rPr>
+        <w:br/>
+      </w:r>
+    </w:p>
+    <w:p>
+      <w:pPr>
+        <w:numPr>
+          <w:ilvl w:val="1"/>
+          <w:numId w:val="2"/>
+        </w:numPr>
+        <w:spacing w:after="0" w:line="276" w:lineRule="auto"/>
+        <w:rPr>
+          <w:rFonts w:ascii="Roboto Mono" w:eastAsia="Roboto Mono" w:hAnsi="Roboto Mono" w:cs="Roboto Mono"/>
+        </w:rPr>
+      </w:pPr>
+      <w:r>
+        <w:rPr>
+          <w:rFonts w:ascii="Roboto Mono" w:eastAsia="Roboto Mono" w:hAnsi="Roboto Mono" w:cs="Roboto Mono"/>
+        </w:rPr>
+        <w:t xml:space="preserve">Highlight </w:t>
+      </w:r>
+      <w:r>
+        <w:rPr>
+          <w:rFonts w:ascii="Roboto Mono" w:eastAsia="Roboto Mono" w:hAnsi="Roboto Mono" w:cs="Roboto Mono"/>
+          <w:b/>
+        </w:rPr>
+        <w:t>blockers, risks, and dependencies</w:t>
+      </w:r>
+      <w:r>
+        <w:rPr>
+          <w:rFonts w:ascii="Roboto Mono" w:eastAsia="Roboto Mono" w:hAnsi="Roboto Mono" w:cs="Roboto Mono"/>
+        </w:rPr>
+        <w:t>.</w:t>
+      </w:r>
+      <w:r>
+        <w:rPr>
+          <w:rFonts w:ascii="Roboto Mono" w:eastAsia="Roboto Mono" w:hAnsi="Roboto Mono" w:cs="Roboto Mono"/>
+        </w:rPr>
+        <w:br/>
+      </w:r>
+    </w:p>
+    <w:p>
+      <w:pPr>
+        <w:numPr>
+          <w:ilvl w:val="1"/>
+          <w:numId w:val="2"/>
+        </w:numPr>
+        <w:spacing w:after="0" w:line="276" w:lineRule="auto"/>
+        <w:rPr>
+          <w:rFonts w:ascii="Roboto Mono" w:eastAsia="Roboto Mono" w:hAnsi="Roboto Mono" w:cs="Roboto Mono"/>
+        </w:rPr>
+      </w:pPr>
+      <w:r>
+        <w:rPr>
+          <w:rFonts w:ascii="Roboto Mono" w:eastAsia="Roboto Mono" w:hAnsi="Roboto Mono" w:cs="Roboto Mono"/>
+        </w:rPr>
+        <w:t xml:space="preserve">Facilitate </w:t>
+      </w:r>
+      <w:r>
+        <w:rPr>
+          <w:rFonts w:ascii="Roboto Mono" w:eastAsia="Roboto Mono" w:hAnsi="Roboto Mono" w:cs="Roboto Mono"/>
+          <w:b/>
+        </w:rPr>
+        <w:t>quick decision-making and collaboration</w:t>
+      </w:r>
+      <w:r>
+        <w:rPr>
+          <w:rFonts w:ascii="Roboto Mono" w:eastAsia="Roboto Mono" w:hAnsi="Roboto Mono" w:cs="Roboto Mono"/>
+        </w:rPr>
+        <w:t xml:space="preserve"> among team members and stakeholders.</w:t>
+      </w:r>
+      <w:r>
+        <w:rPr>
+          <w:rFonts w:ascii="Roboto Mono" w:eastAsia="Roboto Mono" w:hAnsi="Roboto Mono" w:cs="Roboto Mono"/>
+        </w:rPr>
+        <w:br/>
+      </w:r>
+    </w:p>
+    <w:p>
+      <w:pPr>
+        <w:numPr>
+          <w:ilvl w:val="0"/>
+          <w:numId w:val="2"/>
+        </w:numPr>
+        <w:spacing w:after="0" w:line="276" w:lineRule="auto"/>
+        <w:rPr>
+          <w:rFonts w:ascii="Roboto Mono" w:eastAsia="Roboto Mono" w:hAnsi="Roboto Mono" w:cs="Roboto Mono"/>
+        </w:rPr>
+      </w:pPr>
+      <w:r>
+        <w:rPr>
+          <w:rFonts w:ascii="Roboto Mono" w:eastAsia="Roboto Mono" w:hAnsi="Roboto Mono" w:cs="Roboto Mono"/>
+          <w:b/>
+        </w:rPr>
+        <w:t>Scope:</w:t>
+      </w:r>
+      <w:r>
+        <w:rPr>
+          <w:rFonts w:ascii="Roboto Mono" w:eastAsia="Roboto Mono" w:hAnsi="Roboto Mono" w:cs="Roboto Mono"/>
+          <w:b/>
+        </w:rPr>
+        <w:br/>
+      </w:r>
+    </w:p>
+    <w:p>
+      <w:pPr>
+        <w:numPr>
+          <w:ilvl w:val="1"/>
+          <w:numId w:val="2"/>
+        </w:numPr>
+        <w:spacing w:after="0" w:line="276" w:lineRule="auto"/>
+        <w:rPr>
+          <w:rFonts w:ascii="Roboto Mono" w:eastAsia="Roboto Mono" w:hAnsi="Roboto Mono" w:cs="Roboto Mono"/>
+        </w:rPr>
+      </w:pPr>
+      <w:r>
+        <w:rPr>
+          <w:rFonts w:ascii="Roboto Mono" w:eastAsia="Roboto Mono" w:hAnsi="Roboto Mono" w:cs="Roboto Mono"/>
+        </w:rPr>
+        <w:t xml:space="preserve">Can be </w:t>
+      </w:r>
+      <w:r>
+        <w:rPr>
+          <w:rFonts w:ascii="Roboto Mono" w:eastAsia="Roboto Mono" w:hAnsi="Roboto Mono" w:cs="Roboto Mono"/>
+          <w:b/>
+        </w:rPr>
+        <w:t>daily (stand-ups)</w:t>
+      </w:r>
+      <w:r>
+        <w:rPr>
+          <w:rFonts w:ascii="Roboto Mono" w:eastAsia="Roboto Mono" w:hAnsi="Roboto Mono" w:cs="Roboto Mono"/>
+        </w:rPr>
+        <w:t xml:space="preserve">, </w:t>
+      </w:r>
+      <w:r>
+        <w:rPr>
+          <w:rFonts w:ascii="Roboto Mono" w:eastAsia="Roboto Mono" w:hAnsi="Roboto Mono" w:cs="Roboto Mono"/>
+          <w:b/>
+        </w:rPr>
+        <w:t>weekly</w:t>
+      </w:r>
+      <w:r>
+        <w:rPr>
+          <w:rFonts w:ascii="Roboto Mono" w:eastAsia="Roboto Mono" w:hAnsi="Roboto Mono" w:cs="Roboto Mono"/>
+        </w:rPr>
+        <w:t xml:space="preserve">, or </w:t>
+      </w:r>
+      <w:r>
+        <w:rPr>
+          <w:rFonts w:ascii="Roboto Mono" w:eastAsia="Roboto Mono" w:hAnsi="Roboto Mono" w:cs="Roboto Mono"/>
+          <w:b/>
+        </w:rPr>
+        <w:t>at milestones</w:t>
+      </w:r>
+      <w:r>
+        <w:rPr>
+          <w:rFonts w:ascii="Roboto Mono" w:eastAsia="Roboto Mono" w:hAnsi="Roboto Mono" w:cs="Roboto Mono"/>
+        </w:rPr>
+        <w:t>.</w:t>
+      </w:r>
+      <w:r>
+        <w:rPr>
+          <w:rFonts w:ascii="Roboto Mono" w:eastAsia="Roboto Mono" w:hAnsi="Roboto Mono" w:cs="Roboto Mono"/>
+        </w:rPr>
+        <w:br/>
+      </w:r>
+    </w:p>
+    <w:p>
+      <w:pPr>
+        <w:numPr>
+          <w:ilvl w:val="1"/>
+          <w:numId w:val="2"/>
+        </w:numPr>
+        <w:spacing w:after="0" w:line="276" w:lineRule="auto"/>
+        <w:rPr>
+          <w:rFonts w:ascii="Roboto Mono" w:eastAsia="Roboto Mono" w:hAnsi="Roboto Mono" w:cs="Roboto Mono"/>
+        </w:rPr>
+      </w:pPr>
+      <w:r>
+        <w:rPr>
+          <w:rFonts w:ascii="Roboto Mono" w:eastAsia="Roboto Mono" w:hAnsi="Roboto Mono" w:cs="Roboto Mono"/>
+        </w:rPr>
+        <w:t xml:space="preserve">Covers </w:t>
+      </w:r>
+      <w:r>
+        <w:rPr>
+          <w:rFonts w:ascii="Roboto Mono" w:eastAsia="Roboto Mono" w:hAnsi="Roboto Mono" w:cs="Roboto Mono"/>
+          <w:b/>
+        </w:rPr>
+        <w:t>test execution status, defects, risks, and next steps</w:t>
+      </w:r>
+      <w:r>
+        <w:rPr>
+          <w:rFonts w:ascii="Roboto Mono" w:eastAsia="Roboto Mono" w:hAnsi="Roboto Mono" w:cs="Roboto Mono"/>
+        </w:rPr>
+        <w:t>.</w:t>
+      </w:r>
+      <w:r>
+        <w:rPr>
+          <w:rFonts w:ascii="Roboto Mono" w:eastAsia="Roboto Mono" w:hAnsi="Roboto Mono" w:cs="Roboto Mono"/>
+        </w:rPr>
+        <w:br/>
+      </w:r>
+    </w:p>
+    <w:p>
+      <w:pPr>
+        <w:numPr>
+          <w:ilvl w:val="0"/>
+          <w:numId w:val="2"/>
+        </w:numPr>
+        <w:spacing w:after="0" w:line="276" w:lineRule="auto"/>
+        <w:rPr>
+          <w:rFonts w:ascii="Roboto Mono" w:eastAsia="Roboto Mono" w:hAnsi="Roboto Mono" w:cs="Roboto Mono"/>
+        </w:rPr>
+      </w:pPr>
+      <w:r>
+        <w:rPr>
+          <w:rFonts w:ascii="Roboto Mono" w:eastAsia="Roboto Mono" w:hAnsi="Roboto Mono" w:cs="Roboto Mono"/>
+          <w:b/>
+        </w:rPr>
+        <w:t>When Used:</w:t>
+      </w:r>
+      <w:r>
+        <w:rPr>
+          <w:rFonts w:ascii="Roboto Mono" w:eastAsia="Roboto Mono" w:hAnsi="Roboto Mono" w:cs="Roboto Mono"/>
+          <w:b/>
+        </w:rPr>
+        <w:br/>
+      </w:r>
+    </w:p>
+    <w:p>
+      <w:pPr>
+        <w:numPr>
+          <w:ilvl w:val="1"/>
+          <w:numId w:val="2"/>
+        </w:numPr>
+        <w:spacing w:after="0" w:line="276" w:lineRule="auto"/>
+        <w:rPr>
+          <w:rFonts w:ascii="Roboto Mono" w:eastAsia="Roboto Mono" w:hAnsi="Roboto Mono" w:cs="Roboto Mono"/>
+        </w:rPr>
+      </w:pPr>
+      <w:r>
+        <w:rPr>
+          <w:rFonts w:ascii="Roboto Mono" w:eastAsia="Roboto Mono" w:hAnsi="Roboto Mono" w:cs="Roboto Mono"/>
+          <w:b/>
+        </w:rPr>
+        <w:t>Daily</w:t>
+      </w:r>
+      <w:r>
+        <w:rPr>
+          <w:rFonts w:ascii="Roboto Mono" w:eastAsia="Roboto Mono" w:hAnsi="Roboto Mono" w:cs="Roboto Mono"/>
+        </w:rPr>
+        <w:t xml:space="preserve"> in Agile projects (typically 15-minute stand-ups).</w:t>
+      </w:r>
+      <w:r>
+        <w:rPr>
+          <w:rFonts w:ascii="Roboto Mono" w:eastAsia="Roboto Mono" w:hAnsi="Roboto Mono" w:cs="Roboto Mono"/>
+        </w:rPr>
+        <w:br/>
+      </w:r>
+    </w:p>
+    <w:p>
+      <w:pPr>
+        <w:numPr>
+          <w:ilvl w:val="1"/>
+          <w:numId w:val="2"/>
+        </w:numPr>
+        <w:spacing w:after="0" w:line="276" w:lineRule="auto"/>
+        <w:rPr>
+          <w:rFonts w:ascii="Roboto Mono" w:eastAsia="Roboto Mono" w:hAnsi="Roboto Mono" w:cs="Roboto Mono"/>
+        </w:rPr>
+      </w:pPr>
+      <w:r>
+        <w:rPr>
+          <w:rFonts w:ascii="Roboto Mono" w:eastAsia="Roboto Mono" w:hAnsi="Roboto Mono" w:cs="Roboto Mono"/>
+          <w:b/>
+        </w:rPr>
+        <w:t>Regular meetings</w:t>
+      </w:r>
+      <w:r>
+        <w:rPr>
+          <w:rFonts w:ascii="Roboto Mono" w:eastAsia="Roboto Mono" w:hAnsi="Roboto Mono" w:cs="Roboto Mono"/>
+        </w:rPr>
+        <w:t xml:space="preserve"> in traditional projects or before key milestones.</w:t>
+      </w:r>
+      <w:r>
+        <w:rPr>
+          <w:rFonts w:ascii="Roboto Mono" w:eastAsia="Roboto Mono" w:hAnsi="Roboto Mono" w:cs="Roboto Mono"/>
+        </w:rPr>
+        <w:br/>
+      </w:r>
+    </w:p>
+    <w:p>
+      <w:pPr>
+        <w:numPr>
+          <w:ilvl w:val="0"/>
+          <w:numId w:val="2"/>
+        </w:numPr>
+        <w:spacing w:after="0" w:line="276" w:lineRule="auto"/>
+        <w:rPr>
+          <w:rFonts w:ascii="Roboto Mono" w:eastAsia="Roboto Mono" w:hAnsi="Roboto Mono" w:cs="Roboto Mono"/>
+        </w:rPr>
+      </w:pPr>
+      <w:r>
+        <w:rPr>
+          <w:rFonts w:ascii="Roboto Mono" w:eastAsia="Roboto Mono" w:hAnsi="Roboto Mono" w:cs="Roboto Mono"/>
+          <w:b/>
+        </w:rPr>
+        <w:t>Typical Contents:</w:t>
+      </w:r>
+      <w:r>
+        <w:rPr>
+          <w:rFonts w:ascii="Roboto Mono" w:eastAsia="Roboto Mono" w:hAnsi="Roboto Mono" w:cs="Roboto Mono"/>
+          <w:b/>
+        </w:rPr>
+        <w:br/>
+      </w:r>
+    </w:p>
+    <w:p>
+      <w:pPr>
+        <w:numPr>
+          <w:ilvl w:val="1"/>
+          <w:numId w:val="2"/>
+        </w:numPr>
+        <w:spacing w:after="0" w:line="276" w:lineRule="auto"/>
+        <w:rPr>
+          <w:rFonts w:ascii="Roboto Mono" w:eastAsia="Roboto Mono" w:hAnsi="Roboto Mono" w:cs="Roboto Mono"/>
+        </w:rPr>
+      </w:pPr>
+      <w:r>
+        <w:rPr>
+          <w:rFonts w:ascii="Roboto Mono" w:eastAsia="Roboto Mono" w:hAnsi="Roboto Mono" w:cs="Roboto Mono"/>
+          <w:b/>
+        </w:rPr>
+        <w:t>What was done yesterday</w:t>
+      </w:r>
+      <w:r>
+        <w:rPr>
+          <w:rFonts w:ascii="Roboto Mono" w:eastAsia="Roboto Mono" w:hAnsi="Roboto Mono" w:cs="Roboto Mono"/>
+          <w:b/>
+        </w:rPr>
+        <w:br/>
+      </w:r>
+    </w:p>
+    <w:p>
+      <w:pPr>
+        <w:numPr>
+          <w:ilvl w:val="1"/>
+          <w:numId w:val="2"/>
+        </w:numPr>
+        <w:spacing w:after="0" w:line="276" w:lineRule="auto"/>
+        <w:rPr>
+          <w:rFonts w:ascii="Roboto Mono" w:eastAsia="Roboto Mono" w:hAnsi="Roboto Mono" w:cs="Roboto Mono"/>
+        </w:rPr>
+      </w:pPr>
+      <w:r>
+        <w:rPr>
+          <w:rFonts w:ascii="Roboto Mono" w:eastAsia="Roboto Mono" w:hAnsi="Roboto Mono" w:cs="Roboto Mono"/>
+          <w:b/>
+        </w:rPr>
+        <w:t>What will be done today</w:t>
+      </w:r>
+      <w:r>
+        <w:rPr>
+          <w:rFonts w:ascii="Roboto Mono" w:eastAsia="Roboto Mono" w:hAnsi="Roboto Mono" w:cs="Roboto Mono"/>
+          <w:b/>
+        </w:rPr>
+        <w:br/>
+      </w:r>
+    </w:p>
+    <w:p>
+      <w:pPr>
+        <w:numPr>
+          <w:ilvl w:val="1"/>
+          <w:numId w:val="2"/>
+        </w:numPr>
+        <w:spacing w:after="0" w:line="276" w:lineRule="auto"/>
+        <w:rPr>
+          <w:rFonts w:ascii="Roboto Mono" w:eastAsia="Roboto Mono" w:hAnsi="Roboto Mono" w:cs="Roboto Mono"/>
+        </w:rPr>
+      </w:pPr>
+      <w:r>
+        <w:rPr>
+          <w:rFonts w:ascii="Roboto Mono" w:eastAsia="Roboto Mono" w:hAnsi="Roboto Mono" w:cs="Roboto Mono"/>
+          <w:b/>
+        </w:rPr>
+        <w:t>Blockers or issues</w:t>
+      </w:r>
+      <w:r>
+        <w:rPr>
+          <w:rFonts w:ascii="Roboto Mono" w:eastAsia="Roboto Mono" w:hAnsi="Roboto Mono" w:cs="Roboto Mono"/>
+        </w:rPr>
+        <w:t xml:space="preserve"> affecting progress</w:t>
+      </w:r>
+      <w:r>
+        <w:rPr>
+          <w:rFonts w:ascii="Roboto Mono" w:eastAsia="Roboto Mono" w:hAnsi="Roboto Mono" w:cs="Roboto Mono"/>
+        </w:rPr>
+        <w:br/>
+      </w:r>
+    </w:p>
+    <w:p>
+      <w:pPr>
+        <w:numPr>
+          <w:ilvl w:val="1"/>
+          <w:numId w:val="2"/>
+        </w:numPr>
+        <w:spacing w:after="0" w:line="276" w:lineRule="auto"/>
+        <w:rPr>
+          <w:rFonts w:ascii="Roboto Mono" w:eastAsia="Roboto Mono" w:hAnsi="Roboto Mono" w:cs="Roboto Mono"/>
+        </w:rPr>
+      </w:pPr>
+      <w:r>
+        <w:rPr>
+          <w:rFonts w:ascii="Roboto Mono" w:eastAsia="Roboto Mono" w:hAnsi="Roboto Mono" w:cs="Roboto Mono"/>
+          <w:b/>
+        </w:rPr>
+        <w:t>Defect updates</w:t>
+      </w:r>
+      <w:r>
+        <w:rPr>
+          <w:rFonts w:ascii="Roboto Mono" w:eastAsia="Roboto Mono" w:hAnsi="Roboto Mono" w:cs="Roboto Mono"/>
+        </w:rPr>
+        <w:t xml:space="preserve"> (critical/major)</w:t>
+      </w:r>
+      <w:r>
+        <w:rPr>
+          <w:rFonts w:ascii="Roboto Mono" w:eastAsia="Roboto Mono" w:hAnsi="Roboto Mono" w:cs="Roboto Mono"/>
+        </w:rPr>
+        <w:br/>
+      </w:r>
+    </w:p>
+    <w:p>
+      <w:pPr>
+        <w:numPr>
+          <w:ilvl w:val="1"/>
+          <w:numId w:val="2"/>
+        </w:numPr>
+        <w:spacing w:after="0" w:line="276" w:lineRule="auto"/>
+        <w:rPr>
+          <w:rFonts w:ascii="Roboto Mono" w:eastAsia="Roboto Mono" w:hAnsi="Roboto Mono" w:cs="Roboto Mono"/>
+        </w:rPr>
+      </w:pPr>
+      <w:r>
+        <w:rPr>
+          <w:rFonts w:ascii="Roboto Mono" w:eastAsia="Roboto Mono" w:hAnsi="Roboto Mono" w:cs="Roboto Mono"/>
+          <w:b/>
+        </w:rPr>
+        <w:t>Test coverage or execution summary</w:t>
+      </w:r>
+      <w:r>
+        <w:rPr>
+          <w:rFonts w:ascii="Roboto Mono" w:eastAsia="Roboto Mono" w:hAnsi="Roboto Mono" w:cs="Roboto Mono"/>
+          <w:b/>
+        </w:rPr>
+        <w:br/>
+      </w:r>
+    </w:p>
+    <w:p>
+      <w:pPr>
+        <w:numPr>
+          <w:ilvl w:val="0"/>
+          <w:numId w:val="2"/>
+        </w:numPr>
+        <w:spacing w:after="0" w:line="276" w:lineRule="auto"/>
+        <w:rPr>
+          <w:rFonts w:ascii="Roboto Mono" w:eastAsia="Roboto Mono" w:hAnsi="Roboto Mono" w:cs="Roboto Mono"/>
+        </w:rPr>
+      </w:pPr>
+      <w:r>
+        <w:rPr>
+          <w:rFonts w:ascii="Roboto Mono" w:eastAsia="Roboto Mono" w:hAnsi="Roboto Mono" w:cs="Roboto Mono"/>
+          <w:b/>
+        </w:rPr>
+        <w:t>Example:</w:t>
+      </w:r>
+      <w:r>
+        <w:rPr>
+          <w:rFonts w:ascii="Roboto Mono" w:eastAsia="Roboto Mono" w:hAnsi="Roboto Mono" w:cs="Roboto Mono"/>
+          <w:b/>
+        </w:rPr>
+        <w:br/>
+      </w:r>
+    </w:p>
+    <w:p>
+      <w:pPr>
+        <w:numPr>
+          <w:ilvl w:val="1"/>
+          <w:numId w:val="2"/>
+        </w:numPr>
+        <w:spacing w:after="0" w:line="276" w:lineRule="auto"/>
+        <w:rPr>
+          <w:rFonts w:ascii="Roboto Mono" w:eastAsia="Roboto Mono" w:hAnsi="Roboto Mono" w:cs="Roboto Mono"/>
+        </w:rPr>
+      </w:pPr>
+      <w:r>
+        <w:rPr>
+          <w:rFonts w:ascii="Roboto Mono" w:eastAsia="Roboto Mono" w:hAnsi="Roboto Mono" w:cs="Roboto Mono"/>
+        </w:rPr>
+        <w:t>Daily stand-up:</w:t>
+      </w:r>
+      <w:r>
+        <w:rPr>
+          <w:rFonts w:ascii="Roboto Mono" w:eastAsia="Roboto Mono" w:hAnsi="Roboto Mono" w:cs="Roboto Mono"/>
+        </w:rPr>
+        <w:br/>
+      </w:r>
+    </w:p>
+    <w:p>
+      <w:pPr>
+        <w:numPr>
+          <w:ilvl w:val="2"/>
+          <w:numId w:val="2"/>
+        </w:numPr>
+        <w:spacing w:after="0" w:line="276" w:lineRule="auto"/>
+        <w:rPr>
+          <w:rFonts w:ascii="Roboto Mono" w:eastAsia="Roboto Mono" w:hAnsi="Roboto Mono" w:cs="Roboto Mono"/>
+        </w:rPr>
+      </w:pPr>
+      <w:r>
+        <w:rPr>
+          <w:rFonts w:ascii="Roboto Mono" w:eastAsia="Roboto Mono" w:hAnsi="Roboto Mono" w:cs="Roboto Mono"/>
+        </w:rPr>
+        <w:t>Yesterday: 50 test cases executed, 45 passed</w:t>
+      </w:r>
+      <w:r>
+        <w:rPr>
+          <w:rFonts w:ascii="Roboto Mono" w:eastAsia="Roboto Mono" w:hAnsi="Roboto Mono" w:cs="Roboto Mono"/>
+        </w:rPr>
+        <w:br/>
+      </w:r>
+    </w:p>
+    <w:p>
+      <w:pPr>
+        <w:numPr>
+          <w:ilvl w:val="2"/>
+          <w:numId w:val="2"/>
+        </w:numPr>
+        <w:spacing w:after="0" w:line="276" w:lineRule="auto"/>
+        <w:rPr>
+          <w:rFonts w:ascii="Roboto Mono" w:eastAsia="Roboto Mono" w:hAnsi="Roboto Mono" w:cs="Roboto Mono"/>
+        </w:rPr>
+      </w:pPr>
+      <w:r>
+        <w:rPr>
+          <w:rFonts w:ascii="Roboto Mono" w:eastAsia="Roboto Mono" w:hAnsi="Roboto Mono" w:cs="Roboto Mono"/>
+        </w:rPr>
+        <w:t>Today: Execute remaining login module tests</w:t>
+      </w:r>
+      <w:r>
+        <w:rPr>
+          <w:rFonts w:ascii="Roboto Mono" w:eastAsia="Roboto Mono" w:hAnsi="Roboto Mono" w:cs="Roboto Mono"/>
+        </w:rPr>
+        <w:br/>
+      </w:r>
+    </w:p>
+    <w:p>
+      <w:pPr>
+        <w:numPr>
+          <w:ilvl w:val="2"/>
+          <w:numId w:val="2"/>
+        </w:numPr>
+        <w:spacing w:after="0" w:line="276" w:lineRule="auto"/>
+        <w:rPr>
+          <w:rFonts w:ascii="Roboto Mono" w:eastAsia="Roboto Mono" w:hAnsi="Roboto Mono" w:cs="Roboto Mono"/>
+        </w:rPr>
+      </w:pPr>
+      <w:r>
+        <w:rPr>
+          <w:rFonts w:ascii="Roboto Mono" w:eastAsia="Roboto Mono" w:hAnsi="Roboto Mono" w:cs="Roboto Mono"/>
+        </w:rPr>
+        <w:t>Blocker: Environment downtime preventing database tests</w:t>
+      </w:r>
+      <w:r>
+        <w:rPr>
+          <w:rFonts w:ascii="Roboto Mono" w:eastAsia="Roboto Mono" w:hAnsi="Roboto Mono" w:cs="Roboto Mono"/>
+        </w:rPr>
+        <w:br/>
+      </w:r>
+    </w:p>
+    <w:p>
+      <w:pPr>
+        <w:numPr>
+          <w:ilvl w:val="0"/>
+          <w:numId w:val="2"/>
+        </w:numPr>
+        <w:spacing w:after="0" w:line="276" w:lineRule="auto"/>
+        <w:rPr>
+          <w:rFonts w:ascii="Roboto Mono" w:eastAsia="Roboto Mono" w:hAnsi="Roboto Mono" w:cs="Roboto Mono"/>
+        </w:rPr>
+      </w:pPr>
+      <w:r>
+        <w:rPr>
+          <w:rFonts w:ascii="Roboto Mono" w:eastAsia="Roboto Mono" w:hAnsi="Roboto Mono" w:cs="Roboto Mono"/>
+          <w:b/>
+        </w:rPr>
+        <w:t>Shortcut to Remember:</w:t>
+      </w:r>
+      <w:r>
+        <w:rPr>
+          <w:rFonts w:ascii="Roboto Mono" w:eastAsia="Roboto Mono" w:hAnsi="Roboto Mono" w:cs="Roboto Mono"/>
+          <w:b/>
+        </w:rPr>
+        <w:br/>
+      </w:r>
+    </w:p>
+    <w:p>
+      <w:pPr>
+        <w:numPr>
+          <w:ilvl w:val="1"/>
+          <w:numId w:val="2"/>
+        </w:numPr>
+        <w:spacing w:after="240" w:line="276" w:lineRule="auto"/>
+        <w:rPr>
+          <w:rFonts w:ascii="Roboto Mono" w:eastAsia="Roboto Mono" w:hAnsi="Roboto Mono" w:cs="Roboto Mono"/>
+        </w:rPr>
+      </w:pPr>
+      <w:r>
+        <w:rPr>
+          <w:rFonts w:ascii="Roboto Mono" w:eastAsia="Roboto Mono" w:hAnsi="Roboto Mono" w:cs="Roboto Mono"/>
+          <w:b/>
+        </w:rPr>
+        <w:t>Meetings/Stand-ups = Quick verbal updates on testing progress, issues, and plans</w:t>
+      </w:r>
+      <w:r>
+        <w:rPr>
+          <w:rFonts w:ascii="Roboto Mono" w:eastAsia="Roboto Mono" w:hAnsi="Roboto Mono" w:cs="Roboto Mono"/>
+          <w:b/>
+        </w:rPr>
+        <w:br/>
+      </w:r>
+    </w:p>
+    <w:p>
+      <w:pPr>
+        <w:pStyle w:val="Heading3"/>
+      </w:pPr>
+      <w:bookmarkStart w:id="9" w:name="_k7iw1usw9j9t" w:colFirst="0" w:colLast="0"/>
+      <w:bookmarkEnd w:id="9"/>
+      <w:r>
+        <w:t>Defect Reports</w:t>
+      </w:r>
+    </w:p>
+    <w:p>
+      <w:pPr>
+        <w:spacing w:before="240" w:after="240"/>
         <w:rPr>
           <w:b/>
           <w:sz w:val="14"/>
           <w:szCs w:val="14"/>
           <w:shd w:val="clear" w:color="auto" w:fill="B7B7B7"/>
         </w:rPr>
-        <w:t>(GPT</w:t>
-      </w:r>
-      <w:r>
-        <w:rPr>
-          <w:rFonts w:ascii="Cambria Math" w:hAnsi="Cambria Math" w:cs="Cambria Math"/>
+      </w:pPr>
+      <w:r>
+        <w:rPr>
+          <w:rFonts w:ascii="Arial" w:eastAsia="Arial" w:hAnsi="Arial" w:cs="Arial"/>
+          <w:b/>
+          <w:color w:val="000000"/>
+          <w:sz w:val="18"/>
+          <w:highlight w:val="lightGray"/>
+        </w:rPr>
+        <w:t># Source: AI Source: Provided by: [Data Path</w:t>
+      </w:r>
+      <w:r>
+        <w:rPr>
+          <w:rFonts w:ascii="Arial" w:eastAsia="Arial" w:hAnsi="Arial" w:cs="Arial"/>
+          <w:color w:val="000000"/>
+          <w:sz w:val="18"/>
+          <w:highlight w:val="lightGray"/>
+        </w:rPr>
+        <w:t xml:space="preserve">: Persons Table -&gt; ID Column: 1, Name_En Column: Motasem Essam] -&gt; </w:t>
+      </w:r>
+      <w:r>
+        <w:rPr>
+          <w:rFonts w:ascii="Arial" w:eastAsia="Arial" w:hAnsi="Arial" w:cs="Arial"/>
+          <w:b/>
+          <w:color w:val="000000"/>
+          <w:sz w:val="18"/>
+          <w:highlight w:val="lightGray"/>
+        </w:rPr>
+        <w:t>From:</w:t>
+      </w:r>
+      <w:r>
+        <w:rPr>
+          <w:rFonts w:ascii="Arial" w:eastAsia="Arial" w:hAnsi="Arial" w:cs="Arial"/>
+          <w:color w:val="000000"/>
+          <w:sz w:val="18"/>
+          <w:highlight w:val="lightGray"/>
+        </w:rPr>
+        <w:t xml:space="preserve"> [Chatgpt (GPT</w:t>
+      </w:r>
+      <w:r>
+        <w:rPr>
+          <w:rFonts w:ascii="Arial" w:eastAsia="Arial" w:hAnsi="Arial" w:cs="Cambria Math"/>
+          <w:color w:val="000000"/>
+          <w:sz w:val="18"/>
+          <w:highlight w:val="lightGray"/>
+        </w:rPr>
+        <w:t>‑</w:t>
+      </w:r>
+      <w:r>
+        <w:rPr>
+          <w:rFonts w:ascii="Arial" w:eastAsia="Arial" w:hAnsi="Arial" w:cs="Arial"/>
+          <w:color w:val="000000"/>
+          <w:sz w:val="18"/>
+          <w:highlight w:val="lightGray"/>
+        </w:rPr>
+        <w:t xml:space="preserve">5 Mini)] </w:t>
+      </w:r>
+      <w:r>
+        <w:rPr>
+          <w:rFonts w:ascii="Arial" w:eastAsia="Arial" w:hAnsi="Arial" w:cs="Arial"/>
+          <w:b/>
+          <w:color w:val="000000"/>
+          <w:sz w:val="18"/>
+          <w:highlight w:val="lightGray"/>
+        </w:rPr>
+        <w:t>on</w:t>
+      </w:r>
+      <w:r>
+        <w:rPr>
+          <w:rFonts w:ascii="Arial" w:eastAsia="Arial" w:hAnsi="Arial"/>
+          <w:sz w:val="18"/>
+          <w:highlight w:val="lightGray"/>
+        </w:rPr>
+        <w:t xml:space="preserve"> [8/22/2025]</w:t>
+      </w:r>
+    </w:p>
+    <w:p>
+      <w:pPr>
+        <w:numPr>
+          <w:ilvl w:val="0"/>
+          <w:numId w:val="9"/>
+        </w:numPr>
+        <w:spacing w:before="240" w:after="0" w:line="276" w:lineRule="auto"/>
+        <w:rPr>
+          <w:rFonts w:ascii="Roboto Mono" w:eastAsia="Roboto Mono" w:hAnsi="Roboto Mono" w:cs="Roboto Mono"/>
+        </w:rPr>
+      </w:pPr>
+      <w:r>
+        <w:rPr>
+          <w:rFonts w:ascii="Roboto Mono" w:eastAsia="Roboto Mono" w:hAnsi="Roboto Mono" w:cs="Roboto Mono"/>
+          <w:b/>
+        </w:rPr>
+        <w:t>Meaning:</w:t>
+      </w:r>
+      <w:r>
+        <w:rPr>
+          <w:rFonts w:ascii="Roboto Mono" w:eastAsia="Roboto Mono" w:hAnsi="Roboto Mono" w:cs="Roboto Mono"/>
+          <w:b/>
+        </w:rPr>
+        <w:br/>
+      </w:r>
+    </w:p>
+    <w:p>
+      <w:pPr>
+        <w:numPr>
+          <w:ilvl w:val="1"/>
+          <w:numId w:val="9"/>
+        </w:numPr>
+        <w:spacing w:after="0" w:line="276" w:lineRule="auto"/>
+      </w:pPr>
+      <w:r>
+        <w:rPr>
+          <w:rFonts w:ascii="Roboto Mono" w:eastAsia="Roboto Mono" w:hAnsi="Roboto Mono" w:cs="Roboto Mono"/>
+        </w:rPr>
+        <w:t xml:space="preserve">A </w:t>
+      </w:r>
+      <w:r>
+        <w:rPr>
+          <w:rFonts w:ascii="Roboto Mono" w:eastAsia="Roboto Mono" w:hAnsi="Roboto Mono" w:cs="Roboto Mono"/>
+          <w:b/>
+        </w:rPr>
+        <w:t>formal or semi-formal document</w:t>
+      </w:r>
+      <w:r>
+        <w:rPr>
+          <w:rFonts w:ascii="Roboto Mono" w:eastAsia="Roboto Mono" w:hAnsi="Roboto Mono" w:cs="Roboto Mono"/>
+        </w:rPr>
+        <w:t xml:space="preserve"> that records details of defects found during testing and communicates them to stakeholders such as developers, test managers, and project managers.</w:t>
+      </w:r>
+      <w:r>
+        <w:rPr>
+          <w:rFonts w:ascii="Roboto Mono" w:eastAsia="Roboto Mono" w:hAnsi="Roboto Mono" w:cs="Roboto Mono"/>
+        </w:rPr>
+        <w:br/>
+      </w:r>
+    </w:p>
+    <w:p>
+      <w:pPr>
+        <w:numPr>
+          <w:ilvl w:val="0"/>
+          <w:numId w:val="9"/>
+        </w:numPr>
+        <w:spacing w:after="0" w:line="276" w:lineRule="auto"/>
+        <w:rPr>
+          <w:rFonts w:ascii="Roboto Mono" w:eastAsia="Roboto Mono" w:hAnsi="Roboto Mono" w:cs="Roboto Mono"/>
+        </w:rPr>
+      </w:pPr>
+      <w:r>
+        <w:rPr>
+          <w:rFonts w:ascii="Roboto Mono" w:eastAsia="Roboto Mono" w:hAnsi="Roboto Mono" w:cs="Roboto Mono"/>
+          <w:b/>
+        </w:rPr>
+        <w:t>Goal:</w:t>
+      </w:r>
+      <w:r>
+        <w:rPr>
+          <w:rFonts w:ascii="Roboto Mono" w:eastAsia="Roboto Mono" w:hAnsi="Roboto Mono" w:cs="Roboto Mono"/>
+          <w:b/>
+        </w:rPr>
+        <w:br/>
+      </w:r>
+    </w:p>
+    <w:p>
+      <w:pPr>
+        <w:numPr>
+          <w:ilvl w:val="1"/>
+          <w:numId w:val="9"/>
+        </w:numPr>
+        <w:spacing w:after="0" w:line="276" w:lineRule="auto"/>
+      </w:pPr>
+      <w:r>
+        <w:rPr>
+          <w:rFonts w:ascii="Roboto Mono" w:eastAsia="Roboto Mono" w:hAnsi="Roboto Mono" w:cs="Roboto Mono"/>
+        </w:rPr>
+        <w:t xml:space="preserve">Track, monitor, and manage </w:t>
+      </w:r>
+      <w:r>
+        <w:rPr>
+          <w:rFonts w:ascii="Roboto Mono" w:eastAsia="Roboto Mono" w:hAnsi="Roboto Mono" w:cs="Roboto Mono"/>
+          <w:b/>
+        </w:rPr>
+        <w:t>defects throughout the testing lifecycle</w:t>
+      </w:r>
+      <w:r>
+        <w:rPr>
+          <w:rFonts w:ascii="Roboto Mono" w:eastAsia="Roboto Mono" w:hAnsi="Roboto Mono" w:cs="Roboto Mono"/>
+        </w:rPr>
+        <w:t>.</w:t>
+      </w:r>
+      <w:r>
+        <w:rPr>
+          <w:rFonts w:ascii="Roboto Mono" w:eastAsia="Roboto Mono" w:hAnsi="Roboto Mono" w:cs="Roboto Mono"/>
+        </w:rPr>
+        <w:br/>
+      </w:r>
+    </w:p>
+    <w:p>
+      <w:pPr>
+        <w:numPr>
+          <w:ilvl w:val="1"/>
+          <w:numId w:val="9"/>
+        </w:numPr>
+        <w:spacing w:after="0" w:line="276" w:lineRule="auto"/>
+      </w:pPr>
+      <w:r>
+        <w:rPr>
+          <w:rFonts w:ascii="Roboto Mono" w:eastAsia="Roboto Mono" w:hAnsi="Roboto Mono" w:cs="Roboto Mono"/>
+        </w:rPr>
+        <w:t xml:space="preserve">Ensure defects are </w:t>
+      </w:r>
+      <w:r>
+        <w:rPr>
+          <w:rFonts w:ascii="Roboto Mono" w:eastAsia="Roboto Mono" w:hAnsi="Roboto Mono" w:cs="Roboto Mono"/>
+          <w:b/>
+        </w:rPr>
+        <w:t>addressed, prioritized, and resolved</w:t>
+      </w:r>
+      <w:r>
+        <w:rPr>
+          <w:rFonts w:ascii="Roboto Mono" w:eastAsia="Roboto Mono" w:hAnsi="Roboto Mono" w:cs="Roboto Mono"/>
+        </w:rPr>
+        <w:t xml:space="preserve"> in a timely manner.</w:t>
+      </w:r>
+      <w:r>
+        <w:rPr>
+          <w:rFonts w:ascii="Roboto Mono" w:eastAsia="Roboto Mono" w:hAnsi="Roboto Mono" w:cs="Roboto Mono"/>
+        </w:rPr>
+        <w:br/>
+      </w:r>
+    </w:p>
+    <w:p>
+      <w:pPr>
+        <w:numPr>
+          <w:ilvl w:val="1"/>
+          <w:numId w:val="9"/>
+        </w:numPr>
+        <w:spacing w:after="0" w:line="276" w:lineRule="auto"/>
+      </w:pPr>
+      <w:r>
+        <w:rPr>
+          <w:rFonts w:ascii="Roboto Mono" w:eastAsia="Roboto Mono" w:hAnsi="Roboto Mono" w:cs="Roboto Mono"/>
+        </w:rPr>
+        <w:t xml:space="preserve">Provide a </w:t>
+      </w:r>
+      <w:r>
+        <w:rPr>
+          <w:rFonts w:ascii="Roboto Mono" w:eastAsia="Roboto Mono" w:hAnsi="Roboto Mono" w:cs="Roboto Mono"/>
+          <w:b/>
+        </w:rPr>
+        <w:t>clear audit trail</w:t>
+      </w:r>
+      <w:r>
+        <w:rPr>
+          <w:rFonts w:ascii="Roboto Mono" w:eastAsia="Roboto Mono" w:hAnsi="Roboto Mono" w:cs="Roboto Mono"/>
+        </w:rPr>
+        <w:t xml:space="preserve"> of issues for decision-making and quality assessment.</w:t>
+      </w:r>
+      <w:r>
+        <w:rPr>
+          <w:rFonts w:ascii="Roboto Mono" w:eastAsia="Roboto Mono" w:hAnsi="Roboto Mono" w:cs="Roboto Mono"/>
+        </w:rPr>
+        <w:br/>
+      </w:r>
+    </w:p>
+    <w:p>
+      <w:pPr>
+        <w:numPr>
+          <w:ilvl w:val="0"/>
+          <w:numId w:val="9"/>
+        </w:numPr>
+        <w:spacing w:after="0" w:line="276" w:lineRule="auto"/>
+        <w:rPr>
+          <w:rFonts w:ascii="Roboto Mono" w:eastAsia="Roboto Mono" w:hAnsi="Roboto Mono" w:cs="Roboto Mono"/>
+        </w:rPr>
+      </w:pPr>
+      <w:r>
+        <w:rPr>
+          <w:rFonts w:ascii="Roboto Mono" w:eastAsia="Roboto Mono" w:hAnsi="Roboto Mono" w:cs="Roboto Mono"/>
+          <w:b/>
+        </w:rPr>
+        <w:t>Scope:</w:t>
+      </w:r>
+      <w:r>
+        <w:rPr>
+          <w:rFonts w:ascii="Roboto Mono" w:eastAsia="Roboto Mono" w:hAnsi="Roboto Mono" w:cs="Roboto Mono"/>
+          <w:b/>
+        </w:rPr>
+        <w:br/>
+      </w:r>
+    </w:p>
+    <w:p>
+      <w:pPr>
+        <w:numPr>
+          <w:ilvl w:val="1"/>
+          <w:numId w:val="9"/>
+        </w:numPr>
+        <w:spacing w:after="0" w:line="276" w:lineRule="auto"/>
+      </w:pPr>
+      <w:r>
+        <w:rPr>
+          <w:rFonts w:ascii="Roboto Mono" w:eastAsia="Roboto Mono" w:hAnsi="Roboto Mono" w:cs="Roboto Mono"/>
+        </w:rPr>
+        <w:t xml:space="preserve">Covers </w:t>
+      </w:r>
+      <w:r>
+        <w:rPr>
+          <w:rFonts w:ascii="Roboto Mono" w:eastAsia="Roboto Mono" w:hAnsi="Roboto Mono" w:cs="Roboto Mono"/>
+          <w:b/>
+        </w:rPr>
+        <w:t>all defects discovered</w:t>
+      </w:r>
+      <w:r>
+        <w:rPr>
+          <w:rFonts w:ascii="Roboto Mono" w:eastAsia="Roboto Mono" w:hAnsi="Roboto Mono" w:cs="Roboto Mono"/>
+        </w:rPr>
+        <w:t xml:space="preserve"> during testing, including severity, priority, status, and impact.</w:t>
+      </w:r>
+      <w:r>
+        <w:rPr>
+          <w:rFonts w:ascii="Roboto Mono" w:eastAsia="Roboto Mono" w:hAnsi="Roboto Mono" w:cs="Roboto Mono"/>
+        </w:rPr>
+        <w:br/>
+      </w:r>
+    </w:p>
+    <w:p>
+      <w:pPr>
+        <w:numPr>
+          <w:ilvl w:val="1"/>
+          <w:numId w:val="9"/>
+        </w:numPr>
+        <w:spacing w:after="0" w:line="276" w:lineRule="auto"/>
+      </w:pPr>
+      <w:r>
+        <w:rPr>
+          <w:rFonts w:ascii="Roboto Mono" w:eastAsia="Roboto Mono" w:hAnsi="Roboto Mono" w:cs="Roboto Mono"/>
+        </w:rPr>
+        <w:t xml:space="preserve">Can be used for </w:t>
+      </w:r>
+      <w:r>
+        <w:rPr>
+          <w:rFonts w:ascii="Roboto Mono" w:eastAsia="Roboto Mono" w:hAnsi="Roboto Mono" w:cs="Roboto Mono"/>
+          <w:b/>
+        </w:rPr>
+        <w:t>unit, integration, system, and acceptance testing defects</w:t>
+      </w:r>
+      <w:r>
+        <w:rPr>
+          <w:rFonts w:ascii="Roboto Mono" w:eastAsia="Roboto Mono" w:hAnsi="Roboto Mono" w:cs="Roboto Mono"/>
+        </w:rPr>
+        <w:t>.</w:t>
+      </w:r>
+      <w:r>
+        <w:rPr>
+          <w:rFonts w:ascii="Roboto Mono" w:eastAsia="Roboto Mono" w:hAnsi="Roboto Mono" w:cs="Roboto Mono"/>
+        </w:rPr>
+        <w:br/>
+      </w:r>
+    </w:p>
+    <w:p>
+      <w:pPr>
+        <w:numPr>
+          <w:ilvl w:val="0"/>
+          <w:numId w:val="9"/>
+        </w:numPr>
+        <w:spacing w:after="0" w:line="276" w:lineRule="auto"/>
+        <w:rPr>
+          <w:rFonts w:ascii="Roboto Mono" w:eastAsia="Roboto Mono" w:hAnsi="Roboto Mono" w:cs="Roboto Mono"/>
+        </w:rPr>
+      </w:pPr>
+      <w:r>
+        <w:rPr>
+          <w:rFonts w:ascii="Roboto Mono" w:eastAsia="Roboto Mono" w:hAnsi="Roboto Mono" w:cs="Roboto Mono"/>
+          <w:b/>
+        </w:rPr>
+        <w:t>When Used:</w:t>
+      </w:r>
+      <w:r>
+        <w:rPr>
+          <w:rFonts w:ascii="Roboto Mono" w:eastAsia="Roboto Mono" w:hAnsi="Roboto Mono" w:cs="Roboto Mono"/>
+          <w:b/>
+        </w:rPr>
+        <w:br/>
+      </w:r>
+    </w:p>
+    <w:p>
+      <w:pPr>
+        <w:numPr>
+          <w:ilvl w:val="1"/>
+          <w:numId w:val="9"/>
+        </w:numPr>
+        <w:spacing w:after="0" w:line="276" w:lineRule="auto"/>
+      </w:pPr>
+      <w:r>
+        <w:rPr>
+          <w:rFonts w:ascii="Roboto Mono" w:eastAsia="Roboto Mono" w:hAnsi="Roboto Mono" w:cs="Roboto Mono"/>
+          <w:b/>
+        </w:rPr>
+        <w:t>Continuously during testing</w:t>
+      </w:r>
+      <w:r>
+        <w:rPr>
+          <w:rFonts w:ascii="Roboto Mono" w:eastAsia="Roboto Mono" w:hAnsi="Roboto Mono" w:cs="Roboto Mono"/>
+        </w:rPr>
+        <w:t>, as soon as defects are identified.</w:t>
+      </w:r>
+      <w:r>
+        <w:rPr>
+          <w:rFonts w:ascii="Roboto Mono" w:eastAsia="Roboto Mono" w:hAnsi="Roboto Mono" w:cs="Roboto Mono"/>
+        </w:rPr>
+        <w:br/>
+      </w:r>
+    </w:p>
+    <w:p>
+      <w:pPr>
+        <w:numPr>
+          <w:ilvl w:val="1"/>
+          <w:numId w:val="9"/>
+        </w:numPr>
+        <w:spacing w:after="0" w:line="276" w:lineRule="auto"/>
+      </w:pPr>
+      <w:r>
+        <w:rPr>
+          <w:rFonts w:ascii="Roboto Mono" w:eastAsia="Roboto Mono" w:hAnsi="Roboto Mono" w:cs="Roboto Mono"/>
+        </w:rPr>
+        <w:t xml:space="preserve">Used for </w:t>
+      </w:r>
+      <w:r>
+        <w:rPr>
+          <w:rFonts w:ascii="Roboto Mono" w:eastAsia="Roboto Mono" w:hAnsi="Roboto Mono" w:cs="Roboto Mono"/>
+          <w:b/>
+        </w:rPr>
+        <w:t>review meetings, dashboards, and test status reporting</w:t>
+      </w:r>
+      <w:r>
+        <w:rPr>
+          <w:rFonts w:ascii="Roboto Mono" w:eastAsia="Roboto Mono" w:hAnsi="Roboto Mono" w:cs="Roboto Mono"/>
+        </w:rPr>
+        <w:t>.</w:t>
+      </w:r>
+      <w:r>
+        <w:rPr>
+          <w:rFonts w:ascii="Roboto Mono" w:eastAsia="Roboto Mono" w:hAnsi="Roboto Mono" w:cs="Roboto Mono"/>
+        </w:rPr>
+        <w:br/>
+      </w:r>
+    </w:p>
+    <w:p>
+      <w:pPr>
+        <w:numPr>
+          <w:ilvl w:val="0"/>
+          <w:numId w:val="9"/>
+        </w:numPr>
+        <w:spacing w:after="0" w:line="276" w:lineRule="auto"/>
+        <w:rPr>
+          <w:rFonts w:ascii="Roboto Mono" w:eastAsia="Roboto Mono" w:hAnsi="Roboto Mono" w:cs="Roboto Mono"/>
+        </w:rPr>
+      </w:pPr>
+      <w:r>
+        <w:rPr>
+          <w:rFonts w:ascii="Roboto Mono" w:eastAsia="Roboto Mono" w:hAnsi="Roboto Mono" w:cs="Roboto Mono"/>
+          <w:b/>
+        </w:rPr>
+        <w:t>Typical Contents:</w:t>
+      </w:r>
+      <w:r>
+        <w:rPr>
+          <w:rFonts w:ascii="Roboto Mono" w:eastAsia="Roboto Mono" w:hAnsi="Roboto Mono" w:cs="Roboto Mono"/>
+          <w:b/>
+        </w:rPr>
+        <w:br/>
+      </w:r>
+    </w:p>
+    <w:p>
+      <w:pPr>
+        <w:numPr>
+          <w:ilvl w:val="1"/>
+          <w:numId w:val="9"/>
+        </w:numPr>
+        <w:spacing w:after="0" w:line="276" w:lineRule="auto"/>
+        <w:rPr>
+          <w:rFonts w:ascii="Roboto Mono" w:eastAsia="Roboto Mono" w:hAnsi="Roboto Mono" w:cs="Roboto Mono"/>
+        </w:rPr>
+      </w:pPr>
+      <w:r>
+        <w:rPr>
+          <w:rFonts w:ascii="Roboto Mono" w:eastAsia="Roboto Mono" w:hAnsi="Roboto Mono" w:cs="Roboto Mono"/>
+          <w:b/>
+        </w:rPr>
+        <w:t>Defect ID / Reference number</w:t>
+      </w:r>
+      <w:r>
+        <w:rPr>
+          <w:rFonts w:ascii="Roboto Mono" w:eastAsia="Roboto Mono" w:hAnsi="Roboto Mono" w:cs="Roboto Mono"/>
+          <w:b/>
+        </w:rPr>
+        <w:br/>
+      </w:r>
+    </w:p>
+    <w:p>
+      <w:pPr>
+        <w:numPr>
+          <w:ilvl w:val="1"/>
+          <w:numId w:val="9"/>
+        </w:numPr>
+        <w:spacing w:after="0" w:line="276" w:lineRule="auto"/>
+      </w:pPr>
+      <w:r>
+        <w:rPr>
+          <w:rFonts w:ascii="Roboto Mono" w:eastAsia="Roboto Mono" w:hAnsi="Roboto Mono" w:cs="Roboto Mono"/>
+          <w:b/>
+        </w:rPr>
+        <w:t>Defect description</w:t>
+      </w:r>
+      <w:r>
+        <w:rPr>
+          <w:rFonts w:ascii="Roboto Mono" w:eastAsia="Roboto Mono" w:hAnsi="Roboto Mono" w:cs="Roboto Mono"/>
+        </w:rPr>
+        <w:t xml:space="preserve"> and steps to reproduce</w:t>
+      </w:r>
+      <w:r>
+        <w:rPr>
+          <w:rFonts w:ascii="Roboto Mono" w:eastAsia="Roboto Mono" w:hAnsi="Roboto Mono" w:cs="Roboto Mono"/>
+        </w:rPr>
+        <w:br/>
+      </w:r>
+    </w:p>
+    <w:p>
+      <w:pPr>
+        <w:numPr>
+          <w:ilvl w:val="1"/>
+          <w:numId w:val="9"/>
+        </w:numPr>
+        <w:spacing w:after="0" w:line="276" w:lineRule="auto"/>
+        <w:rPr>
+          <w:rFonts w:ascii="Roboto Mono" w:eastAsia="Roboto Mono" w:hAnsi="Roboto Mono" w:cs="Roboto Mono"/>
+        </w:rPr>
+      </w:pPr>
+      <w:r>
+        <w:rPr>
+          <w:rFonts w:ascii="Roboto Mono" w:eastAsia="Roboto Mono" w:hAnsi="Roboto Mono" w:cs="Roboto Mono"/>
+          <w:b/>
+        </w:rPr>
+        <w:t>Severity and priority</w:t>
+      </w:r>
+      <w:r>
+        <w:rPr>
+          <w:rFonts w:ascii="Roboto Mono" w:eastAsia="Roboto Mono" w:hAnsi="Roboto Mono" w:cs="Roboto Mono"/>
+          <w:b/>
+        </w:rPr>
+        <w:br/>
+      </w:r>
+    </w:p>
+    <w:p>
+      <w:pPr>
+        <w:numPr>
+          <w:ilvl w:val="1"/>
+          <w:numId w:val="9"/>
+        </w:numPr>
+        <w:spacing w:after="0" w:line="276" w:lineRule="auto"/>
+      </w:pPr>
+      <w:r>
+        <w:rPr>
+          <w:rFonts w:ascii="Roboto Mono" w:eastAsia="Roboto Mono" w:hAnsi="Roboto Mono" w:cs="Roboto Mono"/>
+          <w:b/>
+        </w:rPr>
+        <w:t>Status</w:t>
+      </w:r>
+      <w:r>
+        <w:rPr>
+          <w:rFonts w:ascii="Roboto Mono" w:eastAsia="Roboto Mono" w:hAnsi="Roboto Mono" w:cs="Roboto Mono"/>
+        </w:rPr>
+        <w:t xml:space="preserve"> (open, in progress, resolved, closed)</w:t>
+      </w:r>
+      <w:r>
+        <w:rPr>
+          <w:rFonts w:ascii="Roboto Mono" w:eastAsia="Roboto Mono" w:hAnsi="Roboto Mono" w:cs="Roboto Mono"/>
+        </w:rPr>
+        <w:br/>
+      </w:r>
+    </w:p>
+    <w:p>
+      <w:pPr>
+        <w:numPr>
+          <w:ilvl w:val="1"/>
+          <w:numId w:val="9"/>
+        </w:numPr>
+        <w:spacing w:after="0" w:line="276" w:lineRule="auto"/>
+        <w:rPr>
+          <w:rFonts w:ascii="Roboto Mono" w:eastAsia="Roboto Mono" w:hAnsi="Roboto Mono" w:cs="Roboto Mono"/>
+        </w:rPr>
+      </w:pPr>
+      <w:r>
+        <w:rPr>
+          <w:rFonts w:ascii="Roboto Mono" w:eastAsia="Roboto Mono" w:hAnsi="Roboto Mono" w:cs="Roboto Mono"/>
+          <w:b/>
+        </w:rPr>
+        <w:t>Assigned to / responsible person</w:t>
+      </w:r>
+      <w:r>
+        <w:rPr>
+          <w:rFonts w:ascii="Roboto Mono" w:eastAsia="Roboto Mono" w:hAnsi="Roboto Mono" w:cs="Roboto Mono"/>
+          <w:b/>
+        </w:rPr>
+        <w:br/>
+      </w:r>
+    </w:p>
+    <w:p>
+      <w:pPr>
+        <w:numPr>
+          <w:ilvl w:val="1"/>
+          <w:numId w:val="9"/>
+        </w:numPr>
+        <w:spacing w:after="0" w:line="276" w:lineRule="auto"/>
+        <w:rPr>
+          <w:rFonts w:ascii="Roboto Mono" w:eastAsia="Roboto Mono" w:hAnsi="Roboto Mono" w:cs="Roboto Mono"/>
+        </w:rPr>
+      </w:pPr>
+      <w:r>
+        <w:rPr>
+          <w:rFonts w:ascii="Roboto Mono" w:eastAsia="Roboto Mono" w:hAnsi="Roboto Mono" w:cs="Roboto Mono"/>
+          <w:b/>
+        </w:rPr>
+        <w:t>Date reported / date resolved</w:t>
+      </w:r>
+      <w:r>
+        <w:rPr>
+          <w:rFonts w:ascii="Roboto Mono" w:eastAsia="Roboto Mono" w:hAnsi="Roboto Mono" w:cs="Roboto Mono"/>
+          <w:b/>
+        </w:rPr>
+        <w:br/>
+      </w:r>
+    </w:p>
+    <w:p>
+      <w:pPr>
+        <w:numPr>
+          <w:ilvl w:val="1"/>
+          <w:numId w:val="9"/>
+        </w:numPr>
+        <w:spacing w:after="0" w:line="276" w:lineRule="auto"/>
+        <w:rPr>
+          <w:rFonts w:ascii="Roboto Mono" w:eastAsia="Roboto Mono" w:hAnsi="Roboto Mono" w:cs="Roboto Mono"/>
+        </w:rPr>
+      </w:pPr>
+      <w:r>
+        <w:rPr>
+          <w:rFonts w:ascii="Roboto Mono" w:eastAsia="Roboto Mono" w:hAnsi="Roboto Mono" w:cs="Roboto Mono"/>
+          <w:b/>
+        </w:rPr>
+        <w:t>Impact on functionality or release</w:t>
+      </w:r>
+      <w:r>
+        <w:rPr>
+          <w:rFonts w:ascii="Roboto Mono" w:eastAsia="Roboto Mono" w:hAnsi="Roboto Mono" w:cs="Roboto Mono"/>
+          <w:b/>
+        </w:rPr>
+        <w:br/>
+      </w:r>
+    </w:p>
+    <w:p>
+      <w:pPr>
+        <w:numPr>
+          <w:ilvl w:val="0"/>
+          <w:numId w:val="9"/>
+        </w:numPr>
+        <w:spacing w:after="0" w:line="276" w:lineRule="auto"/>
+        <w:rPr>
+          <w:rFonts w:ascii="Roboto Mono" w:eastAsia="Roboto Mono" w:hAnsi="Roboto Mono" w:cs="Roboto Mono"/>
+        </w:rPr>
+      </w:pPr>
+      <w:r>
+        <w:rPr>
+          <w:rFonts w:ascii="Roboto Mono" w:eastAsia="Roboto Mono" w:hAnsi="Roboto Mono" w:cs="Roboto Mono"/>
+          <w:b/>
+        </w:rPr>
+        <w:t>Example:</w:t>
+      </w:r>
+      <w:r>
+        <w:rPr>
+          <w:rFonts w:ascii="Roboto Mono" w:eastAsia="Roboto Mono" w:hAnsi="Roboto Mono" w:cs="Roboto Mono"/>
+          <w:b/>
+        </w:rPr>
+        <w:br/>
+      </w:r>
+    </w:p>
+    <w:p>
+      <w:pPr>
+        <w:numPr>
+          <w:ilvl w:val="1"/>
+          <w:numId w:val="9"/>
+        </w:numPr>
+        <w:spacing w:after="0" w:line="276" w:lineRule="auto"/>
+        <w:rPr>
+          <w:rFonts w:ascii="Roboto Mono" w:eastAsia="Roboto Mono" w:hAnsi="Roboto Mono" w:cs="Roboto Mono"/>
+        </w:rPr>
+      </w:pPr>
+      <w:r>
+        <w:rPr>
+          <w:rFonts w:ascii="Roboto Mono" w:eastAsia="Roboto Mono" w:hAnsi="Roboto Mono" w:cs="Roboto Mono"/>
+        </w:rPr>
+        <w:t>Defect ID: D-101</w:t>
+      </w:r>
+      <w:r>
+        <w:rPr>
+          <w:rFonts w:ascii="Roboto Mono" w:eastAsia="Roboto Mono" w:hAnsi="Roboto Mono" w:cs="Roboto Mono"/>
+        </w:rPr>
+        <w:br/>
+      </w:r>
+    </w:p>
+    <w:p>
+      <w:pPr>
+        <w:numPr>
+          <w:ilvl w:val="1"/>
+          <w:numId w:val="9"/>
+        </w:numPr>
+        <w:spacing w:after="0" w:line="276" w:lineRule="auto"/>
+        <w:rPr>
+          <w:rFonts w:ascii="Roboto Mono" w:eastAsia="Roboto Mono" w:hAnsi="Roboto Mono" w:cs="Roboto Mono"/>
+        </w:rPr>
+      </w:pPr>
+      <w:r>
+        <w:rPr>
+          <w:rFonts w:ascii="Roboto Mono" w:eastAsia="Roboto Mono" w:hAnsi="Roboto Mono" w:cs="Roboto Mono"/>
+        </w:rPr>
+        <w:t>Description: Login fails when using special characters in password</w:t>
+      </w:r>
+      <w:r>
+        <w:rPr>
+          <w:rFonts w:ascii="Roboto Mono" w:eastAsia="Roboto Mono" w:hAnsi="Roboto Mono" w:cs="Roboto Mono"/>
+        </w:rPr>
+        <w:br/>
+      </w:r>
+    </w:p>
+    <w:p>
+      <w:pPr>
+        <w:numPr>
+          <w:ilvl w:val="1"/>
+          <w:numId w:val="9"/>
+        </w:numPr>
+        <w:spacing w:after="0" w:line="276" w:lineRule="auto"/>
+        <w:rPr>
+          <w:rFonts w:ascii="Roboto Mono" w:eastAsia="Roboto Mono" w:hAnsi="Roboto Mono" w:cs="Roboto Mono"/>
+        </w:rPr>
+      </w:pPr>
+      <w:r>
+        <w:rPr>
+          <w:rFonts w:ascii="Roboto Mono" w:eastAsia="Roboto Mono" w:hAnsi="Roboto Mono" w:cs="Roboto Mono"/>
+        </w:rPr>
+        <w:t>Severity: Critical, Priority: High</w:t>
+      </w:r>
+      <w:r>
+        <w:rPr>
+          <w:rFonts w:ascii="Roboto Mono" w:eastAsia="Roboto Mono" w:hAnsi="Roboto Mono" w:cs="Roboto Mono"/>
+        </w:rPr>
+        <w:br/>
+      </w:r>
+    </w:p>
+    <w:p>
+      <w:pPr>
+        <w:numPr>
+          <w:ilvl w:val="1"/>
+          <w:numId w:val="9"/>
+        </w:numPr>
+        <w:spacing w:after="0" w:line="276" w:lineRule="auto"/>
+        <w:rPr>
+          <w:rFonts w:ascii="Roboto Mono" w:eastAsia="Roboto Mono" w:hAnsi="Roboto Mono" w:cs="Roboto Mono"/>
+        </w:rPr>
+      </w:pPr>
+      <w:r>
+        <w:rPr>
+          <w:rFonts w:ascii="Roboto Mono" w:eastAsia="Roboto Mono" w:hAnsi="Roboto Mono" w:cs="Roboto Mono"/>
+        </w:rPr>
+        <w:t>Status: Open, Assigned to developer</w:t>
+      </w:r>
+      <w:r>
+        <w:rPr>
+          <w:rFonts w:ascii="Roboto Mono" w:eastAsia="Roboto Mono" w:hAnsi="Roboto Mono" w:cs="Roboto Mono"/>
+        </w:rPr>
+        <w:br/>
+      </w:r>
+    </w:p>
+    <w:p>
+      <w:pPr>
+        <w:numPr>
+          <w:ilvl w:val="1"/>
+          <w:numId w:val="9"/>
+        </w:numPr>
+        <w:spacing w:after="0" w:line="276" w:lineRule="auto"/>
+        <w:rPr>
+          <w:rFonts w:ascii="Roboto Mono" w:eastAsia="Roboto Mono" w:hAnsi="Roboto Mono" w:cs="Roboto Mono"/>
+        </w:rPr>
+      </w:pPr>
+      <w:r>
+        <w:rPr>
+          <w:rFonts w:ascii="Roboto Mono" w:eastAsia="Roboto Mono" w:hAnsi="Roboto Mono" w:cs="Roboto Mono"/>
+        </w:rPr>
+        <w:t>Reported: 20-Aug-2025, Expected fix: 22-Aug-2025</w:t>
+      </w:r>
+      <w:r>
+        <w:rPr>
+          <w:rFonts w:ascii="Roboto Mono" w:eastAsia="Roboto Mono" w:hAnsi="Roboto Mono" w:cs="Roboto Mono"/>
+        </w:rPr>
+        <w:br/>
+      </w:r>
+    </w:p>
+    <w:p>
+      <w:pPr>
+        <w:numPr>
+          <w:ilvl w:val="0"/>
+          <w:numId w:val="9"/>
+        </w:numPr>
+        <w:spacing w:after="0" w:line="276" w:lineRule="auto"/>
+        <w:rPr>
+          <w:rFonts w:ascii="Roboto Mono" w:eastAsia="Roboto Mono" w:hAnsi="Roboto Mono" w:cs="Roboto Mono"/>
+        </w:rPr>
+      </w:pPr>
+      <w:r>
+        <w:rPr>
+          <w:rFonts w:ascii="Roboto Mono" w:eastAsia="Roboto Mono" w:hAnsi="Roboto Mono" w:cs="Roboto Mono"/>
+          <w:b/>
+        </w:rPr>
+        <w:t>Shortcut to Remember:</w:t>
+      </w:r>
+      <w:r>
+        <w:rPr>
+          <w:rFonts w:ascii="Roboto Mono" w:eastAsia="Roboto Mono" w:hAnsi="Roboto Mono" w:cs="Roboto Mono"/>
+          <w:b/>
+        </w:rPr>
+        <w:br/>
+      </w:r>
+    </w:p>
+    <w:p>
+      <w:pPr>
+        <w:numPr>
+          <w:ilvl w:val="1"/>
+          <w:numId w:val="9"/>
+        </w:numPr>
+        <w:spacing w:after="240" w:line="276" w:lineRule="auto"/>
+        <w:rPr>
+          <w:rFonts w:ascii="Roboto Mono" w:eastAsia="Roboto Mono" w:hAnsi="Roboto Mono" w:cs="Roboto Mono"/>
+        </w:rPr>
+      </w:pPr>
+      <w:r>
+        <w:rPr>
+          <w:rFonts w:ascii="Roboto Mono" w:eastAsia="Roboto Mono" w:hAnsi="Roboto Mono" w:cs="Roboto Mono"/>
+          <w:b/>
+        </w:rPr>
+        <w:t>Defect Reports = Track and communicate all defects to manage resolution and quality</w:t>
+      </w:r>
+      <w:r>
+        <w:rPr>
+          <w:rFonts w:ascii="Roboto Mono" w:eastAsia="Roboto Mono" w:hAnsi="Roboto Mono" w:cs="Roboto Mono"/>
+          <w:b/>
+        </w:rPr>
+        <w:br/>
+      </w:r>
+    </w:p>
+    <w:p>
+      <w:pPr>
+        <w:pStyle w:val="Heading3"/>
+      </w:pPr>
+      <w:bookmarkStart w:id="10" w:name="_7098g4rzyrt8" w:colFirst="0" w:colLast="0"/>
+      <w:bookmarkEnd w:id="10"/>
+      <w:r>
+        <w:t>Summary Table</w:t>
+      </w:r>
+    </w:p>
+    <w:p>
+      <w:pPr>
+        <w:spacing w:before="240" w:after="240"/>
+        <w:rPr>
           <w:b/>
           <w:sz w:val="14"/>
           <w:szCs w:val="14"/>
           <w:shd w:val="clear" w:color="auto" w:fill="B7B7B7"/>
         </w:rPr>
+      </w:pPr>
+      <w:r>
+        <w:rPr>
+          <w:rFonts w:ascii="Arial" w:eastAsia="Arial" w:hAnsi="Arial" w:cs="Arial"/>
+          <w:b/>
+          <w:color w:val="000000"/>
+          <w:sz w:val="18"/>
+          <w:highlight w:val="lightGray"/>
+        </w:rPr>
+        <w:t># Source: AI Source: Provided by: [Data Path</w:t>
+      </w:r>
+      <w:r>
+        <w:rPr>
+          <w:rFonts w:ascii="Arial" w:eastAsia="Arial" w:hAnsi="Arial" w:cs="Arial"/>
+          <w:color w:val="000000"/>
+          <w:sz w:val="18"/>
+          <w:highlight w:val="lightGray"/>
+        </w:rPr>
+        <w:t xml:space="preserve">: Persons Table -&gt; ID Column: 1, Name_En Column: Motasem Essam] -&gt; </w:t>
+      </w:r>
+      <w:r>
+        <w:rPr>
+          <w:rFonts w:ascii="Arial" w:eastAsia="Arial" w:hAnsi="Arial" w:cs="Arial"/>
+          <w:b/>
+          <w:color w:val="000000"/>
+          <w:sz w:val="18"/>
+          <w:highlight w:val="lightGray"/>
+        </w:rPr>
+        <w:t>From:</w:t>
+      </w:r>
+      <w:r>
+        <w:rPr>
+          <w:rFonts w:ascii="Arial" w:eastAsia="Arial" w:hAnsi="Arial" w:cs="Arial"/>
+          <w:color w:val="000000"/>
+          <w:sz w:val="18"/>
+          <w:highlight w:val="lightGray"/>
+        </w:rPr>
+        <w:t xml:space="preserve"> [Chatgpt (GPT</w:t>
+      </w:r>
+      <w:r>
+        <w:rPr>
+          <w:rFonts w:ascii="Arial" w:eastAsia="Arial" w:hAnsi="Arial" w:cs="Cambria Math"/>
+          <w:color w:val="000000"/>
+          <w:sz w:val="18"/>
+          <w:highlight w:val="lightGray"/>
+        </w:rPr>
         <w:t>‑</w:t>
       </w:r>
       <w:r>
         <w:rPr>
-          <w:b/>
-          <w:sz w:val="14"/>
-          <w:szCs w:val="14"/>
-          <w:shd w:val="clear" w:color="auto" w:fill="B7B7B7"/>
-        </w:rPr>
-        <w:t>5 Mini) at [8/22/2025]</w:t>
-      </w:r>
-    </w:p>
-    <w:p>
-      <w:pPr>
-        <w:numPr>
-          <w:ilvl w:val="0"/>
-          <w:numId w:val="2"/>
-        </w:numPr>
-        <w:spacing w:before="240"/>
-        <w:rPr>
-          <w:rFonts w:ascii="Roboto Mono" w:eastAsia="Roboto Mono" w:hAnsi="Roboto Mono" w:cs="Roboto Mono"/>
-        </w:rPr>
-      </w:pPr>
-      <w:r>
-        <w:rPr>
-          <w:rFonts w:ascii="Roboto Mono" w:eastAsia="Roboto Mono" w:hAnsi="Roboto Mono" w:cs="Roboto Mono"/>
-          <w:b/>
-        </w:rPr>
-        <w:t>Meaning:</w:t>
-      </w:r>
-      <w:r>
-        <w:rPr>
-          <w:rFonts w:ascii="Roboto Mono" w:eastAsia="Roboto Mono" w:hAnsi="Roboto Mono" w:cs="Roboto Mono"/>
-          <w:b/>
-        </w:rPr>
-        <w:br/>
-      </w:r>
-    </w:p>
-    <w:p>
-      <w:pPr>
-        <w:numPr>
-          <w:ilvl w:val="1"/>
-          <w:numId w:val="2"/>
-        </w:numPr>
-        <w:rPr>
-          <w:rFonts w:ascii="Roboto Mono" w:eastAsia="Roboto Mono" w:hAnsi="Roboto Mono" w:cs="Roboto Mono"/>
-        </w:rPr>
-      </w:pPr>
-      <w:r>
-        <w:rPr>
-          <w:rFonts w:ascii="Roboto Mono" w:eastAsia="Roboto Mono" w:hAnsi="Roboto Mono" w:cs="Roboto Mono"/>
-          <w:b/>
-        </w:rPr>
-        <w:t>Verbal communication sessions</w:t>
-      </w:r>
-      <w:r>
-        <w:rPr>
-          <w:rFonts w:ascii="Roboto Mono" w:eastAsia="Roboto Mono" w:hAnsi="Roboto Mono" w:cs="Roboto Mono"/>
-        </w:rPr>
-        <w:t xml:space="preserve"> where the testing team shares updates, progress, issues, and plans with stakeholders.</w:t>
-      </w:r>
-      <w:r>
-        <w:rPr>
-          <w:rFonts w:ascii="Roboto Mono" w:eastAsia="Roboto Mono" w:hAnsi="Roboto Mono" w:cs="Roboto Mono"/>
-        </w:rPr>
-        <w:br/>
-      </w:r>
-    </w:p>
-    <w:p>
-      <w:pPr>
-        <w:numPr>
-          <w:ilvl w:val="1"/>
-          <w:numId w:val="2"/>
-        </w:numPr>
-        <w:rPr>
-          <w:rFonts w:ascii="Roboto Mono" w:eastAsia="Roboto Mono" w:hAnsi="Roboto Mono" w:cs="Roboto Mono"/>
-        </w:rPr>
-      </w:pPr>
-      <w:r>
-        <w:rPr>
-          <w:rFonts w:ascii="Roboto Mono" w:eastAsia="Roboto Mono" w:hAnsi="Roboto Mono" w:cs="Roboto Mono"/>
-        </w:rPr>
-        <w:t xml:space="preserve">Commonly includes </w:t>
-      </w:r>
-      <w:r>
-        <w:rPr>
-          <w:rFonts w:ascii="Roboto Mono" w:eastAsia="Roboto Mono" w:hAnsi="Roboto Mono" w:cs="Roboto Mono"/>
-          <w:b/>
-        </w:rPr>
-        <w:t>daily stand-ups in Agile</w:t>
-      </w:r>
-      <w:r>
-        <w:rPr>
-          <w:rFonts w:ascii="Roboto Mono" w:eastAsia="Roboto Mono" w:hAnsi="Roboto Mono" w:cs="Roboto Mono"/>
-        </w:rPr>
-        <w:t xml:space="preserve"> or periodic review meetings in traditional projects.</w:t>
-      </w:r>
-      <w:r>
-        <w:rPr>
-          <w:rFonts w:ascii="Roboto Mono" w:eastAsia="Roboto Mono" w:hAnsi="Roboto Mono" w:cs="Roboto Mono"/>
-        </w:rPr>
-        <w:br/>
-      </w:r>
-    </w:p>
-    <w:p>
-      <w:pPr>
-        <w:numPr>
-          <w:ilvl w:val="0"/>
-          <w:numId w:val="2"/>
-        </w:numPr>
-        <w:rPr>
-          <w:rFonts w:ascii="Roboto Mono" w:eastAsia="Roboto Mono" w:hAnsi="Roboto Mono" w:cs="Roboto Mono"/>
-        </w:rPr>
-      </w:pPr>
-      <w:r>
-        <w:rPr>
-          <w:rFonts w:ascii="Roboto Mono" w:eastAsia="Roboto Mono" w:hAnsi="Roboto Mono" w:cs="Roboto Mono"/>
-          <w:b/>
-        </w:rPr>
-        <w:t>Goal:</w:t>
-      </w:r>
-      <w:r>
-        <w:rPr>
-          <w:rFonts w:ascii="Roboto Mono" w:eastAsia="Roboto Mono" w:hAnsi="Roboto Mono" w:cs="Roboto Mono"/>
-          <w:b/>
-        </w:rPr>
-        <w:br/>
-      </w:r>
-    </w:p>
-    <w:p>
-      <w:pPr>
-        <w:numPr>
-          <w:ilvl w:val="1"/>
-          <w:numId w:val="2"/>
-        </w:numPr>
-        <w:rPr>
-          <w:rFonts w:ascii="Roboto Mono" w:eastAsia="Roboto Mono" w:hAnsi="Roboto Mono" w:cs="Roboto Mono"/>
-        </w:rPr>
-      </w:pPr>
-      <w:r>
-        <w:rPr>
-          <w:rFonts w:ascii="Roboto Mono" w:eastAsia="Roboto Mono" w:hAnsi="Roboto Mono" w:cs="Roboto Mono"/>
-        </w:rPr>
-        <w:t xml:space="preserve">Provide </w:t>
-      </w:r>
-      <w:r>
-        <w:rPr>
-          <w:rFonts w:ascii="Roboto Mono" w:eastAsia="Roboto Mono" w:hAnsi="Roboto Mono" w:cs="Roboto Mono"/>
-          <w:b/>
-        </w:rPr>
-        <w:t>real-time, interactive updates</w:t>
-      </w:r>
-      <w:r>
-        <w:rPr>
-          <w:rFonts w:ascii="Roboto Mono" w:eastAsia="Roboto Mono" w:hAnsi="Roboto Mono" w:cs="Roboto Mono"/>
-        </w:rPr>
-        <w:t>.</w:t>
-      </w:r>
-      <w:r>
-        <w:rPr>
-          <w:rFonts w:ascii="Roboto Mono" w:eastAsia="Roboto Mono" w:hAnsi="Roboto Mono" w:cs="Roboto Mono"/>
-        </w:rPr>
-        <w:br/>
-      </w:r>
-    </w:p>
-    <w:p>
-      <w:pPr>
-        <w:numPr>
-          <w:ilvl w:val="1"/>
-          <w:numId w:val="2"/>
-        </w:numPr>
-        <w:rPr>
-          <w:rFonts w:ascii="Roboto Mono" w:eastAsia="Roboto Mono" w:hAnsi="Roboto Mono" w:cs="Roboto Mono"/>
-        </w:rPr>
-      </w:pPr>
-      <w:r>
-        <w:rPr>
-          <w:rFonts w:ascii="Roboto Mono" w:eastAsia="Roboto Mono" w:hAnsi="Roboto Mono" w:cs="Roboto Mono"/>
-        </w:rPr>
-        <w:t xml:space="preserve">Highlight </w:t>
-      </w:r>
-      <w:r>
-        <w:rPr>
-          <w:rFonts w:ascii="Roboto Mono" w:eastAsia="Roboto Mono" w:hAnsi="Roboto Mono" w:cs="Roboto Mono"/>
-          <w:b/>
-        </w:rPr>
-        <w:t>blockers, risks, and dependencies</w:t>
-      </w:r>
-      <w:r>
-        <w:rPr>
-          <w:rFonts w:ascii="Roboto Mono" w:eastAsia="Roboto Mono" w:hAnsi="Roboto Mono" w:cs="Roboto Mono"/>
-        </w:rPr>
-        <w:t>.</w:t>
-      </w:r>
-      <w:r>
-        <w:rPr>
-          <w:rFonts w:ascii="Roboto Mono" w:eastAsia="Roboto Mono" w:hAnsi="Roboto Mono" w:cs="Roboto Mono"/>
-        </w:rPr>
-        <w:br/>
-      </w:r>
-    </w:p>
-    <w:p>
-      <w:pPr>
-        <w:numPr>
-          <w:ilvl w:val="1"/>
-          <w:numId w:val="2"/>
-        </w:numPr>
-        <w:rPr>
-          <w:rFonts w:ascii="Roboto Mono" w:eastAsia="Roboto Mono" w:hAnsi="Roboto Mono" w:cs="Roboto Mono"/>
-        </w:rPr>
-      </w:pPr>
-      <w:r>
-        <w:rPr>
-          <w:rFonts w:ascii="Roboto Mono" w:eastAsia="Roboto Mono" w:hAnsi="Roboto Mono" w:cs="Roboto Mono"/>
-        </w:rPr>
-        <w:t xml:space="preserve">Facilitate </w:t>
-      </w:r>
-      <w:r>
-        <w:rPr>
-          <w:rFonts w:ascii="Roboto Mono" w:eastAsia="Roboto Mono" w:hAnsi="Roboto Mono" w:cs="Roboto Mono"/>
-          <w:b/>
-        </w:rPr>
-        <w:t>quick decision-making and collaboration</w:t>
-      </w:r>
-      <w:r>
-        <w:rPr>
-          <w:rFonts w:ascii="Roboto Mono" w:eastAsia="Roboto Mono" w:hAnsi="Roboto Mono" w:cs="Roboto Mono"/>
-        </w:rPr>
-        <w:t xml:space="preserve"> among team members and stakeholders.</w:t>
-      </w:r>
-      <w:r>
-        <w:rPr>
-          <w:rFonts w:ascii="Roboto Mono" w:eastAsia="Roboto Mono" w:hAnsi="Roboto Mono" w:cs="Roboto Mono"/>
-        </w:rPr>
-        <w:br/>
-      </w:r>
-    </w:p>
-    <w:p>
-      <w:pPr>
-        <w:numPr>
-          <w:ilvl w:val="0"/>
-          <w:numId w:val="2"/>
-        </w:numPr>
-        <w:rPr>
-          <w:rFonts w:ascii="Roboto Mono" w:eastAsia="Roboto Mono" w:hAnsi="Roboto Mono" w:cs="Roboto Mono"/>
-        </w:rPr>
-      </w:pPr>
-      <w:r>
-        <w:rPr>
-          <w:rFonts w:ascii="Roboto Mono" w:eastAsia="Roboto Mono" w:hAnsi="Roboto Mono" w:cs="Roboto Mono"/>
-          <w:b/>
-        </w:rPr>
-        <w:t>Scope:</w:t>
-      </w:r>
-      <w:r>
-        <w:rPr>
-          <w:rFonts w:ascii="Roboto Mono" w:eastAsia="Roboto Mono" w:hAnsi="Roboto Mono" w:cs="Roboto Mono"/>
-          <w:b/>
-        </w:rPr>
-        <w:br/>
-      </w:r>
-    </w:p>
-    <w:p>
-      <w:pPr>
-        <w:numPr>
-          <w:ilvl w:val="1"/>
-          <w:numId w:val="2"/>
-        </w:numPr>
-        <w:rPr>
-          <w:rFonts w:ascii="Roboto Mono" w:eastAsia="Roboto Mono" w:hAnsi="Roboto Mono" w:cs="Roboto Mono"/>
-        </w:rPr>
-      </w:pPr>
-      <w:r>
-        <w:rPr>
-          <w:rFonts w:ascii="Roboto Mono" w:eastAsia="Roboto Mono" w:hAnsi="Roboto Mono" w:cs="Roboto Mono"/>
-        </w:rPr>
-        <w:t xml:space="preserve">Can be </w:t>
-      </w:r>
-      <w:r>
-        <w:rPr>
-          <w:rFonts w:ascii="Roboto Mono" w:eastAsia="Roboto Mono" w:hAnsi="Roboto Mono" w:cs="Roboto Mono"/>
-          <w:b/>
-        </w:rPr>
-        <w:t>daily (stand-ups)</w:t>
-      </w:r>
-      <w:r>
-        <w:rPr>
-          <w:rFonts w:ascii="Roboto Mono" w:eastAsia="Roboto Mono" w:hAnsi="Roboto Mono" w:cs="Roboto Mono"/>
-        </w:rPr>
-        <w:t xml:space="preserve">, </w:t>
-      </w:r>
-      <w:r>
-        <w:rPr>
-          <w:rFonts w:ascii="Roboto Mono" w:eastAsia="Roboto Mono" w:hAnsi="Roboto Mono" w:cs="Roboto Mono"/>
-          <w:b/>
-        </w:rPr>
-        <w:t>weekly</w:t>
-      </w:r>
-      <w:r>
-        <w:rPr>
-          <w:rFonts w:ascii="Roboto Mono" w:eastAsia="Roboto Mono" w:hAnsi="Roboto Mono" w:cs="Roboto Mono"/>
-        </w:rPr>
-        <w:t xml:space="preserve">, or </w:t>
-      </w:r>
-      <w:r>
-        <w:rPr>
-          <w:rFonts w:ascii="Roboto Mono" w:eastAsia="Roboto Mono" w:hAnsi="Roboto Mono" w:cs="Roboto Mono"/>
-          <w:b/>
-        </w:rPr>
-        <w:t>at milestones</w:t>
-      </w:r>
-      <w:r>
-        <w:rPr>
-          <w:rFonts w:ascii="Roboto Mono" w:eastAsia="Roboto Mono" w:hAnsi="Roboto Mono" w:cs="Roboto Mono"/>
-        </w:rPr>
-        <w:t>.</w:t>
-      </w:r>
-      <w:r>
-        <w:rPr>
-          <w:rFonts w:ascii="Roboto Mono" w:eastAsia="Roboto Mono" w:hAnsi="Roboto Mono" w:cs="Roboto Mono"/>
-        </w:rPr>
-        <w:br/>
-      </w:r>
-    </w:p>
-    <w:p>
-      <w:pPr>
-        <w:numPr>
-          <w:ilvl w:val="1"/>
-          <w:numId w:val="2"/>
-        </w:numPr>
-        <w:rPr>
-          <w:rFonts w:ascii="Roboto Mono" w:eastAsia="Roboto Mono" w:hAnsi="Roboto Mono" w:cs="Roboto Mono"/>
-        </w:rPr>
-      </w:pPr>
-      <w:r>
-        <w:rPr>
-          <w:rFonts w:ascii="Roboto Mono" w:eastAsia="Roboto Mono" w:hAnsi="Roboto Mono" w:cs="Roboto Mono"/>
-        </w:rPr>
-        <w:t xml:space="preserve">Covers </w:t>
-      </w:r>
-      <w:r>
-        <w:rPr>
-          <w:rFonts w:ascii="Roboto Mono" w:eastAsia="Roboto Mono" w:hAnsi="Roboto Mono" w:cs="Roboto Mono"/>
-          <w:b/>
-        </w:rPr>
-        <w:t>test execution status, defects, risks, and next steps</w:t>
-      </w:r>
-      <w:r>
-        <w:rPr>
-          <w:rFonts w:ascii="Roboto Mono" w:eastAsia="Roboto Mono" w:hAnsi="Roboto Mono" w:cs="Roboto Mono"/>
-        </w:rPr>
-        <w:t>.</w:t>
-      </w:r>
-      <w:r>
-        <w:rPr>
-          <w:rFonts w:ascii="Roboto Mono" w:eastAsia="Roboto Mono" w:hAnsi="Roboto Mono" w:cs="Roboto Mono"/>
-        </w:rPr>
-        <w:br/>
-      </w:r>
-    </w:p>
-    <w:p>
-      <w:pPr>
-        <w:numPr>
-          <w:ilvl w:val="0"/>
-          <w:numId w:val="2"/>
-        </w:numPr>
-        <w:rPr>
-          <w:rFonts w:ascii="Roboto Mono" w:eastAsia="Roboto Mono" w:hAnsi="Roboto Mono" w:cs="Roboto Mono"/>
-        </w:rPr>
-      </w:pPr>
-      <w:r>
-        <w:rPr>
-          <w:rFonts w:ascii="Roboto Mono" w:eastAsia="Roboto Mono" w:hAnsi="Roboto Mono" w:cs="Roboto Mono"/>
-          <w:b/>
-        </w:rPr>
-        <w:t>When Used:</w:t>
-      </w:r>
-      <w:r>
-        <w:rPr>
-          <w:rFonts w:ascii="Roboto Mono" w:eastAsia="Roboto Mono" w:hAnsi="Roboto Mono" w:cs="Roboto Mono"/>
-          <w:b/>
-        </w:rPr>
-        <w:br/>
-      </w:r>
-    </w:p>
-    <w:p>
-      <w:pPr>
-        <w:numPr>
-          <w:ilvl w:val="1"/>
-          <w:numId w:val="2"/>
-        </w:numPr>
-        <w:rPr>
-          <w:rFonts w:ascii="Roboto Mono" w:eastAsia="Roboto Mono" w:hAnsi="Roboto Mono" w:cs="Roboto Mono"/>
-        </w:rPr>
-      </w:pPr>
-      <w:r>
-        <w:rPr>
-          <w:rFonts w:ascii="Roboto Mono" w:eastAsia="Roboto Mono" w:hAnsi="Roboto Mono" w:cs="Roboto Mono"/>
-          <w:b/>
-        </w:rPr>
-        <w:t>Daily</w:t>
-      </w:r>
-      <w:r>
-        <w:rPr>
-          <w:rFonts w:ascii="Roboto Mono" w:eastAsia="Roboto Mono" w:hAnsi="Roboto Mono" w:cs="Roboto Mono"/>
-        </w:rPr>
-        <w:t xml:space="preserve"> in Agile projects (typically 15-minute stand-ups).</w:t>
-      </w:r>
-      <w:r>
-        <w:rPr>
-          <w:rFonts w:ascii="Roboto Mono" w:eastAsia="Roboto Mono" w:hAnsi="Roboto Mono" w:cs="Roboto Mono"/>
-        </w:rPr>
-        <w:br/>
-      </w:r>
-    </w:p>
-    <w:p>
-      <w:pPr>
-        <w:numPr>
-          <w:ilvl w:val="1"/>
-          <w:numId w:val="2"/>
-        </w:numPr>
-        <w:rPr>
-          <w:rFonts w:ascii="Roboto Mono" w:eastAsia="Roboto Mono" w:hAnsi="Roboto Mono" w:cs="Roboto Mono"/>
-        </w:rPr>
-      </w:pPr>
-      <w:r>
-        <w:rPr>
-          <w:rFonts w:ascii="Roboto Mono" w:eastAsia="Roboto Mono" w:hAnsi="Roboto Mono" w:cs="Roboto Mono"/>
-          <w:b/>
-        </w:rPr>
-        <w:t>Regular meetings</w:t>
-      </w:r>
-      <w:r>
-        <w:rPr>
-          <w:rFonts w:ascii="Roboto Mono" w:eastAsia="Roboto Mono" w:hAnsi="Roboto Mono" w:cs="Roboto Mono"/>
-        </w:rPr>
-        <w:t xml:space="preserve"> in traditional projects or before key milestones.</w:t>
-      </w:r>
-      <w:r>
-        <w:rPr>
-          <w:rFonts w:ascii="Roboto Mono" w:eastAsia="Roboto Mono" w:hAnsi="Roboto Mono" w:cs="Roboto Mono"/>
-        </w:rPr>
-        <w:br/>
-      </w:r>
-    </w:p>
-    <w:p>
-      <w:pPr>
-        <w:numPr>
-          <w:ilvl w:val="0"/>
-          <w:numId w:val="2"/>
-        </w:numPr>
-        <w:rPr>
-          <w:rFonts w:ascii="Roboto Mono" w:eastAsia="Roboto Mono" w:hAnsi="Roboto Mono" w:cs="Roboto Mono"/>
-        </w:rPr>
-      </w:pPr>
-      <w:r>
-        <w:rPr>
-          <w:rFonts w:ascii="Roboto Mono" w:eastAsia="Roboto Mono" w:hAnsi="Roboto Mono" w:cs="Roboto Mono"/>
-          <w:b/>
-        </w:rPr>
-        <w:lastRenderedPageBreak/>
-        <w:t>Typical Contents:</w:t>
-      </w:r>
-      <w:r>
-        <w:rPr>
-          <w:rFonts w:ascii="Roboto Mono" w:eastAsia="Roboto Mono" w:hAnsi="Roboto Mono" w:cs="Roboto Mono"/>
-          <w:b/>
-        </w:rPr>
-        <w:br/>
-      </w:r>
-    </w:p>
-    <w:p>
-      <w:pPr>
-        <w:numPr>
-          <w:ilvl w:val="1"/>
-          <w:numId w:val="2"/>
-        </w:numPr>
-        <w:rPr>
-          <w:rFonts w:ascii="Roboto Mono" w:eastAsia="Roboto Mono" w:hAnsi="Roboto Mono" w:cs="Roboto Mono"/>
-        </w:rPr>
-      </w:pPr>
-      <w:r>
-        <w:rPr>
-          <w:rFonts w:ascii="Roboto Mono" w:eastAsia="Roboto Mono" w:hAnsi="Roboto Mono" w:cs="Roboto Mono"/>
-          <w:b/>
-        </w:rPr>
-        <w:t>What was done yesterday</w:t>
-      </w:r>
-      <w:r>
-        <w:rPr>
-          <w:rFonts w:ascii="Roboto Mono" w:eastAsia="Roboto Mono" w:hAnsi="Roboto Mono" w:cs="Roboto Mono"/>
-          <w:b/>
-        </w:rPr>
-        <w:br/>
-      </w:r>
-    </w:p>
-    <w:p>
-      <w:pPr>
-        <w:numPr>
-          <w:ilvl w:val="1"/>
-          <w:numId w:val="2"/>
-        </w:numPr>
-        <w:rPr>
-          <w:rFonts w:ascii="Roboto Mono" w:eastAsia="Roboto Mono" w:hAnsi="Roboto Mono" w:cs="Roboto Mono"/>
-        </w:rPr>
-      </w:pPr>
-      <w:r>
-        <w:rPr>
-          <w:rFonts w:ascii="Roboto Mono" w:eastAsia="Roboto Mono" w:hAnsi="Roboto Mono" w:cs="Roboto Mono"/>
-          <w:b/>
-        </w:rPr>
-        <w:t>What will be done today</w:t>
-      </w:r>
-      <w:r>
-        <w:rPr>
-          <w:rFonts w:ascii="Roboto Mono" w:eastAsia="Roboto Mono" w:hAnsi="Roboto Mono" w:cs="Roboto Mono"/>
-          <w:b/>
-        </w:rPr>
-        <w:br/>
-      </w:r>
-    </w:p>
-    <w:p>
-      <w:pPr>
-        <w:numPr>
-          <w:ilvl w:val="1"/>
-          <w:numId w:val="2"/>
-        </w:numPr>
-        <w:rPr>
-          <w:rFonts w:ascii="Roboto Mono" w:eastAsia="Roboto Mono" w:hAnsi="Roboto Mono" w:cs="Roboto Mono"/>
-        </w:rPr>
-      </w:pPr>
-      <w:r>
-        <w:rPr>
-          <w:rFonts w:ascii="Roboto Mono" w:eastAsia="Roboto Mono" w:hAnsi="Roboto Mono" w:cs="Roboto Mono"/>
-          <w:b/>
-        </w:rPr>
-        <w:t>Blockers or issues</w:t>
-      </w:r>
-      <w:r>
-        <w:rPr>
-          <w:rFonts w:ascii="Roboto Mono" w:eastAsia="Roboto Mono" w:hAnsi="Roboto Mono" w:cs="Roboto Mono"/>
-        </w:rPr>
-        <w:t xml:space="preserve"> affecting progress</w:t>
-      </w:r>
-      <w:r>
-        <w:rPr>
-          <w:rFonts w:ascii="Roboto Mono" w:eastAsia="Roboto Mono" w:hAnsi="Roboto Mono" w:cs="Roboto Mono"/>
-        </w:rPr>
-        <w:br/>
-      </w:r>
-    </w:p>
-    <w:p>
-      <w:pPr>
-        <w:numPr>
-          <w:ilvl w:val="1"/>
-          <w:numId w:val="2"/>
-        </w:numPr>
-        <w:rPr>
-          <w:rFonts w:ascii="Roboto Mono" w:eastAsia="Roboto Mono" w:hAnsi="Roboto Mono" w:cs="Roboto Mono"/>
-        </w:rPr>
-      </w:pPr>
-      <w:r>
-        <w:rPr>
-          <w:rFonts w:ascii="Roboto Mono" w:eastAsia="Roboto Mono" w:hAnsi="Roboto Mono" w:cs="Roboto Mono"/>
-          <w:b/>
-        </w:rPr>
-        <w:t>Defect updates</w:t>
-      </w:r>
-      <w:r>
-        <w:rPr>
-          <w:rFonts w:ascii="Roboto Mono" w:eastAsia="Roboto Mono" w:hAnsi="Roboto Mono" w:cs="Roboto Mono"/>
-        </w:rPr>
-        <w:t xml:space="preserve"> (critical/major)</w:t>
-      </w:r>
-      <w:r>
-        <w:rPr>
-          <w:rFonts w:ascii="Roboto Mono" w:eastAsia="Roboto Mono" w:hAnsi="Roboto Mono" w:cs="Roboto Mono"/>
-        </w:rPr>
-        <w:br/>
-      </w:r>
-    </w:p>
-    <w:p>
-      <w:pPr>
-        <w:numPr>
-          <w:ilvl w:val="1"/>
-          <w:numId w:val="2"/>
-        </w:numPr>
-        <w:rPr>
-          <w:rFonts w:ascii="Roboto Mono" w:eastAsia="Roboto Mono" w:hAnsi="Roboto Mono" w:cs="Roboto Mono"/>
-        </w:rPr>
-      </w:pPr>
-      <w:r>
-        <w:rPr>
-          <w:rFonts w:ascii="Roboto Mono" w:eastAsia="Roboto Mono" w:hAnsi="Roboto Mono" w:cs="Roboto Mono"/>
-          <w:b/>
-        </w:rPr>
-        <w:t>Test coverage or execution summary</w:t>
-      </w:r>
-      <w:r>
-        <w:rPr>
-          <w:rFonts w:ascii="Roboto Mono" w:eastAsia="Roboto Mono" w:hAnsi="Roboto Mono" w:cs="Roboto Mono"/>
-          <w:b/>
-        </w:rPr>
-        <w:br/>
-      </w:r>
-    </w:p>
-    <w:p>
-      <w:pPr>
-        <w:numPr>
-          <w:ilvl w:val="0"/>
-          <w:numId w:val="2"/>
-        </w:numPr>
-        <w:rPr>
-          <w:rFonts w:ascii="Roboto Mono" w:eastAsia="Roboto Mono" w:hAnsi="Roboto Mono" w:cs="Roboto Mono"/>
-        </w:rPr>
-      </w:pPr>
-      <w:r>
-        <w:rPr>
-          <w:rFonts w:ascii="Roboto Mono" w:eastAsia="Roboto Mono" w:hAnsi="Roboto Mono" w:cs="Roboto Mono"/>
-          <w:b/>
-        </w:rPr>
-        <w:t>Example:</w:t>
-      </w:r>
-      <w:r>
-        <w:rPr>
-          <w:rFonts w:ascii="Roboto Mono" w:eastAsia="Roboto Mono" w:hAnsi="Roboto Mono" w:cs="Roboto Mono"/>
-          <w:b/>
-        </w:rPr>
-        <w:br/>
-      </w:r>
-    </w:p>
-    <w:p>
-      <w:pPr>
-        <w:numPr>
-          <w:ilvl w:val="1"/>
-          <w:numId w:val="2"/>
-        </w:numPr>
-        <w:rPr>
-          <w:rFonts w:ascii="Roboto Mono" w:eastAsia="Roboto Mono" w:hAnsi="Roboto Mono" w:cs="Roboto Mono"/>
-        </w:rPr>
-      </w:pPr>
-      <w:r>
-        <w:rPr>
-          <w:rFonts w:ascii="Roboto Mono" w:eastAsia="Roboto Mono" w:hAnsi="Roboto Mono" w:cs="Roboto Mono"/>
-        </w:rPr>
-        <w:t>Daily stand-up:</w:t>
-      </w:r>
-      <w:r>
-        <w:rPr>
-          <w:rFonts w:ascii="Roboto Mono" w:eastAsia="Roboto Mono" w:hAnsi="Roboto Mono" w:cs="Roboto Mono"/>
-        </w:rPr>
-        <w:br/>
-      </w:r>
-    </w:p>
-    <w:p>
-      <w:pPr>
-        <w:numPr>
-          <w:ilvl w:val="2"/>
-          <w:numId w:val="2"/>
-        </w:numPr>
-        <w:rPr>
-          <w:rFonts w:ascii="Roboto Mono" w:eastAsia="Roboto Mono" w:hAnsi="Roboto Mono" w:cs="Roboto Mono"/>
-        </w:rPr>
-      </w:pPr>
-      <w:r>
-        <w:rPr>
-          <w:rFonts w:ascii="Roboto Mono" w:eastAsia="Roboto Mono" w:hAnsi="Roboto Mono" w:cs="Roboto Mono"/>
-        </w:rPr>
-        <w:t>Yesterday: 50 test cases executed, 45 passed</w:t>
-      </w:r>
-      <w:r>
-        <w:rPr>
-          <w:rFonts w:ascii="Roboto Mono" w:eastAsia="Roboto Mono" w:hAnsi="Roboto Mono" w:cs="Roboto Mono"/>
-        </w:rPr>
-        <w:br/>
-      </w:r>
-    </w:p>
-    <w:p>
-      <w:pPr>
-        <w:numPr>
-          <w:ilvl w:val="2"/>
-          <w:numId w:val="2"/>
-        </w:numPr>
-        <w:rPr>
-          <w:rFonts w:ascii="Roboto Mono" w:eastAsia="Roboto Mono" w:hAnsi="Roboto Mono" w:cs="Roboto Mono"/>
-        </w:rPr>
-      </w:pPr>
-      <w:r>
-        <w:rPr>
-          <w:rFonts w:ascii="Roboto Mono" w:eastAsia="Roboto Mono" w:hAnsi="Roboto Mono" w:cs="Roboto Mono"/>
-        </w:rPr>
-        <w:t>Today: Execute remaining login module tests</w:t>
-      </w:r>
-      <w:r>
-        <w:rPr>
-          <w:rFonts w:ascii="Roboto Mono" w:eastAsia="Roboto Mono" w:hAnsi="Roboto Mono" w:cs="Roboto Mono"/>
-        </w:rPr>
-        <w:br/>
-      </w:r>
-    </w:p>
-    <w:p>
-      <w:pPr>
-        <w:numPr>
-          <w:ilvl w:val="2"/>
-          <w:numId w:val="2"/>
-        </w:numPr>
-        <w:rPr>
-          <w:rFonts w:ascii="Roboto Mono" w:eastAsia="Roboto Mono" w:hAnsi="Roboto Mono" w:cs="Roboto Mono"/>
-        </w:rPr>
-      </w:pPr>
-      <w:r>
-        <w:rPr>
-          <w:rFonts w:ascii="Roboto Mono" w:eastAsia="Roboto Mono" w:hAnsi="Roboto Mono" w:cs="Roboto Mono"/>
-        </w:rPr>
-        <w:t>Blocker: Environment downtime preventing database tests</w:t>
-      </w:r>
-      <w:r>
-        <w:rPr>
-          <w:rFonts w:ascii="Roboto Mono" w:eastAsia="Roboto Mono" w:hAnsi="Roboto Mono" w:cs="Roboto Mono"/>
-        </w:rPr>
-        <w:br/>
-      </w:r>
-    </w:p>
-    <w:p>
-      <w:pPr>
-        <w:numPr>
-          <w:ilvl w:val="0"/>
-          <w:numId w:val="2"/>
-        </w:numPr>
-        <w:rPr>
-          <w:rFonts w:ascii="Roboto Mono" w:eastAsia="Roboto Mono" w:hAnsi="Roboto Mono" w:cs="Roboto Mono"/>
-        </w:rPr>
-      </w:pPr>
-      <w:r>
-        <w:rPr>
-          <w:rFonts w:ascii="Roboto Mono" w:eastAsia="Roboto Mono" w:hAnsi="Roboto Mono" w:cs="Roboto Mono"/>
-          <w:b/>
-        </w:rPr>
-        <w:t>Shortcut to Remember:</w:t>
-      </w:r>
-      <w:r>
-        <w:rPr>
-          <w:rFonts w:ascii="Roboto Mono" w:eastAsia="Roboto Mono" w:hAnsi="Roboto Mono" w:cs="Roboto Mono"/>
-          <w:b/>
-        </w:rPr>
-        <w:br/>
-      </w:r>
-    </w:p>
-    <w:p>
-      <w:pPr>
-        <w:numPr>
-          <w:ilvl w:val="1"/>
-          <w:numId w:val="2"/>
-        </w:numPr>
-        <w:spacing w:after="240"/>
-        <w:rPr>
-          <w:rFonts w:ascii="Roboto Mono" w:eastAsia="Roboto Mono" w:hAnsi="Roboto Mono" w:cs="Roboto Mono"/>
-        </w:rPr>
-      </w:pPr>
-      <w:r>
-        <w:rPr>
-          <w:rFonts w:ascii="Roboto Mono" w:eastAsia="Roboto Mono" w:hAnsi="Roboto Mono" w:cs="Roboto Mono"/>
-          <w:b/>
-        </w:rPr>
-        <w:t>Meetings/Stand-ups = Quick verbal updates on testing progress, issues, and plans</w:t>
-      </w:r>
-      <w:r>
-        <w:rPr>
-          <w:rFonts w:ascii="Roboto Mono" w:eastAsia="Roboto Mono" w:hAnsi="Roboto Mono" w:cs="Roboto Mono"/>
-          <w:b/>
-        </w:rPr>
-        <w:br/>
-      </w:r>
-    </w:p>
-    <w:p>
-      <w:pPr>
-        <w:pStyle w:val="Heading3"/>
-      </w:pPr>
-      <w:bookmarkStart w:id="9" w:name="_k7iw1usw9j9t" w:colFirst="0" w:colLast="0"/>
-      <w:bookmarkEnd w:id="9"/>
-      <w:r>
-        <w:t>Defect Reports</w:t>
-      </w:r>
-    </w:p>
-    <w:p>
-      <w:pPr>
-        <w:spacing w:before="240" w:after="240"/>
-        <w:rPr>
-          <w:b/>
-          <w:sz w:val="14"/>
-          <w:szCs w:val="14"/>
-          <w:shd w:val="clear" w:color="auto" w:fill="B7B7B7"/>
-        </w:rPr>
-      </w:pPr>
-      <w:r>
-        <w:rPr>
-          <w:b/>
-          <w:shd w:val="clear" w:color="auto" w:fill="B7B7B7"/>
-        </w:rPr>
-        <w:t># Source</w:t>
-      </w:r>
-      <w:r>
-        <w:rPr>
-          <w:shd w:val="clear" w:color="auto" w:fill="B7B7B7"/>
-        </w:rPr>
-        <w:t xml:space="preserve">: </w:t>
-      </w:r>
-      <w:r>
-        <w:rPr>
-          <w:b/>
-          <w:shd w:val="clear" w:color="auto" w:fill="B7B7B7"/>
-        </w:rPr>
-        <w:t xml:space="preserve">Chatgpt </w:t>
-      </w:r>
-      <w:r>
-        <w:rPr>
-          <w:b/>
-          <w:sz w:val="14"/>
-          <w:szCs w:val="14"/>
-          <w:shd w:val="clear" w:color="auto" w:fill="B7B7B7"/>
-        </w:rPr>
-        <w:t>(GPT</w:t>
-      </w:r>
-      <w:r>
-        <w:rPr>
-          <w:rFonts w:ascii="Cambria Math" w:hAnsi="Cambria Math" w:cs="Cambria Math"/>
-          <w:b/>
-          <w:sz w:val="14"/>
-          <w:szCs w:val="14"/>
-          <w:shd w:val="clear" w:color="auto" w:fill="B7B7B7"/>
-        </w:rPr>
-        <w:t>‑</w:t>
-      </w:r>
-      <w:r>
-        <w:rPr>
-          <w:b/>
-          <w:sz w:val="14"/>
-          <w:szCs w:val="14"/>
-          <w:shd w:val="clear" w:color="auto" w:fill="B7B7B7"/>
-        </w:rPr>
-        <w:t>5 Mini) at [8/22/2025]</w:t>
-      </w:r>
-    </w:p>
-    <w:p>
-      <w:pPr>
-        <w:numPr>
-          <w:ilvl w:val="0"/>
-          <w:numId w:val="9"/>
-        </w:numPr>
-        <w:spacing w:before="240"/>
-        <w:rPr>
-          <w:rFonts w:ascii="Roboto Mono" w:eastAsia="Roboto Mono" w:hAnsi="Roboto Mono" w:cs="Roboto Mono"/>
-        </w:rPr>
-      </w:pPr>
-      <w:r>
-        <w:rPr>
-          <w:rFonts w:ascii="Roboto Mono" w:eastAsia="Roboto Mono" w:hAnsi="Roboto Mono" w:cs="Roboto Mono"/>
-          <w:b/>
-        </w:rPr>
-        <w:t>Meaning:</w:t>
-      </w:r>
-      <w:r>
-        <w:rPr>
-          <w:rFonts w:ascii="Roboto Mono" w:eastAsia="Roboto Mono" w:hAnsi="Roboto Mono" w:cs="Roboto Mono"/>
-          <w:b/>
-        </w:rPr>
-        <w:br/>
-      </w:r>
-    </w:p>
-    <w:p>
-      <w:pPr>
-        <w:numPr>
-          <w:ilvl w:val="1"/>
-          <w:numId w:val="9"/>
-        </w:numPr>
-      </w:pPr>
-      <w:r>
-        <w:rPr>
-          <w:rFonts w:ascii="Roboto Mono" w:eastAsia="Roboto Mono" w:hAnsi="Roboto Mono" w:cs="Roboto Mono"/>
-        </w:rPr>
-        <w:t xml:space="preserve">A </w:t>
-      </w:r>
-      <w:r>
-        <w:rPr>
-          <w:rFonts w:ascii="Roboto Mono" w:eastAsia="Roboto Mono" w:hAnsi="Roboto Mono" w:cs="Roboto Mono"/>
-          <w:b/>
-        </w:rPr>
-        <w:t>formal or semi-formal document</w:t>
-      </w:r>
-      <w:r>
-        <w:rPr>
-          <w:rFonts w:ascii="Roboto Mono" w:eastAsia="Roboto Mono" w:hAnsi="Roboto Mono" w:cs="Roboto Mono"/>
-        </w:rPr>
-        <w:t xml:space="preserve"> that records details of defects found during testing and communicates them to stakeholders such as developers, test managers, and project </w:t>
-      </w:r>
-      <w:r>
-        <w:rPr>
-          <w:rFonts w:ascii="Roboto Mono" w:eastAsia="Roboto Mono" w:hAnsi="Roboto Mono" w:cs="Roboto Mono"/>
-        </w:rPr>
-        <w:lastRenderedPageBreak/>
-        <w:t>managers.</w:t>
-      </w:r>
-      <w:r>
-        <w:rPr>
-          <w:rFonts w:ascii="Roboto Mono" w:eastAsia="Roboto Mono" w:hAnsi="Roboto Mono" w:cs="Roboto Mono"/>
-        </w:rPr>
-        <w:br/>
-      </w:r>
-    </w:p>
-    <w:p>
-      <w:pPr>
-        <w:numPr>
-          <w:ilvl w:val="0"/>
-          <w:numId w:val="9"/>
-        </w:numPr>
-        <w:rPr>
-          <w:rFonts w:ascii="Roboto Mono" w:eastAsia="Roboto Mono" w:hAnsi="Roboto Mono" w:cs="Roboto Mono"/>
-        </w:rPr>
-      </w:pPr>
-      <w:r>
-        <w:rPr>
-          <w:rFonts w:ascii="Roboto Mono" w:eastAsia="Roboto Mono" w:hAnsi="Roboto Mono" w:cs="Roboto Mono"/>
-          <w:b/>
-        </w:rPr>
-        <w:t>Goal:</w:t>
-      </w:r>
-      <w:r>
-        <w:rPr>
-          <w:rFonts w:ascii="Roboto Mono" w:eastAsia="Roboto Mono" w:hAnsi="Roboto Mono" w:cs="Roboto Mono"/>
-          <w:b/>
-        </w:rPr>
-        <w:br/>
-      </w:r>
-    </w:p>
-    <w:p>
-      <w:pPr>
-        <w:numPr>
-          <w:ilvl w:val="1"/>
-          <w:numId w:val="9"/>
-        </w:numPr>
-      </w:pPr>
-      <w:r>
-        <w:rPr>
-          <w:rFonts w:ascii="Roboto Mono" w:eastAsia="Roboto Mono" w:hAnsi="Roboto Mono" w:cs="Roboto Mono"/>
-        </w:rPr>
-        <w:t xml:space="preserve">Track, monitor, and manage </w:t>
-      </w:r>
-      <w:r>
-        <w:rPr>
-          <w:rFonts w:ascii="Roboto Mono" w:eastAsia="Roboto Mono" w:hAnsi="Roboto Mono" w:cs="Roboto Mono"/>
-          <w:b/>
-        </w:rPr>
-        <w:t>defects throughout the testing lifecycle</w:t>
-      </w:r>
-      <w:r>
-        <w:rPr>
-          <w:rFonts w:ascii="Roboto Mono" w:eastAsia="Roboto Mono" w:hAnsi="Roboto Mono" w:cs="Roboto Mono"/>
-        </w:rPr>
-        <w:t>.</w:t>
-      </w:r>
-      <w:r>
-        <w:rPr>
-          <w:rFonts w:ascii="Roboto Mono" w:eastAsia="Roboto Mono" w:hAnsi="Roboto Mono" w:cs="Roboto Mono"/>
-        </w:rPr>
-        <w:br/>
-      </w:r>
-    </w:p>
-    <w:p>
-      <w:pPr>
-        <w:numPr>
-          <w:ilvl w:val="1"/>
-          <w:numId w:val="9"/>
-        </w:numPr>
-      </w:pPr>
-      <w:r>
-        <w:rPr>
-          <w:rFonts w:ascii="Roboto Mono" w:eastAsia="Roboto Mono" w:hAnsi="Roboto Mono" w:cs="Roboto Mono"/>
-        </w:rPr>
-        <w:t xml:space="preserve">Ensure defects are </w:t>
-      </w:r>
-      <w:r>
-        <w:rPr>
-          <w:rFonts w:ascii="Roboto Mono" w:eastAsia="Roboto Mono" w:hAnsi="Roboto Mono" w:cs="Roboto Mono"/>
-          <w:b/>
-        </w:rPr>
-        <w:t>addressed, prioritized, and resolved</w:t>
-      </w:r>
-      <w:r>
-        <w:rPr>
-          <w:rFonts w:ascii="Roboto Mono" w:eastAsia="Roboto Mono" w:hAnsi="Roboto Mono" w:cs="Roboto Mono"/>
-        </w:rPr>
-        <w:t xml:space="preserve"> in a timely manner.</w:t>
-      </w:r>
-      <w:r>
-        <w:rPr>
-          <w:rFonts w:ascii="Roboto Mono" w:eastAsia="Roboto Mono" w:hAnsi="Roboto Mono" w:cs="Roboto Mono"/>
-        </w:rPr>
-        <w:br/>
-      </w:r>
-    </w:p>
-    <w:p>
-      <w:pPr>
-        <w:numPr>
-          <w:ilvl w:val="1"/>
-          <w:numId w:val="9"/>
-        </w:numPr>
-      </w:pPr>
-      <w:r>
-        <w:rPr>
-          <w:rFonts w:ascii="Roboto Mono" w:eastAsia="Roboto Mono" w:hAnsi="Roboto Mono" w:cs="Roboto Mono"/>
-        </w:rPr>
-        <w:t xml:space="preserve">Provide a </w:t>
-      </w:r>
-      <w:r>
-        <w:rPr>
-          <w:rFonts w:ascii="Roboto Mono" w:eastAsia="Roboto Mono" w:hAnsi="Roboto Mono" w:cs="Roboto Mono"/>
-          <w:b/>
-        </w:rPr>
-        <w:t>clear audit trail</w:t>
-      </w:r>
-      <w:r>
-        <w:rPr>
-          <w:rFonts w:ascii="Roboto Mono" w:eastAsia="Roboto Mono" w:hAnsi="Roboto Mono" w:cs="Roboto Mono"/>
-        </w:rPr>
-        <w:t xml:space="preserve"> of issues for decision-making and quality assessment.</w:t>
-      </w:r>
-      <w:r>
-        <w:rPr>
-          <w:rFonts w:ascii="Roboto Mono" w:eastAsia="Roboto Mono" w:hAnsi="Roboto Mono" w:cs="Roboto Mono"/>
-        </w:rPr>
-        <w:br/>
-      </w:r>
-    </w:p>
-    <w:p>
-      <w:pPr>
-        <w:numPr>
-          <w:ilvl w:val="0"/>
-          <w:numId w:val="9"/>
-        </w:numPr>
-        <w:rPr>
-          <w:rFonts w:ascii="Roboto Mono" w:eastAsia="Roboto Mono" w:hAnsi="Roboto Mono" w:cs="Roboto Mono"/>
-        </w:rPr>
-      </w:pPr>
-      <w:r>
-        <w:rPr>
-          <w:rFonts w:ascii="Roboto Mono" w:eastAsia="Roboto Mono" w:hAnsi="Roboto Mono" w:cs="Roboto Mono"/>
-          <w:b/>
-        </w:rPr>
-        <w:t>Scope:</w:t>
-      </w:r>
-      <w:r>
-        <w:rPr>
-          <w:rFonts w:ascii="Roboto Mono" w:eastAsia="Roboto Mono" w:hAnsi="Roboto Mono" w:cs="Roboto Mono"/>
-          <w:b/>
-        </w:rPr>
-        <w:br/>
-      </w:r>
-    </w:p>
-    <w:p>
-      <w:pPr>
-        <w:numPr>
-          <w:ilvl w:val="1"/>
-          <w:numId w:val="9"/>
-        </w:numPr>
-      </w:pPr>
-      <w:r>
-        <w:rPr>
-          <w:rFonts w:ascii="Roboto Mono" w:eastAsia="Roboto Mono" w:hAnsi="Roboto Mono" w:cs="Roboto Mono"/>
-        </w:rPr>
-        <w:t xml:space="preserve">Covers </w:t>
-      </w:r>
-      <w:r>
-        <w:rPr>
-          <w:rFonts w:ascii="Roboto Mono" w:eastAsia="Roboto Mono" w:hAnsi="Roboto Mono" w:cs="Roboto Mono"/>
-          <w:b/>
-        </w:rPr>
-        <w:t>all defects discovered</w:t>
-      </w:r>
-      <w:r>
-        <w:rPr>
-          <w:rFonts w:ascii="Roboto Mono" w:eastAsia="Roboto Mono" w:hAnsi="Roboto Mono" w:cs="Roboto Mono"/>
-        </w:rPr>
-        <w:t xml:space="preserve"> during testing, including severity, priority, status, and impact.</w:t>
-      </w:r>
-      <w:r>
-        <w:rPr>
-          <w:rFonts w:ascii="Roboto Mono" w:eastAsia="Roboto Mono" w:hAnsi="Roboto Mono" w:cs="Roboto Mono"/>
-        </w:rPr>
-        <w:br/>
-      </w:r>
-    </w:p>
-    <w:p>
-      <w:pPr>
-        <w:numPr>
-          <w:ilvl w:val="1"/>
-          <w:numId w:val="9"/>
-        </w:numPr>
-      </w:pPr>
-      <w:r>
-        <w:rPr>
-          <w:rFonts w:ascii="Roboto Mono" w:eastAsia="Roboto Mono" w:hAnsi="Roboto Mono" w:cs="Roboto Mono"/>
-        </w:rPr>
-        <w:t xml:space="preserve">Can be used for </w:t>
-      </w:r>
-      <w:r>
-        <w:rPr>
-          <w:rFonts w:ascii="Roboto Mono" w:eastAsia="Roboto Mono" w:hAnsi="Roboto Mono" w:cs="Roboto Mono"/>
-          <w:b/>
-        </w:rPr>
-        <w:t>unit, integration, system, and acceptance testing defects</w:t>
-      </w:r>
-      <w:r>
-        <w:rPr>
-          <w:rFonts w:ascii="Roboto Mono" w:eastAsia="Roboto Mono" w:hAnsi="Roboto Mono" w:cs="Roboto Mono"/>
-        </w:rPr>
-        <w:t>.</w:t>
-      </w:r>
-      <w:r>
-        <w:rPr>
-          <w:rFonts w:ascii="Roboto Mono" w:eastAsia="Roboto Mono" w:hAnsi="Roboto Mono" w:cs="Roboto Mono"/>
-        </w:rPr>
-        <w:br/>
-      </w:r>
-    </w:p>
-    <w:p>
-      <w:pPr>
-        <w:numPr>
-          <w:ilvl w:val="0"/>
-          <w:numId w:val="9"/>
-        </w:numPr>
-        <w:rPr>
-          <w:rFonts w:ascii="Roboto Mono" w:eastAsia="Roboto Mono" w:hAnsi="Roboto Mono" w:cs="Roboto Mono"/>
-        </w:rPr>
-      </w:pPr>
-      <w:r>
-        <w:rPr>
-          <w:rFonts w:ascii="Roboto Mono" w:eastAsia="Roboto Mono" w:hAnsi="Roboto Mono" w:cs="Roboto Mono"/>
-          <w:b/>
-        </w:rPr>
-        <w:t>When Used:</w:t>
-      </w:r>
-      <w:r>
-        <w:rPr>
-          <w:rFonts w:ascii="Roboto Mono" w:eastAsia="Roboto Mono" w:hAnsi="Roboto Mono" w:cs="Roboto Mono"/>
-          <w:b/>
-        </w:rPr>
-        <w:br/>
-      </w:r>
-    </w:p>
-    <w:p>
-      <w:pPr>
-        <w:numPr>
-          <w:ilvl w:val="1"/>
-          <w:numId w:val="9"/>
-        </w:numPr>
-      </w:pPr>
-      <w:r>
-        <w:rPr>
-          <w:rFonts w:ascii="Roboto Mono" w:eastAsia="Roboto Mono" w:hAnsi="Roboto Mono" w:cs="Roboto Mono"/>
-          <w:b/>
-        </w:rPr>
-        <w:t>Continuously during testing</w:t>
-      </w:r>
-      <w:r>
-        <w:rPr>
-          <w:rFonts w:ascii="Roboto Mono" w:eastAsia="Roboto Mono" w:hAnsi="Roboto Mono" w:cs="Roboto Mono"/>
-        </w:rPr>
-        <w:t>, as soon as defects are identified.</w:t>
-      </w:r>
-      <w:r>
-        <w:rPr>
-          <w:rFonts w:ascii="Roboto Mono" w:eastAsia="Roboto Mono" w:hAnsi="Roboto Mono" w:cs="Roboto Mono"/>
-        </w:rPr>
-        <w:br/>
-      </w:r>
-    </w:p>
-    <w:p>
-      <w:pPr>
-        <w:numPr>
-          <w:ilvl w:val="1"/>
-          <w:numId w:val="9"/>
-        </w:numPr>
-      </w:pPr>
-      <w:r>
-        <w:rPr>
-          <w:rFonts w:ascii="Roboto Mono" w:eastAsia="Roboto Mono" w:hAnsi="Roboto Mono" w:cs="Roboto Mono"/>
-        </w:rPr>
-        <w:t xml:space="preserve">Used for </w:t>
-      </w:r>
-      <w:r>
-        <w:rPr>
-          <w:rFonts w:ascii="Roboto Mono" w:eastAsia="Roboto Mono" w:hAnsi="Roboto Mono" w:cs="Roboto Mono"/>
-          <w:b/>
-        </w:rPr>
-        <w:t>review meetings, dashboards, and test status reporting</w:t>
-      </w:r>
-      <w:r>
-        <w:rPr>
-          <w:rFonts w:ascii="Roboto Mono" w:eastAsia="Roboto Mono" w:hAnsi="Roboto Mono" w:cs="Roboto Mono"/>
-        </w:rPr>
-        <w:t>.</w:t>
-      </w:r>
-      <w:r>
-        <w:rPr>
-          <w:rFonts w:ascii="Roboto Mono" w:eastAsia="Roboto Mono" w:hAnsi="Roboto Mono" w:cs="Roboto Mono"/>
-        </w:rPr>
-        <w:br/>
-      </w:r>
-    </w:p>
-    <w:p>
-      <w:pPr>
-        <w:numPr>
-          <w:ilvl w:val="0"/>
-          <w:numId w:val="9"/>
-        </w:numPr>
-        <w:rPr>
-          <w:rFonts w:ascii="Roboto Mono" w:eastAsia="Roboto Mono" w:hAnsi="Roboto Mono" w:cs="Roboto Mono"/>
-        </w:rPr>
-      </w:pPr>
-      <w:r>
-        <w:rPr>
-          <w:rFonts w:ascii="Roboto Mono" w:eastAsia="Roboto Mono" w:hAnsi="Roboto Mono" w:cs="Roboto Mono"/>
-          <w:b/>
-        </w:rPr>
-        <w:t>Typical Contents:</w:t>
-      </w:r>
-      <w:r>
-        <w:rPr>
-          <w:rFonts w:ascii="Roboto Mono" w:eastAsia="Roboto Mono" w:hAnsi="Roboto Mono" w:cs="Roboto Mono"/>
-          <w:b/>
-        </w:rPr>
-        <w:br/>
-      </w:r>
-    </w:p>
-    <w:p>
-      <w:pPr>
-        <w:numPr>
-          <w:ilvl w:val="1"/>
-          <w:numId w:val="9"/>
-        </w:numPr>
-        <w:rPr>
-          <w:rFonts w:ascii="Roboto Mono" w:eastAsia="Roboto Mono" w:hAnsi="Roboto Mono" w:cs="Roboto Mono"/>
-        </w:rPr>
-      </w:pPr>
-      <w:r>
-        <w:rPr>
-          <w:rFonts w:ascii="Roboto Mono" w:eastAsia="Roboto Mono" w:hAnsi="Roboto Mono" w:cs="Roboto Mono"/>
-          <w:b/>
-        </w:rPr>
-        <w:t>Defect ID / Reference number</w:t>
-      </w:r>
-      <w:r>
-        <w:rPr>
-          <w:rFonts w:ascii="Roboto Mono" w:eastAsia="Roboto Mono" w:hAnsi="Roboto Mono" w:cs="Roboto Mono"/>
-          <w:b/>
-        </w:rPr>
-        <w:br/>
-      </w:r>
-    </w:p>
-    <w:p>
-      <w:pPr>
-        <w:numPr>
-          <w:ilvl w:val="1"/>
-          <w:numId w:val="9"/>
-        </w:numPr>
-      </w:pPr>
-      <w:r>
-        <w:rPr>
-          <w:rFonts w:ascii="Roboto Mono" w:eastAsia="Roboto Mono" w:hAnsi="Roboto Mono" w:cs="Roboto Mono"/>
-          <w:b/>
-        </w:rPr>
-        <w:t>Defect description</w:t>
-      </w:r>
-      <w:r>
-        <w:rPr>
-          <w:rFonts w:ascii="Roboto Mono" w:eastAsia="Roboto Mono" w:hAnsi="Roboto Mono" w:cs="Roboto Mono"/>
-        </w:rPr>
-        <w:t xml:space="preserve"> and steps to reproduce</w:t>
-      </w:r>
-      <w:r>
-        <w:rPr>
-          <w:rFonts w:ascii="Roboto Mono" w:eastAsia="Roboto Mono" w:hAnsi="Roboto Mono" w:cs="Roboto Mono"/>
-        </w:rPr>
-        <w:br/>
-      </w:r>
-    </w:p>
-    <w:p>
-      <w:pPr>
-        <w:numPr>
-          <w:ilvl w:val="1"/>
-          <w:numId w:val="9"/>
-        </w:numPr>
-        <w:rPr>
-          <w:rFonts w:ascii="Roboto Mono" w:eastAsia="Roboto Mono" w:hAnsi="Roboto Mono" w:cs="Roboto Mono"/>
-        </w:rPr>
-      </w:pPr>
-      <w:r>
-        <w:rPr>
-          <w:rFonts w:ascii="Roboto Mono" w:eastAsia="Roboto Mono" w:hAnsi="Roboto Mono" w:cs="Roboto Mono"/>
-          <w:b/>
-        </w:rPr>
-        <w:t>Severity and priority</w:t>
-      </w:r>
-      <w:r>
-        <w:rPr>
-          <w:rFonts w:ascii="Roboto Mono" w:eastAsia="Roboto Mono" w:hAnsi="Roboto Mono" w:cs="Roboto Mono"/>
-          <w:b/>
-        </w:rPr>
-        <w:br/>
-      </w:r>
-    </w:p>
-    <w:p>
-      <w:pPr>
-        <w:numPr>
-          <w:ilvl w:val="1"/>
-          <w:numId w:val="9"/>
-        </w:numPr>
-      </w:pPr>
-      <w:r>
-        <w:rPr>
-          <w:rFonts w:ascii="Roboto Mono" w:eastAsia="Roboto Mono" w:hAnsi="Roboto Mono" w:cs="Roboto Mono"/>
-          <w:b/>
-        </w:rPr>
-        <w:t>Status</w:t>
-      </w:r>
-      <w:r>
-        <w:rPr>
-          <w:rFonts w:ascii="Roboto Mono" w:eastAsia="Roboto Mono" w:hAnsi="Roboto Mono" w:cs="Roboto Mono"/>
-        </w:rPr>
-        <w:t xml:space="preserve"> (open, in progress, resolved, closed)</w:t>
-      </w:r>
-      <w:r>
-        <w:rPr>
-          <w:rFonts w:ascii="Roboto Mono" w:eastAsia="Roboto Mono" w:hAnsi="Roboto Mono" w:cs="Roboto Mono"/>
-        </w:rPr>
-        <w:br/>
-      </w:r>
-    </w:p>
-    <w:p>
-      <w:pPr>
-        <w:numPr>
-          <w:ilvl w:val="1"/>
-          <w:numId w:val="9"/>
-        </w:numPr>
-        <w:rPr>
-          <w:rFonts w:ascii="Roboto Mono" w:eastAsia="Roboto Mono" w:hAnsi="Roboto Mono" w:cs="Roboto Mono"/>
-        </w:rPr>
-      </w:pPr>
-      <w:r>
-        <w:rPr>
-          <w:rFonts w:ascii="Roboto Mono" w:eastAsia="Roboto Mono" w:hAnsi="Roboto Mono" w:cs="Roboto Mono"/>
-          <w:b/>
-        </w:rPr>
-        <w:lastRenderedPageBreak/>
-        <w:t>Assigned to / responsible person</w:t>
-      </w:r>
-      <w:r>
-        <w:rPr>
-          <w:rFonts w:ascii="Roboto Mono" w:eastAsia="Roboto Mono" w:hAnsi="Roboto Mono" w:cs="Roboto Mono"/>
-          <w:b/>
-        </w:rPr>
-        <w:br/>
-      </w:r>
-    </w:p>
-    <w:p>
-      <w:pPr>
-        <w:numPr>
-          <w:ilvl w:val="1"/>
-          <w:numId w:val="9"/>
-        </w:numPr>
-        <w:rPr>
-          <w:rFonts w:ascii="Roboto Mono" w:eastAsia="Roboto Mono" w:hAnsi="Roboto Mono" w:cs="Roboto Mono"/>
-        </w:rPr>
-      </w:pPr>
-      <w:r>
-        <w:rPr>
-          <w:rFonts w:ascii="Roboto Mono" w:eastAsia="Roboto Mono" w:hAnsi="Roboto Mono" w:cs="Roboto Mono"/>
-          <w:b/>
-        </w:rPr>
-        <w:t>Date reported / date resolved</w:t>
-      </w:r>
-      <w:r>
-        <w:rPr>
-          <w:rFonts w:ascii="Roboto Mono" w:eastAsia="Roboto Mono" w:hAnsi="Roboto Mono" w:cs="Roboto Mono"/>
-          <w:b/>
-        </w:rPr>
-        <w:br/>
-      </w:r>
-    </w:p>
-    <w:p>
-      <w:pPr>
-        <w:numPr>
-          <w:ilvl w:val="1"/>
-          <w:numId w:val="9"/>
-        </w:numPr>
-        <w:rPr>
-          <w:rFonts w:ascii="Roboto Mono" w:eastAsia="Roboto Mono" w:hAnsi="Roboto Mono" w:cs="Roboto Mono"/>
-        </w:rPr>
-      </w:pPr>
-      <w:r>
-        <w:rPr>
-          <w:rFonts w:ascii="Roboto Mono" w:eastAsia="Roboto Mono" w:hAnsi="Roboto Mono" w:cs="Roboto Mono"/>
-          <w:b/>
-        </w:rPr>
-        <w:t>Impact on functionality or release</w:t>
-      </w:r>
-      <w:r>
-        <w:rPr>
-          <w:rFonts w:ascii="Roboto Mono" w:eastAsia="Roboto Mono" w:hAnsi="Roboto Mono" w:cs="Roboto Mono"/>
-          <w:b/>
-        </w:rPr>
-        <w:br/>
-      </w:r>
-    </w:p>
-    <w:p>
-      <w:pPr>
-        <w:numPr>
-          <w:ilvl w:val="0"/>
-          <w:numId w:val="9"/>
-        </w:numPr>
-        <w:rPr>
-          <w:rFonts w:ascii="Roboto Mono" w:eastAsia="Roboto Mono" w:hAnsi="Roboto Mono" w:cs="Roboto Mono"/>
-        </w:rPr>
-      </w:pPr>
-      <w:r>
-        <w:rPr>
-          <w:rFonts w:ascii="Roboto Mono" w:eastAsia="Roboto Mono" w:hAnsi="Roboto Mono" w:cs="Roboto Mono"/>
-          <w:b/>
-        </w:rPr>
-        <w:t>Example:</w:t>
-      </w:r>
-      <w:r>
-        <w:rPr>
-          <w:rFonts w:ascii="Roboto Mono" w:eastAsia="Roboto Mono" w:hAnsi="Roboto Mono" w:cs="Roboto Mono"/>
-          <w:b/>
-        </w:rPr>
-        <w:br/>
-      </w:r>
-    </w:p>
-    <w:p>
-      <w:pPr>
-        <w:numPr>
-          <w:ilvl w:val="1"/>
-          <w:numId w:val="9"/>
-        </w:numPr>
-        <w:rPr>
-          <w:rFonts w:ascii="Roboto Mono" w:eastAsia="Roboto Mono" w:hAnsi="Roboto Mono" w:cs="Roboto Mono"/>
-        </w:rPr>
-      </w:pPr>
-      <w:r>
-        <w:rPr>
-          <w:rFonts w:ascii="Roboto Mono" w:eastAsia="Roboto Mono" w:hAnsi="Roboto Mono" w:cs="Roboto Mono"/>
-        </w:rPr>
-        <w:t>Defect ID: D-101</w:t>
-      </w:r>
-      <w:r>
-        <w:rPr>
-          <w:rFonts w:ascii="Roboto Mono" w:eastAsia="Roboto Mono" w:hAnsi="Roboto Mono" w:cs="Roboto Mono"/>
-        </w:rPr>
-        <w:br/>
-      </w:r>
-    </w:p>
-    <w:p>
-      <w:pPr>
-        <w:numPr>
-          <w:ilvl w:val="1"/>
-          <w:numId w:val="9"/>
-        </w:numPr>
-        <w:rPr>
-          <w:rFonts w:ascii="Roboto Mono" w:eastAsia="Roboto Mono" w:hAnsi="Roboto Mono" w:cs="Roboto Mono"/>
-        </w:rPr>
-      </w:pPr>
-      <w:r>
-        <w:rPr>
-          <w:rFonts w:ascii="Roboto Mono" w:eastAsia="Roboto Mono" w:hAnsi="Roboto Mono" w:cs="Roboto Mono"/>
-        </w:rPr>
-        <w:t>Description: Login fails when using special characters in password</w:t>
-      </w:r>
-      <w:r>
-        <w:rPr>
-          <w:rFonts w:ascii="Roboto Mono" w:eastAsia="Roboto Mono" w:hAnsi="Roboto Mono" w:cs="Roboto Mono"/>
-        </w:rPr>
-        <w:br/>
-      </w:r>
-    </w:p>
-    <w:p>
-      <w:pPr>
-        <w:numPr>
-          <w:ilvl w:val="1"/>
-          <w:numId w:val="9"/>
-        </w:numPr>
-        <w:rPr>
-          <w:rFonts w:ascii="Roboto Mono" w:eastAsia="Roboto Mono" w:hAnsi="Roboto Mono" w:cs="Roboto Mono"/>
-        </w:rPr>
-      </w:pPr>
-      <w:r>
-        <w:rPr>
-          <w:rFonts w:ascii="Roboto Mono" w:eastAsia="Roboto Mono" w:hAnsi="Roboto Mono" w:cs="Roboto Mono"/>
-        </w:rPr>
-        <w:t>Severity: Critical, Priority: High</w:t>
-      </w:r>
-      <w:r>
-        <w:rPr>
-          <w:rFonts w:ascii="Roboto Mono" w:eastAsia="Roboto Mono" w:hAnsi="Roboto Mono" w:cs="Roboto Mono"/>
-        </w:rPr>
-        <w:br/>
-      </w:r>
-    </w:p>
-    <w:p>
-      <w:pPr>
-        <w:numPr>
-          <w:ilvl w:val="1"/>
-          <w:numId w:val="9"/>
-        </w:numPr>
-        <w:rPr>
-          <w:rFonts w:ascii="Roboto Mono" w:eastAsia="Roboto Mono" w:hAnsi="Roboto Mono" w:cs="Roboto Mono"/>
-        </w:rPr>
-      </w:pPr>
-      <w:r>
-        <w:rPr>
-          <w:rFonts w:ascii="Roboto Mono" w:eastAsia="Roboto Mono" w:hAnsi="Roboto Mono" w:cs="Roboto Mono"/>
-        </w:rPr>
-        <w:t>Status: Open, Assigned to developer</w:t>
-      </w:r>
-      <w:r>
-        <w:rPr>
-          <w:rFonts w:ascii="Roboto Mono" w:eastAsia="Roboto Mono" w:hAnsi="Roboto Mono" w:cs="Roboto Mono"/>
-        </w:rPr>
-        <w:br/>
-      </w:r>
-    </w:p>
-    <w:p>
-      <w:pPr>
-        <w:numPr>
-          <w:ilvl w:val="1"/>
-          <w:numId w:val="9"/>
-        </w:numPr>
-        <w:rPr>
-          <w:rFonts w:ascii="Roboto Mono" w:eastAsia="Roboto Mono" w:hAnsi="Roboto Mono" w:cs="Roboto Mono"/>
-        </w:rPr>
-      </w:pPr>
-      <w:r>
-        <w:rPr>
-          <w:rFonts w:ascii="Roboto Mono" w:eastAsia="Roboto Mono" w:hAnsi="Roboto Mono" w:cs="Roboto Mono"/>
-        </w:rPr>
-        <w:t>Reported: 20-Aug-2025, Expected fix: 22-Aug-2025</w:t>
-      </w:r>
-      <w:r>
-        <w:rPr>
-          <w:rFonts w:ascii="Roboto Mono" w:eastAsia="Roboto Mono" w:hAnsi="Roboto Mono" w:cs="Roboto Mono"/>
-        </w:rPr>
-        <w:br/>
-      </w:r>
-    </w:p>
-    <w:p>
-      <w:pPr>
-        <w:numPr>
-          <w:ilvl w:val="0"/>
-          <w:numId w:val="9"/>
-        </w:numPr>
-        <w:rPr>
-          <w:rFonts w:ascii="Roboto Mono" w:eastAsia="Roboto Mono" w:hAnsi="Roboto Mono" w:cs="Roboto Mono"/>
-        </w:rPr>
-      </w:pPr>
-      <w:r>
-        <w:rPr>
-          <w:rFonts w:ascii="Roboto Mono" w:eastAsia="Roboto Mono" w:hAnsi="Roboto Mono" w:cs="Roboto Mono"/>
-          <w:b/>
-        </w:rPr>
-        <w:t>Shortcut to Remember:</w:t>
-      </w:r>
-      <w:r>
-        <w:rPr>
-          <w:rFonts w:ascii="Roboto Mono" w:eastAsia="Roboto Mono" w:hAnsi="Roboto Mono" w:cs="Roboto Mono"/>
-          <w:b/>
-        </w:rPr>
-        <w:br/>
-      </w:r>
-    </w:p>
-    <w:p>
-      <w:pPr>
-        <w:numPr>
-          <w:ilvl w:val="1"/>
-          <w:numId w:val="9"/>
-        </w:numPr>
-        <w:spacing w:after="240"/>
-        <w:rPr>
-          <w:rFonts w:ascii="Roboto Mono" w:eastAsia="Roboto Mono" w:hAnsi="Roboto Mono" w:cs="Roboto Mono"/>
-        </w:rPr>
-      </w:pPr>
-      <w:r>
-        <w:rPr>
-          <w:rFonts w:ascii="Roboto Mono" w:eastAsia="Roboto Mono" w:hAnsi="Roboto Mono" w:cs="Roboto Mono"/>
-          <w:b/>
-        </w:rPr>
-        <w:t>Defect Reports = Track and communicate all defects to manage resolution and quality</w:t>
-      </w:r>
-      <w:r>
-        <w:rPr>
-          <w:rFonts w:ascii="Roboto Mono" w:eastAsia="Roboto Mono" w:hAnsi="Roboto Mono" w:cs="Roboto Mono"/>
-          <w:b/>
-        </w:rPr>
-        <w:br/>
-      </w:r>
-    </w:p>
-    <w:p>
-      <w:pPr>
-        <w:pStyle w:val="Heading3"/>
-      </w:pPr>
-      <w:bookmarkStart w:id="10" w:name="_7098g4rzyrt8" w:colFirst="0" w:colLast="0"/>
-      <w:bookmarkEnd w:id="10"/>
-      <w:r>
-        <w:t>Summary Table</w:t>
-      </w:r>
-    </w:p>
-    <w:p>
-      <w:pPr>
-        <w:spacing w:before="240" w:after="240"/>
-        <w:rPr>
-          <w:b/>
-          <w:sz w:val="14"/>
-          <w:szCs w:val="14"/>
-          <w:shd w:val="clear" w:color="auto" w:fill="B7B7B7"/>
-        </w:rPr>
-      </w:pPr>
-      <w:r>
-        <w:rPr>
-          <w:b/>
-          <w:shd w:val="clear" w:color="auto" w:fill="B7B7B7"/>
-        </w:rPr>
-        <w:t># Source</w:t>
-      </w:r>
-      <w:r>
-        <w:rPr>
-          <w:shd w:val="clear" w:color="auto" w:fill="B7B7B7"/>
-        </w:rPr>
-        <w:t xml:space="preserve">: </w:t>
-      </w:r>
-      <w:r>
-        <w:rPr>
-          <w:b/>
-          <w:shd w:val="clear" w:color="auto" w:fill="B7B7B7"/>
-        </w:rPr>
-        <w:t xml:space="preserve">Chatgpt </w:t>
-      </w:r>
-      <w:r>
-        <w:rPr>
-          <w:b/>
-          <w:sz w:val="14"/>
-          <w:szCs w:val="14"/>
-          <w:shd w:val="clear" w:color="auto" w:fill="B7B7B7"/>
-        </w:rPr>
-        <w:t>(GPT</w:t>
-      </w:r>
-      <w:r>
-        <w:rPr>
-          <w:rFonts w:ascii="Cambria Math" w:hAnsi="Cambria Math" w:cs="Cambria Math"/>
-          <w:b/>
-          <w:sz w:val="14"/>
-          <w:szCs w:val="14"/>
-          <w:shd w:val="clear" w:color="auto" w:fill="B7B7B7"/>
-        </w:rPr>
-        <w:t>‑</w:t>
-      </w:r>
-      <w:r>
-        <w:rPr>
-          <w:b/>
-          <w:sz w:val="14"/>
-          <w:szCs w:val="14"/>
-          <w:shd w:val="clear" w:color="auto" w:fill="B7B7B7"/>
-        </w:rPr>
-        <w:t>5 Mini) at [8/22/2025]</w:t>
+          <w:rFonts w:ascii="Arial" w:eastAsia="Arial" w:hAnsi="Arial" w:cs="Arial"/>
+          <w:color w:val="000000"/>
+          <w:sz w:val="18"/>
+          <w:highlight w:val="lightGray"/>
+        </w:rPr>
+        <w:t xml:space="preserve">5 Mini)] </w:t>
+      </w:r>
+      <w:r>
+        <w:rPr>
+          <w:rFonts w:ascii="Arial" w:eastAsia="Arial" w:hAnsi="Arial" w:cs="Arial"/>
+          <w:b/>
+          <w:color w:val="000000"/>
+          <w:sz w:val="18"/>
+          <w:highlight w:val="lightGray"/>
+        </w:rPr>
+        <w:t>on</w:t>
+      </w:r>
+      <w:r>
+        <w:rPr>
+          <w:rFonts w:ascii="Arial" w:eastAsia="Arial" w:hAnsi="Arial"/>
+          <w:sz w:val="18"/>
+          <w:highlight w:val="lightGray"/>
+        </w:rPr>
+        <w:t xml:space="preserve"> [8/22/2025]</w:t>
       </w:r>
     </w:p>
     <w:p>
@@ -5131,9 +5506,8 @@
         <w:rPr>
           <w:noProof/>
         </w:rPr>
-        <w:lastRenderedPageBreak/>
         <w:drawing>
-          <wp:inline distT="114300" distB="114300" distL="114300" distR="114300" wp14:anchorId="05706BDE" wp14:editId="44E6E0F1">
+          <wp:inline distT="114300" distB="114300" distL="114300" distR="114300" wp14:anchorId="28ECFC53" wp14:editId="2698CF1A">
             <wp:extent cx="5943600" cy="3098800"/>
             <wp:effectExtent l="0" t="0" r="0" b="0"/>
             <wp:docPr id="1" name="image1.png"/>
@@ -5636,14 +6010,7 @@
               <w:rPr>
                 <w:rFonts w:ascii="Roboto Mono" w:eastAsia="Roboto Mono" w:hAnsi="Roboto Mono" w:cs="Roboto Mono"/>
               </w:rPr>
-              <w:t xml:space="preserve">Formal document summarizing testing activities, results, </w:t>
-            </w:r>
-            <w:r>
-              <w:rPr>
-                <w:rFonts w:ascii="Roboto Mono" w:eastAsia="Roboto Mono" w:hAnsi="Roboto Mono" w:cs="Roboto Mono"/>
-              </w:rPr>
-              <w:lastRenderedPageBreak/>
-              <w:t>and conclusions</w:t>
+              <w:t>Formal document summarizing testing activities, results, and conclusions</w:t>
             </w:r>
           </w:p>
         </w:tc>
@@ -5673,15 +6040,7 @@
               <w:rPr>
                 <w:rFonts w:ascii="Roboto Mono" w:eastAsia="Roboto Mono" w:hAnsi="Roboto Mono" w:cs="Roboto Mono"/>
               </w:rPr>
-              <w:lastRenderedPageBreak/>
-              <w:t xml:space="preserve">Inform stakeholders; support release decisions; </w:t>
-            </w:r>
-            <w:r>
-              <w:rPr>
-                <w:rFonts w:ascii="Roboto Mono" w:eastAsia="Roboto Mono" w:hAnsi="Roboto Mono" w:cs="Roboto Mono"/>
-              </w:rPr>
-              <w:lastRenderedPageBreak/>
-              <w:t>summarize quality</w:t>
+              <w:t>Inform stakeholders; support release decisions; summarize quality</w:t>
             </w:r>
           </w:p>
         </w:tc>
@@ -5711,15 +6070,7 @@
               <w:rPr>
                 <w:rFonts w:ascii="Roboto Mono" w:eastAsia="Roboto Mono" w:hAnsi="Roboto Mono" w:cs="Roboto Mono"/>
               </w:rPr>
-              <w:lastRenderedPageBreak/>
-              <w:t xml:space="preserve">Entire test phase or project; test coverage, executed cases, defects, </w:t>
-            </w:r>
-            <w:r>
-              <w:rPr>
-                <w:rFonts w:ascii="Roboto Mono" w:eastAsia="Roboto Mono" w:hAnsi="Roboto Mono" w:cs="Roboto Mono"/>
-              </w:rPr>
-              <w:lastRenderedPageBreak/>
-              <w:t>metrics, deviations</w:t>
+              <w:t>Entire test phase or project; test coverage, executed cases, defects, metrics, deviations</w:t>
             </w:r>
           </w:p>
         </w:tc>
@@ -5749,7 +6100,6 @@
               <w:rPr>
                 <w:rFonts w:ascii="Roboto Mono" w:eastAsia="Roboto Mono" w:hAnsi="Roboto Mono" w:cs="Roboto Mono"/>
               </w:rPr>
-              <w:lastRenderedPageBreak/>
               <w:t>End of test phase or before release/milestone</w:t>
             </w:r>
           </w:p>
@@ -6188,7 +6538,6 @@
                 <w:rFonts w:ascii="Roboto Mono" w:eastAsia="Roboto Mono" w:hAnsi="Roboto Mono" w:cs="Roboto Mono"/>
                 <w:b/>
               </w:rPr>
-              <w:lastRenderedPageBreak/>
               <w:t>Defect Reports</w:t>
             </w:r>
           </w:p>
@@ -6374,51 +6723,77 @@
       </w:pPr>
       <w:r>
         <w:rPr>
-          <w:b/>
-          <w:shd w:val="clear" w:color="auto" w:fill="B7B7B7"/>
-        </w:rPr>
-        <w:t># Source</w:t>
-      </w:r>
-      <w:r>
-        <w:rPr>
-          <w:shd w:val="clear" w:color="auto" w:fill="B7B7B7"/>
-        </w:rPr>
-        <w:t xml:space="preserve">: </w:t>
-      </w:r>
-      <w:r>
-        <w:rPr>
-          <w:b/>
-          <w:shd w:val="clear" w:color="auto" w:fill="B7B7B7"/>
-        </w:rPr>
-        <w:t xml:space="preserve">Chatgpt </w:t>
-      </w:r>
-      <w:r>
-        <w:rPr>
-          <w:b/>
-          <w:sz w:val="14"/>
-          <w:szCs w:val="14"/>
-          <w:shd w:val="clear" w:color="auto" w:fill="B7B7B7"/>
-        </w:rPr>
-        <w:t>(GPT</w:t>
-      </w:r>
-      <w:r>
-        <w:rPr>
-          <w:rFonts w:ascii="Cambria Math" w:hAnsi="Cambria Math" w:cs="Cambria Math"/>
-          <w:b/>
-          <w:sz w:val="14"/>
-          <w:szCs w:val="14"/>
-          <w:shd w:val="clear" w:color="auto" w:fill="B7B7B7"/>
+          <w:rFonts w:ascii="Arial" w:eastAsia="Arial" w:hAnsi="Arial" w:cs="Arial"/>
+          <w:b/>
+          <w:color w:val="000000"/>
+          <w:sz w:val="18"/>
+          <w:highlight w:val="lightGray"/>
+        </w:rPr>
+        <w:t># Source: AI Source: Provided by: [Data Path</w:t>
+      </w:r>
+      <w:r>
+        <w:rPr>
+          <w:rFonts w:ascii="Arial" w:eastAsia="Arial" w:hAnsi="Arial" w:cs="Arial"/>
+          <w:color w:val="000000"/>
+          <w:sz w:val="18"/>
+          <w:highlight w:val="lightGray"/>
+        </w:rPr>
+        <w:t xml:space="preserve">: Persons Table -&gt; ID Column: 1, Name_En Column: Motasem Essam] -&gt; </w:t>
+      </w:r>
+      <w:r>
+        <w:rPr>
+          <w:rFonts w:ascii="Arial" w:eastAsia="Arial" w:hAnsi="Arial" w:cs="Arial"/>
+          <w:b/>
+          <w:color w:val="000000"/>
+          <w:sz w:val="18"/>
+          <w:highlight w:val="lightGray"/>
+        </w:rPr>
+        <w:t>From:</w:t>
+      </w:r>
+      <w:r>
+        <w:rPr>
+          <w:rFonts w:ascii="Arial" w:eastAsia="Arial" w:hAnsi="Arial" w:cs="Arial"/>
+          <w:color w:val="000000"/>
+          <w:sz w:val="18"/>
+          <w:highlight w:val="lightGray"/>
+        </w:rPr>
+        <w:t xml:space="preserve"> [Chatgpt (GPT</w:t>
+      </w:r>
+      <w:r>
+        <w:rPr>
+          <w:rFonts w:ascii="Arial" w:eastAsia="Arial" w:hAnsi="Arial" w:cs="Cambria Math"/>
+          <w:color w:val="000000"/>
+          <w:sz w:val="18"/>
+          <w:highlight w:val="lightGray"/>
         </w:rPr>
         <w:t>‑</w:t>
       </w:r>
       <w:r>
         <w:rPr>
-          <w:b/>
-          <w:sz w:val="14"/>
-          <w:szCs w:val="14"/>
-          <w:shd w:val="clear" w:color="auto" w:fill="B7B7B7"/>
-        </w:rPr>
-        <w:t>5 Mini) at [8/18/2025]</w:t>
+          <w:rFonts w:ascii="Arial" w:eastAsia="Arial" w:hAnsi="Arial" w:cs="Arial"/>
+          <w:color w:val="000000"/>
+          <w:sz w:val="18"/>
+          <w:highlight w:val="lightGray"/>
+        </w:rPr>
+        <w:t xml:space="preserve">5 Mini)] </w:t>
+      </w:r>
+      <w:r>
+        <w:rPr>
+          <w:rFonts w:ascii="Arial" w:eastAsia="Arial" w:hAnsi="Arial" w:cs="Arial"/>
+          <w:b/>
+          <w:color w:val="000000"/>
+          <w:sz w:val="18"/>
+          <w:highlight w:val="lightGray"/>
+        </w:rPr>
+        <w:t>on</w:t>
+      </w:r>
+      <w:r>
+        <w:rPr>
+          <w:rFonts w:ascii="Arial" w:eastAsia="Arial" w:hAnsi="Arial"/>
+          <w:sz w:val="18"/>
+          <w:highlight w:val="lightGray"/>
+        </w:rPr>
+        <w:t xml:space="preserve"> [8/18/2025]</w:t>
       </w:r>
     </w:p>
     <w:p>
@@ -6427,7 +6802,7 @@
           <w:ilvl w:val="0"/>
           <w:numId w:val="5"/>
         </w:numPr>
-        <w:spacing w:before="240"/>
+        <w:spacing w:before="240" w:after="0" w:line="276" w:lineRule="auto"/>
       </w:pPr>
       <w:r>
         <w:rPr>
@@ -6456,6 +6831,7 @@
           <w:ilvl w:val="0"/>
           <w:numId w:val="5"/>
         </w:numPr>
+        <w:spacing w:after="0" w:line="276" w:lineRule="auto"/>
       </w:pPr>
       <w:r>
         <w:rPr>
@@ -6484,6 +6860,7 @@
           <w:ilvl w:val="0"/>
           <w:numId w:val="5"/>
         </w:numPr>
+        <w:spacing w:after="0" w:line="276" w:lineRule="auto"/>
       </w:pPr>
       <w:r>
         <w:rPr>
@@ -6538,6 +6915,7 @@
           <w:ilvl w:val="0"/>
           <w:numId w:val="5"/>
         </w:numPr>
+        <w:spacing w:after="0" w:line="276" w:lineRule="auto"/>
       </w:pPr>
       <w:r>
         <w:rPr>
@@ -6566,6 +6944,7 @@
           <w:ilvl w:val="0"/>
           <w:numId w:val="5"/>
         </w:numPr>
+        <w:spacing w:after="0" w:line="276" w:lineRule="auto"/>
         <w:rPr>
           <w:rFonts w:ascii="Roboto Mono" w:eastAsia="Roboto Mono" w:hAnsi="Roboto Mono" w:cs="Roboto Mono"/>
         </w:rPr>
@@ -6589,7 +6968,7 @@
           <w:ilvl w:val="0"/>
           <w:numId w:val="5"/>
         </w:numPr>
-        <w:spacing w:after="240"/>
+        <w:spacing w:after="240" w:line="276" w:lineRule="auto"/>
         <w:rPr>
           <w:rFonts w:ascii="Roboto Mono" w:eastAsia="Roboto Mono" w:hAnsi="Roboto Mono" w:cs="Roboto Mono"/>
         </w:rPr>
@@ -6609,7 +6988,7 @@
     </w:p>
     <w:p>
       <w:r>
-        <w:pict w14:anchorId="12EF8F4A">
+        <w:pict w14:anchorId="7248A7BA">
           <v:rect id="_x0000_i1029" style="width:0;height:1.5pt" o:hralign="center" o:hrstd="t" o:hr="t" fillcolor="#a0a0a0" stroked="f"/>
         </w:pict>
       </w:r>
@@ -6642,52 +7021,77 @@
       </w:pPr>
       <w:r>
         <w:rPr>
-          <w:b/>
-          <w:shd w:val="clear" w:color="auto" w:fill="B7B7B7"/>
-        </w:rPr>
-        <w:lastRenderedPageBreak/>
-        <w:t># Source</w:t>
-      </w:r>
-      <w:r>
-        <w:rPr>
-          <w:shd w:val="clear" w:color="auto" w:fill="B7B7B7"/>
-        </w:rPr>
-        <w:t xml:space="preserve">: </w:t>
-      </w:r>
-      <w:r>
-        <w:rPr>
-          <w:b/>
-          <w:shd w:val="clear" w:color="auto" w:fill="B7B7B7"/>
-        </w:rPr>
-        <w:t xml:space="preserve">Chatgpt </w:t>
-      </w:r>
-      <w:r>
-        <w:rPr>
-          <w:b/>
-          <w:sz w:val="14"/>
-          <w:szCs w:val="14"/>
-          <w:shd w:val="clear" w:color="auto" w:fill="B7B7B7"/>
-        </w:rPr>
-        <w:t>(GPT</w:t>
-      </w:r>
-      <w:r>
-        <w:rPr>
-          <w:rFonts w:ascii="Cambria Math" w:hAnsi="Cambria Math" w:cs="Cambria Math"/>
-          <w:b/>
-          <w:sz w:val="14"/>
-          <w:szCs w:val="14"/>
-          <w:shd w:val="clear" w:color="auto" w:fill="B7B7B7"/>
+          <w:rFonts w:ascii="Arial" w:eastAsia="Arial" w:hAnsi="Arial" w:cs="Arial"/>
+          <w:b/>
+          <w:color w:val="000000"/>
+          <w:sz w:val="18"/>
+          <w:highlight w:val="lightGray"/>
+        </w:rPr>
+        <w:t># Source: AI Source: Provided by: [Data Path</w:t>
+      </w:r>
+      <w:r>
+        <w:rPr>
+          <w:rFonts w:ascii="Arial" w:eastAsia="Arial" w:hAnsi="Arial" w:cs="Arial"/>
+          <w:color w:val="000000"/>
+          <w:sz w:val="18"/>
+          <w:highlight w:val="lightGray"/>
+        </w:rPr>
+        <w:t xml:space="preserve">: Persons Table -&gt; ID Column: 1, Name_En Column: Motasem Essam] -&gt; </w:t>
+      </w:r>
+      <w:r>
+        <w:rPr>
+          <w:rFonts w:ascii="Arial" w:eastAsia="Arial" w:hAnsi="Arial" w:cs="Arial"/>
+          <w:b/>
+          <w:color w:val="000000"/>
+          <w:sz w:val="18"/>
+          <w:highlight w:val="lightGray"/>
+        </w:rPr>
+        <w:t>From:</w:t>
+      </w:r>
+      <w:r>
+        <w:rPr>
+          <w:rFonts w:ascii="Arial" w:eastAsia="Arial" w:hAnsi="Arial" w:cs="Arial"/>
+          <w:color w:val="000000"/>
+          <w:sz w:val="18"/>
+          <w:highlight w:val="lightGray"/>
+        </w:rPr>
+        <w:t xml:space="preserve"> [Chatgpt (GPT</w:t>
+      </w:r>
+      <w:r>
+        <w:rPr>
+          <w:rFonts w:ascii="Arial" w:eastAsia="Arial" w:hAnsi="Arial" w:cs="Cambria Math"/>
+          <w:color w:val="000000"/>
+          <w:sz w:val="18"/>
+          <w:highlight w:val="lightGray"/>
         </w:rPr>
         <w:t>‑</w:t>
       </w:r>
       <w:r>
         <w:rPr>
-          <w:b/>
-          <w:sz w:val="14"/>
-          <w:szCs w:val="14"/>
-          <w:shd w:val="clear" w:color="auto" w:fill="B7B7B7"/>
-        </w:rPr>
-        <w:t>5 Mini) at [8/18/2025]</w:t>
+          <w:rFonts w:ascii="Arial" w:eastAsia="Arial" w:hAnsi="Arial" w:cs="Arial"/>
+          <w:color w:val="000000"/>
+          <w:sz w:val="18"/>
+          <w:highlight w:val="lightGray"/>
+        </w:rPr>
+        <w:t xml:space="preserve">5 Mini)] </w:t>
+      </w:r>
+      <w:r>
+        <w:rPr>
+          <w:rFonts w:ascii="Arial" w:eastAsia="Arial" w:hAnsi="Arial" w:cs="Arial"/>
+          <w:b/>
+          <w:color w:val="000000"/>
+          <w:sz w:val="18"/>
+          <w:highlight w:val="lightGray"/>
+        </w:rPr>
+        <w:t>on</w:t>
+      </w:r>
+      <w:r>
+        <w:rPr>
+          <w:rFonts w:ascii="Arial" w:eastAsia="Arial" w:hAnsi="Arial"/>
+          <w:sz w:val="18"/>
+          <w:highlight w:val="lightGray"/>
+        </w:rPr>
+        <w:t xml:space="preserve"> [8/18/2025]</w:t>
       </w:r>
     </w:p>
     <w:p>
@@ -6696,7 +7100,7 @@
           <w:ilvl w:val="0"/>
           <w:numId w:val="6"/>
         </w:numPr>
-        <w:spacing w:before="240"/>
+        <w:spacing w:before="240" w:after="0" w:line="276" w:lineRule="auto"/>
       </w:pPr>
       <w:r>
         <w:rPr>
@@ -6724,6 +7128,7 @@
           <w:ilvl w:val="0"/>
           <w:numId w:val="6"/>
         </w:numPr>
+        <w:spacing w:after="0" w:line="276" w:lineRule="auto"/>
       </w:pPr>
       <w:r>
         <w:rPr>
@@ -6751,6 +7156,7 @@
           <w:ilvl w:val="0"/>
           <w:numId w:val="6"/>
         </w:numPr>
+        <w:spacing w:after="0" w:line="276" w:lineRule="auto"/>
       </w:pPr>
       <w:r>
         <w:rPr>
@@ -6778,7 +7184,7 @@
           <w:ilvl w:val="0"/>
           <w:numId w:val="6"/>
         </w:numPr>
-        <w:spacing w:after="240"/>
+        <w:spacing w:after="240" w:line="276" w:lineRule="auto"/>
       </w:pPr>
       <w:r>
         <w:rPr>
@@ -6802,7 +7208,7 @@
     </w:p>
     <w:p>
       <w:r>
-        <w:pict w14:anchorId="0B58CC93">
+        <w:pict w14:anchorId="68578141">
           <v:rect id="_x0000_i1030" style="width:0;height:1.5pt" o:hralign="center" o:hrstd="t" o:hr="t" fillcolor="#a0a0a0" stroked="f"/>
         </w:pict>
       </w:r>
@@ -6869,18 +7275,19 @@
     </w:p>
     <w:p>
       <w:r>
-        <w:pict w14:anchorId="68ACC9D7">
+        <w:pict w14:anchorId="00069008">
           <v:rect id="_x0000_i1031" style="width:0;height:1.5pt" o:hralign="center" o:hrstd="t" o:hr="t" fillcolor="#a0a0a0" stroked="f"/>
         </w:pict>
       </w:r>
     </w:p>
+    <w:p/>
     <w:p/>
     <w:p/>
     <w:sectPr>
       <w:pgSz w:w="12240" w:h="15840"/>
       <w:pgMar w:top="1440" w:right="1440" w:bottom="1440" w:left="1440" w:header="720" w:footer="720" w:gutter="0"/>
-      <w:pgNumType w:start="1"/>
       <w:cols w:space="720"/>
+      <w:docGrid w:linePitch="360"/>
     </w:sectPr>
   </w:body>
 </w:document>
@@ -8567,18 +8974,6 @@
   <w:style w:type="paragraph" w:default="1" w:styleId="Normal">
     <w:name w:val="Normal"/>
     <w:qFormat/>
-    <w:rsid w:val="004D4B0E"/>
-    <w:pPr>
-      <w:spacing w:after="0" w:line="276" w:lineRule="auto"/>
-    </w:pPr>
-    <w:rPr>
-      <w:rFonts w:ascii="Arial" w:eastAsia="Arial" w:hAnsi="Arial" w:cs="Arial"/>
-      <w:kern w:val="0"/>
-      <w:sz w:val="22"/>
-      <w:szCs w:val="22"/>
-      <w:lang w:val="en"/>
-      <w14:ligatures w14:val="none"/>
-    </w:rPr>
   </w:style>
   <w:style w:type="paragraph" w:styleId="Heading1">
     <w:name w:val="heading 1"/>
@@ -8587,7 +8982,7 @@
     <w:link w:val="Heading1Char"/>
     <w:uiPriority w:val="9"/>
     <w:qFormat/>
-    <w:rsid w:val="006E4FC2"/>
+    <w:rsid w:val="00E163F6"/>
     <w:pPr>
       <w:keepNext/>
       <w:keepLines/>
@@ -8609,7 +9004,7 @@
     <w:uiPriority w:val="9"/>
     <w:unhideWhenUsed/>
     <w:qFormat/>
-    <w:rsid w:val="006E4FC2"/>
+    <w:rsid w:val="00E163F6"/>
     <w:pPr>
       <w:keepNext/>
       <w:keepLines/>
@@ -8631,7 +9026,7 @@
     <w:uiPriority w:val="9"/>
     <w:unhideWhenUsed/>
     <w:qFormat/>
-    <w:rsid w:val="006E4FC2"/>
+    <w:rsid w:val="00E163F6"/>
     <w:pPr>
       <w:keepNext/>
       <w:keepLines/>
@@ -8654,7 +9049,7 @@
     <w:semiHidden/>
     <w:unhideWhenUsed/>
     <w:qFormat/>
-    <w:rsid w:val="006E4FC2"/>
+    <w:rsid w:val="00E163F6"/>
     <w:pPr>
       <w:keepNext/>
       <w:keepLines/>
@@ -8677,7 +9072,7 @@
     <w:semiHidden/>
     <w:unhideWhenUsed/>
     <w:qFormat/>
-    <w:rsid w:val="006E4FC2"/>
+    <w:rsid w:val="00E163F6"/>
     <w:pPr>
       <w:keepNext/>
       <w:keepLines/>
@@ -8698,11 +9093,11 @@
     <w:semiHidden/>
     <w:unhideWhenUsed/>
     <w:qFormat/>
-    <w:rsid w:val="006E4FC2"/>
+    <w:rsid w:val="00E163F6"/>
     <w:pPr>
       <w:keepNext/>
       <w:keepLines/>
-      <w:spacing w:before="40"/>
+      <w:spacing w:before="40" w:after="0"/>
       <w:outlineLvl w:val="5"/>
     </w:pPr>
     <w:rPr>
@@ -8721,11 +9116,11 @@
     <w:semiHidden/>
     <w:unhideWhenUsed/>
     <w:qFormat/>
-    <w:rsid w:val="006E4FC2"/>
+    <w:rsid w:val="00E163F6"/>
     <w:pPr>
       <w:keepNext/>
       <w:keepLines/>
-      <w:spacing w:before="40"/>
+      <w:spacing w:before="40" w:after="0"/>
       <w:outlineLvl w:val="6"/>
     </w:pPr>
     <w:rPr>
@@ -8742,10 +9137,11 @@
     <w:semiHidden/>
     <w:unhideWhenUsed/>
     <w:qFormat/>
-    <w:rsid w:val="006E4FC2"/>
+    <w:rsid w:val="00E163F6"/>
     <w:pPr>
       <w:keepNext/>
       <w:keepLines/>
+      <w:spacing w:after="0"/>
       <w:outlineLvl w:val="7"/>
     </w:pPr>
     <w:rPr>
@@ -8764,10 +9160,11 @@
     <w:semiHidden/>
     <w:unhideWhenUsed/>
     <w:qFormat/>
-    <w:rsid w:val="006E4FC2"/>
+    <w:rsid w:val="00E163F6"/>
     <w:pPr>
       <w:keepNext/>
       <w:keepLines/>
+      <w:spacing w:after="0"/>
       <w:outlineLvl w:val="8"/>
     </w:pPr>
     <w:rPr>
@@ -8807,7 +9204,7 @@
     <w:basedOn w:val="DefaultParagraphFont"/>
     <w:link w:val="Heading1"/>
     <w:uiPriority w:val="9"/>
-    <w:rsid w:val="006E4FC2"/>
+    <w:rsid w:val="00E163F6"/>
     <w:rPr>
       <w:rFonts w:asciiTheme="majorHAnsi" w:eastAsiaTheme="majorEastAsia" w:hAnsiTheme="majorHAnsi" w:cstheme="majorBidi"/>
       <w:color w:val="2F5496" w:themeColor="accent1" w:themeShade="BF"/>
@@ -8820,7 +9217,7 @@
     <w:basedOn w:val="DefaultParagraphFont"/>
     <w:link w:val="Heading2"/>
     <w:uiPriority w:val="9"/>
-    <w:rsid w:val="006E4FC2"/>
+    <w:rsid w:val="00E163F6"/>
     <w:rPr>
       <w:rFonts w:asciiTheme="majorHAnsi" w:eastAsiaTheme="majorEastAsia" w:hAnsiTheme="majorHAnsi" w:cstheme="majorBidi"/>
       <w:color w:val="2F5496" w:themeColor="accent1" w:themeShade="BF"/>
@@ -8833,7 +9230,7 @@
     <w:basedOn w:val="DefaultParagraphFont"/>
     <w:link w:val="Heading3"/>
     <w:uiPriority w:val="9"/>
-    <w:rsid w:val="006E4FC2"/>
+    <w:rsid w:val="00E163F6"/>
     <w:rPr>
       <w:rFonts w:eastAsiaTheme="majorEastAsia" w:cstheme="majorBidi"/>
       <w:color w:val="2F5496" w:themeColor="accent1" w:themeShade="BF"/>
@@ -8847,7 +9244,7 @@
     <w:link w:val="Heading4"/>
     <w:uiPriority w:val="9"/>
     <w:semiHidden/>
-    <w:rsid w:val="006E4FC2"/>
+    <w:rsid w:val="00E163F6"/>
     <w:rPr>
       <w:rFonts w:eastAsiaTheme="majorEastAsia" w:cstheme="majorBidi"/>
       <w:i/>
@@ -8861,7 +9258,7 @@
     <w:link w:val="Heading5"/>
     <w:uiPriority w:val="9"/>
     <w:semiHidden/>
-    <w:rsid w:val="006E4FC2"/>
+    <w:rsid w:val="00E163F6"/>
     <w:rPr>
       <w:rFonts w:eastAsiaTheme="majorEastAsia" w:cstheme="majorBidi"/>
       <w:color w:val="2F5496" w:themeColor="accent1" w:themeShade="BF"/>
@@ -8873,7 +9270,7 @@
     <w:link w:val="Heading6"/>
     <w:uiPriority w:val="9"/>
     <w:semiHidden/>
-    <w:rsid w:val="006E4FC2"/>
+    <w:rsid w:val="00E163F6"/>
     <w:rPr>
       <w:rFonts w:eastAsiaTheme="majorEastAsia" w:cstheme="majorBidi"/>
       <w:i/>
@@ -8887,7 +9284,7 @@
     <w:link w:val="Heading7"/>
     <w:uiPriority w:val="9"/>
     <w:semiHidden/>
-    <w:rsid w:val="006E4FC2"/>
+    <w:rsid w:val="00E163F6"/>
     <w:rPr>
       <w:rFonts w:eastAsiaTheme="majorEastAsia" w:cstheme="majorBidi"/>
       <w:color w:val="595959" w:themeColor="text1" w:themeTint="A6"/>
@@ -8899,7 +9296,7 @@
     <w:link w:val="Heading8"/>
     <w:uiPriority w:val="9"/>
     <w:semiHidden/>
-    <w:rsid w:val="006E4FC2"/>
+    <w:rsid w:val="00E163F6"/>
     <w:rPr>
       <w:rFonts w:eastAsiaTheme="majorEastAsia" w:cstheme="majorBidi"/>
       <w:i/>
@@ -8913,7 +9310,7 @@
     <w:link w:val="Heading9"/>
     <w:uiPriority w:val="9"/>
     <w:semiHidden/>
-    <w:rsid w:val="006E4FC2"/>
+    <w:rsid w:val="00E163F6"/>
     <w:rPr>
       <w:rFonts w:eastAsiaTheme="majorEastAsia" w:cstheme="majorBidi"/>
       <w:color w:val="272727" w:themeColor="text1" w:themeTint="D8"/>
@@ -8926,7 +9323,7 @@
     <w:link w:val="TitleChar"/>
     <w:uiPriority w:val="10"/>
     <w:qFormat/>
-    <w:rsid w:val="006E4FC2"/>
+    <w:rsid w:val="00E163F6"/>
     <w:pPr>
       <w:spacing w:after="80" w:line="240" w:lineRule="auto"/>
       <w:contextualSpacing/>
@@ -8944,7 +9341,7 @@
     <w:basedOn w:val="DefaultParagraphFont"/>
     <w:link w:val="Title"/>
     <w:uiPriority w:val="10"/>
-    <w:rsid w:val="006E4FC2"/>
+    <w:rsid w:val="00E163F6"/>
     <w:rPr>
       <w:rFonts w:asciiTheme="majorHAnsi" w:eastAsiaTheme="majorEastAsia" w:hAnsiTheme="majorHAnsi" w:cstheme="majorBidi"/>
       <w:spacing w:val="-10"/>
@@ -8960,7 +9357,7 @@
     <w:link w:val="SubtitleChar"/>
     <w:uiPriority w:val="11"/>
     <w:qFormat/>
-    <w:rsid w:val="006E4FC2"/>
+    <w:rsid w:val="00E163F6"/>
     <w:pPr>
       <w:numPr>
         <w:ilvl w:val="1"/>
@@ -8979,7 +9376,7 @@
     <w:basedOn w:val="DefaultParagraphFont"/>
     <w:link w:val="Subtitle"/>
     <w:uiPriority w:val="11"/>
-    <w:rsid w:val="006E4FC2"/>
+    <w:rsid w:val="00E163F6"/>
     <w:rPr>
       <w:rFonts w:eastAsiaTheme="majorEastAsia" w:cstheme="majorBidi"/>
       <w:color w:val="595959" w:themeColor="text1" w:themeTint="A6"/>
@@ -8995,7 +9392,7 @@
     <w:link w:val="QuoteChar"/>
     <w:uiPriority w:val="29"/>
     <w:qFormat/>
-    <w:rsid w:val="006E4FC2"/>
+    <w:rsid w:val="00E163F6"/>
     <w:pPr>
       <w:spacing w:before="160"/>
       <w:jc w:val="center"/>
@@ -9011,7 +9408,7 @@
     <w:basedOn w:val="DefaultParagraphFont"/>
     <w:link w:val="Quote"/>
     <w:uiPriority w:val="29"/>
-    <w:rsid w:val="006E4FC2"/>
+    <w:rsid w:val="00E163F6"/>
     <w:rPr>
       <w:i/>
       <w:iCs/>
@@ -9023,7 +9420,7 @@
     <w:basedOn w:val="Normal"/>
     <w:uiPriority w:val="34"/>
     <w:qFormat/>
-    <w:rsid w:val="006E4FC2"/>
+    <w:rsid w:val="00E163F6"/>
     <w:pPr>
       <w:ind w:left="720"/>
       <w:contextualSpacing/>
@@ -9034,7 +9431,7 @@
     <w:basedOn w:val="DefaultParagraphFont"/>
     <w:uiPriority w:val="21"/>
     <w:qFormat/>
-    <w:rsid w:val="006E4FC2"/>
+    <w:rsid w:val="00E163F6"/>
     <w:rPr>
       <w:i/>
       <w:iCs/>
@@ -9048,7 +9445,7 @@
     <w:link w:val="IntenseQuoteChar"/>
     <w:uiPriority w:val="30"/>
     <w:qFormat/>
-    <w:rsid w:val="006E4FC2"/>
+    <w:rsid w:val="00E163F6"/>
     <w:pPr>
       <w:pBdr>
         <w:top w:val="single" w:sz="4" w:space="10" w:color="2F5496" w:themeColor="accent1" w:themeShade="BF"/>
@@ -9069,7 +9466,7 @@
     <w:basedOn w:val="DefaultParagraphFont"/>
     <w:link w:val="IntenseQuote"/>
     <w:uiPriority w:val="30"/>
-    <w:rsid w:val="006E4FC2"/>
+    <w:rsid w:val="00E163F6"/>
     <w:rPr>
       <w:i/>
       <w:iCs/>
@@ -9081,7 +9478,7 @@
     <w:basedOn w:val="DefaultParagraphFont"/>
     <w:uiPriority w:val="32"/>
     <w:qFormat/>
-    <w:rsid w:val="006E4FC2"/>
+    <w:rsid w:val="00E163F6"/>
     <w:rPr>
       <w:b/>
       <w:bCs/>
